--- a/Ref_Storymaps/StoryMap_Comparison_Analysis.docx
+++ b/Ref_Storymaps/StoryMap_Comparison_Analysis.docx
@@ -1,29 +1,62 @@
 
 <file path=word/document.xml><?xml version="1.0" encoding="utf-8"?>
-<w:document xmlns:wpc="http://schemas.microsoft.com/office/word/2010/wordprocessingCanvas" xmlns:cx="http://schemas.microsoft.com/office/drawing/2014/chartex" xmlns:cx1="http://schemas.microsoft.com/office/drawing/2015/9/8/chartex" xmlns:cx2="http://schemas.microsoft.com/office/drawing/2015/10/21/chartex" xmlns:cx3="http://schemas.microsoft.com/office/drawing/2016/5/9/chartex" xmlns:cx4="http://schemas.microsoft.com/office/drawing/2016/5/10/chartex" xmlns:cx5="http://schemas.microsoft.com/office/drawing/2016/5/11/chartex" xmlns:cx6="http://schemas.microsoft.com/office/drawing/2016/5/12/chartex" xmlns:cx7="http://schemas.microsoft.com/office/drawing/2016/5/13/chartex" xmlns:cx8="http://schemas.microsoft.com/office/drawing/2016/5/14/chartex" xmlns:mc="http://schemas.openxmlformats.org/markup-compatibility/2006" xmlns:aink="http://schemas.microsoft.com/office/drawing/2016/ink" xmlns:am3d="http://schemas.microsoft.com/office/drawing/2017/model3d" xmlns:o="urn:schemas-microsoft-com:office:office" xmlns:oel="http://schemas.microsoft.com/office/2019/extlst" xmlns:r="http://schemas.openxmlformats.org/officeDocument/2006/relationships" xmlns:m="http://schemas.openxmlformats.org/officeDocument/2006/math" xmlns:v="urn:schemas-microsoft-com:vml" xmlns:wp14="http://schemas.microsoft.com/office/word/2010/wordprocessingDrawing" xmlns:wp="http://schemas.openxmlformats.org/drawingml/2006/wordprocessingDrawing" xmlns:w10="urn:schemas-microsoft-com:office:word" xmlns:w="http://schemas.openxmlformats.org/wordprocessingml/2006/main" xmlns:w14="http://schemas.microsoft.com/office/word/2010/wordml" xmlns:w15="http://schemas.microsoft.com/office/word/2012/wordml" xmlns:w16cex="http://schemas.microsoft.com/office/word/2018/wordml/cex" xmlns:w16cid="http://schemas.microsoft.com/office/word/2016/wordml/cid" xmlns:w16="http://schemas.microsoft.com/office/word/2018/wordml" xmlns:w16du="http://schemas.microsoft.com/office/word/2023/wordml/word16du" xmlns:w16sdtdh="http://schemas.microsoft.com/office/word/2020/wordml/sdtdatahash" xmlns:w16sdtfl="http://schemas.microsoft.com/office/word/2024/wordml/sdtformatlock" xmlns:w16se="http://schemas.microsoft.com/office/word/2015/wordml/symex" xmlns:wpg="http://schemas.microsoft.com/office/word/2010/wordprocessingGroup" xmlns:wpi="http://schemas.microsoft.com/office/word/2010/wordprocessingInk" xmlns:wne="http://schemas.microsoft.com/office/word/2006/wordml" xmlns:wps="http://schemas.microsoft.com/office/word/2010/wordprocessingShape" mc:Ignorable="w14 w15 w16se w16cid w16 w16cex w16sdtdh w16sdtfl w16du wp14">
+<w:document xmlns:wpc="http://schemas.microsoft.com/office/word/2010/wordprocessingCanvas" xmlns:cx="http://schemas.microsoft.com/office/drawing/2014/chartex" xmlns:cx1="http://schemas.microsoft.com/office/drawing/2015/9/8/chartex" xmlns:cx2="http://schemas.microsoft.com/office/drawing/2015/10/21/chartex" xmlns:cx3="http://schemas.microsoft.com/office/drawing/2016/5/9/chartex" xmlns:cx4="http://schemas.microsoft.com/office/drawing/2016/5/10/chartex" xmlns:cx5="http://schemas.microsoft.com/office/drawing/2016/5/11/chartex" xmlns:cx6="http://schemas.microsoft.com/office/drawing/2016/5/12/chartex" xmlns:cx7="http://schemas.microsoft.com/office/drawing/2016/5/13/chartex" xmlns:cx8="http://schemas.microsoft.com/office/drawing/2016/5/14/chartex" xmlns:mc="http://schemas.openxmlformats.org/markup-compatibility/2006" xmlns:aink="http://schemas.microsoft.com/office/drawing/2016/ink" xmlns:am3d="http://schemas.microsoft.com/office/drawing/2017/model3d" xmlns:o="urn:schemas-microsoft-com:office:office" xmlns:r="http://schemas.openxmlformats.org/officeDocument/2006/relationships" xmlns:m="http://schemas.openxmlformats.org/officeDocument/2006/math" xmlns:v="urn:schemas-microsoft-com:vml" xmlns:wp14="http://schemas.microsoft.com/office/word/2010/wordprocessingDrawing" xmlns:wp="http://schemas.openxmlformats.org/drawingml/2006/wordprocessingDrawing" xmlns:w10="urn:schemas-microsoft-com:office:word" xmlns:w="http://schemas.openxmlformats.org/wordprocessingml/2006/main" xmlns:w14="http://schemas.microsoft.com/office/word/2010/wordml" xmlns:w15="http://schemas.microsoft.com/office/word/2012/wordml" xmlns:w16cex="http://schemas.microsoft.com/office/word/2018/wordml/cex" xmlns:w16cid="http://schemas.microsoft.com/office/word/2016/wordml/cid" xmlns:w16="http://schemas.microsoft.com/office/word/2018/wordml" xmlns:w16sdtdh="http://schemas.microsoft.com/office/word/2020/wordml/sdtdatahash" xmlns:w16se="http://schemas.microsoft.com/office/word/2015/wordml/symex" xmlns:wpg="http://schemas.microsoft.com/office/word/2010/wordprocessingGroup" xmlns:wpi="http://schemas.microsoft.com/office/word/2010/wordprocessingInk" xmlns:wne="http://schemas.microsoft.com/office/word/2006/wordml" xmlns:wps="http://schemas.microsoft.com/office/word/2010/wordprocessingShape" mc:Ignorable="w14 w15 w16se w16cid w16 w16cex w16sdtdh wp14">
   <w:body>
     <w:p>
       <w:pPr>
         <w:jc w:val="center"/>
+        <w:rPr>
+          <w:rFonts w:ascii="Verdana" w:hAnsi="Verdana"/>
+          <w:sz w:val="36"/>
+          <w:szCs w:val="36"/>
+        </w:rPr>
       </w:pPr>
       <w:r>
         <w:rPr>
+          <w:rFonts w:ascii="Verdana" w:hAnsi="Verdana"/>
           <w:b/>
-          <w:sz w:val="40"/>
+          <w:sz w:val="36"/>
+          <w:szCs w:val="36"/>
         </w:rPr>
         <w:t xml:space="preserve">Comparison of </w:t>
       </w:r>
       <w:r>
         <w:rPr>
+          <w:rFonts w:ascii="Verdana" w:hAnsi="Verdana"/>
           <w:b/>
-          <w:sz w:val="40"/>
+          <w:sz w:val="36"/>
+          <w:szCs w:val="36"/>
         </w:rPr>
-        <w:t>Texas–Mexico Border Story Maps</w:t>
+        <w:t xml:space="preserve">Texas–Mexico </w:t>
+      </w:r>
+      <w:r>
+        <w:rPr>
+          <w:rFonts w:ascii="Verdana" w:hAnsi="Verdana"/>
+          <w:b/>
+          <w:sz w:val="36"/>
+          <w:szCs w:val="36"/>
+        </w:rPr>
+        <w:br/>
+      </w:r>
+      <w:r>
+        <w:rPr>
+          <w:rFonts w:ascii="Verdana" w:hAnsi="Verdana"/>
+          <w:b/>
+          <w:sz w:val="36"/>
+          <w:szCs w:val="36"/>
+        </w:rPr>
+        <w:t>Border Story Maps</w:t>
       </w:r>
     </w:p>
     <w:p>
+      <w:pPr>
+        <w:rPr>
+          <w:rFonts w:ascii="Verdana" w:hAnsi="Verdana"/>
+        </w:rPr>
+      </w:pPr>
       <w:r>
         <w:rPr>
+          <w:rFonts w:ascii="Verdana" w:hAnsi="Verdana"/>
           <w:b/>
           <w:sz w:val="32"/>
         </w:rPr>
@@ -33,38 +66,70 @@
     <w:p>
       <w:pPr>
         <w:pStyle w:val="ListNumber"/>
+        <w:rPr>
+          <w:rFonts w:ascii="Verdana" w:hAnsi="Verdana"/>
+        </w:rPr>
       </w:pPr>
       <w:r>
-        <w:t xml:space="preserve">Connectivity Plan Story Map: Texas–Mexico Border Region Connectivity Plan (ArcGIS </w:t>
+        <w:rPr>
+          <w:rFonts w:ascii="Verdana" w:hAnsi="Verdana"/>
+        </w:rPr>
+        <w:t>Connectivity Plan Story Map: Texas–Mexico Border Region Connectivity Plan (</w:t>
       </w:r>
-      <w:proofErr w:type="spellStart"/>
+      <w:hyperlink r:id="rId9" w:history="1">
+        <w:r>
+          <w:rPr>
+            <w:rStyle w:val="Hyperlink"/>
+            <w:rFonts w:ascii="Verdana" w:hAnsi="Verdana"/>
+          </w:rPr>
+          <w:t>The Dynamic Texas-Mexico Border Trade Network</w:t>
+        </w:r>
+      </w:hyperlink>
       <w:r>
-        <w:t>StoryMaps</w:t>
-      </w:r>
-      <w:proofErr w:type="spellEnd"/>
-      <w:r>
+        <w:rPr>
+          <w:rFonts w:ascii="Verdana" w:hAnsi="Verdana"/>
+        </w:rPr>
         <w:t>)</w:t>
       </w:r>
     </w:p>
     <w:p>
       <w:pPr>
         <w:pStyle w:val="ListNumber"/>
+        <w:rPr>
+          <w:rFonts w:ascii="Verdana" w:hAnsi="Verdana"/>
+        </w:rPr>
       </w:pPr>
       <w:r>
-        <w:t xml:space="preserve">Border Crossings Guide Story Map: Texas–Mexico International Border Crossings (ArcGIS </w:t>
+        <w:rPr>
+          <w:rFonts w:ascii="Verdana" w:hAnsi="Verdana"/>
+        </w:rPr>
+        <w:t>Border Crossings Guide Story Map: Texas–Mexico International Border Crossings (</w:t>
       </w:r>
-      <w:proofErr w:type="spellStart"/>
+      <w:hyperlink r:id="rId10" w:history="1">
+        <w:r>
+          <w:rPr>
+            <w:rStyle w:val="Hyperlink"/>
+            <w:rFonts w:ascii="Verdana" w:hAnsi="Verdana"/>
+          </w:rPr>
+          <w:t>Texas-Mexico International Border Crossings</w:t>
+        </w:r>
+      </w:hyperlink>
       <w:r>
-        <w:t>StoryMaps</w:t>
-      </w:r>
-      <w:proofErr w:type="spellEnd"/>
-      <w:r>
+        <w:rPr>
+          <w:rFonts w:ascii="Verdana" w:hAnsi="Verdana"/>
+        </w:rPr>
         <w:t>)</w:t>
       </w:r>
     </w:p>
     <w:p>
+      <w:pPr>
+        <w:rPr>
+          <w:rFonts w:ascii="Verdana" w:hAnsi="Verdana"/>
+        </w:rPr>
+      </w:pPr>
       <w:r>
         <w:rPr>
+          <w:rFonts w:ascii="Verdana" w:hAnsi="Verdana"/>
           <w:b/>
           <w:sz w:val="32"/>
         </w:rPr>
@@ -72,9 +137,19 @@
       </w:r>
     </w:p>
     <w:p>
+      <w:pPr>
+        <w:rPr>
+          <w:rFonts w:ascii="Verdana" w:hAnsi="Verdana"/>
+          <w:sz w:val="28"/>
+          <w:szCs w:val="28"/>
+        </w:rPr>
+      </w:pPr>
       <w:r>
         <w:rPr>
+          <w:rFonts w:ascii="Verdana" w:hAnsi="Verdana"/>
           <w:b/>
+          <w:sz w:val="28"/>
+          <w:szCs w:val="28"/>
         </w:rPr>
         <w:t>Primary Difference: Regional vs. Individual Crossing/Bridge Focus</w:t>
       </w:r>
@@ -82,100 +157,68 @@
     <w:p>
       <w:pPr>
         <w:pStyle w:val="ListBullet"/>
+        <w:rPr>
+          <w:rFonts w:ascii="Verdana" w:hAnsi="Verdana"/>
+        </w:rPr>
       </w:pPr>
       <w:r>
+        <w:rPr>
+          <w:rFonts w:ascii="Verdana" w:hAnsi="Verdana"/>
+        </w:rPr>
         <w:t xml:space="preserve">Connectivity Plan: Defines binational economic regions (West, Central, South) spanning 100 miles </w:t>
       </w:r>
       <w:r>
+        <w:rPr>
+          <w:rFonts w:ascii="Verdana" w:hAnsi="Verdana"/>
+        </w:rPr>
         <w:t>north and south</w:t>
       </w:r>
       <w:r>
+        <w:rPr>
+          <w:rFonts w:ascii="Verdana" w:hAnsi="Verdana"/>
+        </w:rPr>
         <w:t xml:space="preserve"> of the border.</w:t>
       </w:r>
     </w:p>
     <w:p>
       <w:pPr>
         <w:pStyle w:val="ListBullet"/>
+        <w:rPr>
+          <w:rFonts w:ascii="Verdana" w:hAnsi="Verdana"/>
+        </w:rPr>
       </w:pPr>
       <w:r>
+        <w:rPr>
+          <w:rFonts w:ascii="Verdana" w:hAnsi="Verdana"/>
+        </w:rPr>
         <w:t>Border Crossings Guide: Summarizes detailed port of entry (trade) and crossing/bridge information by TxDOT district: El Paso, Laredo, Rio Grande Valley.</w:t>
-      </w:r>
-    </w:p>
-    <w:p>
-      <w:r>
-        <w:rPr>
-          <w:b/>
-        </w:rPr>
-        <w:t>Data Consistency</w:t>
-      </w:r>
-    </w:p>
-    <w:p>
-      <w:pPr>
-        <w:pStyle w:val="ListBullet"/>
-      </w:pPr>
-      <w:r>
-        <w:t>Both Story</w:t>
-      </w:r>
-      <w:r>
-        <w:t xml:space="preserve"> </w:t>
-      </w:r>
-      <w:r>
-        <w:t>Maps use Bureau of Transportation Statistics (BTS)</w:t>
-      </w:r>
-      <w:r>
-        <w:t xml:space="preserve"> data</w:t>
-      </w:r>
-      <w:r>
-        <w:t>.</w:t>
-      </w:r>
-    </w:p>
-    <w:p>
-      <w:pPr>
-        <w:pStyle w:val="ListBullet2"/>
-      </w:pPr>
-      <w:r>
-        <w:t>Top commodities: machinery/electrical equipment, transportation equipment, metals, plastics/rubbers.</w:t>
-      </w:r>
-    </w:p>
-    <w:p>
-      <w:pPr>
-        <w:pStyle w:val="ListBullet2"/>
-      </w:pPr>
-      <w:r>
-        <w:t>Truck dominance (≈80% of trade value).</w:t>
-      </w:r>
-    </w:p>
-    <w:p>
-      <w:pPr>
-        <w:pStyle w:val="ListBullet2"/>
-      </w:pPr>
-      <w:r>
-        <w:t>Similar pandemic recovery patterns (2020–2021 disruptions, subsequent recovery).</w:t>
       </w:r>
     </w:p>
     <w:p>
       <w:pPr>
         <w:rPr>
-          <w:b/>
-          <w:sz w:val="32"/>
+          <w:rFonts w:ascii="Verdana" w:hAnsi="Verdana"/>
+          <w:sz w:val="28"/>
+          <w:szCs w:val="28"/>
         </w:rPr>
       </w:pPr>
       <w:r>
         <w:rPr>
+          <w:rFonts w:ascii="Verdana" w:hAnsi="Verdana"/>
           <w:b/>
-          <w:sz w:val="32"/>
+          <w:sz w:val="28"/>
+          <w:szCs w:val="28"/>
         </w:rPr>
-        <w:br w:type="page"/>
+        <w:t>1. Regional Definition</w:t>
       </w:r>
-    </w:p>
-    <w:p>
       <w:r>
         <w:rPr>
+          <w:rFonts w:ascii="Verdana" w:hAnsi="Verdana"/>
           <w:b/>
-          <w:sz w:val="32"/>
+          <w:sz w:val="28"/>
+          <w:szCs w:val="28"/>
         </w:rPr>
-        <w:lastRenderedPageBreak/>
-        <w:t>1. Regional Definition Comparison</w:t>
+        <w:t>s</w:t>
       </w:r>
     </w:p>
     <w:tbl>
@@ -199,7 +242,19 @@
             <w:tcW w:w="2880" w:type="dxa"/>
           </w:tcPr>
           <w:p>
-            <w:r>
+            <w:pPr>
+              <w:rPr>
+                <w:rFonts w:ascii="Verdana" w:hAnsi="Verdana"/>
+                <w:sz w:val="20"/>
+                <w:szCs w:val="20"/>
+              </w:rPr>
+            </w:pPr>
+            <w:r>
+              <w:rPr>
+                <w:rFonts w:ascii="Verdana" w:hAnsi="Verdana"/>
+                <w:sz w:val="20"/>
+                <w:szCs w:val="20"/>
+              </w:rPr>
               <w:t>Aspect</w:t>
             </w:r>
           </w:p>
@@ -211,8 +266,18 @@
           <w:p>
             <w:pPr>
               <w:cnfStyle w:val="100000000000" w:firstRow="1" w:lastRow="0" w:firstColumn="0" w:lastColumn="0" w:oddVBand="0" w:evenVBand="0" w:oddHBand="0" w:evenHBand="0" w:firstRowFirstColumn="0" w:firstRowLastColumn="0" w:lastRowFirstColumn="0" w:lastRowLastColumn="0"/>
-            </w:pPr>
-            <w:r>
+              <w:rPr>
+                <w:rFonts w:ascii="Verdana" w:hAnsi="Verdana"/>
+                <w:sz w:val="20"/>
+                <w:szCs w:val="20"/>
+              </w:rPr>
+            </w:pPr>
+            <w:r>
+              <w:rPr>
+                <w:rFonts w:ascii="Verdana" w:hAnsi="Verdana"/>
+                <w:sz w:val="20"/>
+                <w:szCs w:val="20"/>
+              </w:rPr>
               <w:t>Connectivity Plan</w:t>
             </w:r>
           </w:p>
@@ -224,8 +289,18 @@
           <w:p>
             <w:pPr>
               <w:cnfStyle w:val="100000000000" w:firstRow="1" w:lastRow="0" w:firstColumn="0" w:lastColumn="0" w:oddVBand="0" w:evenVBand="0" w:oddHBand="0" w:evenHBand="0" w:firstRowFirstColumn="0" w:firstRowLastColumn="0" w:lastRowFirstColumn="0" w:lastRowLastColumn="0"/>
-            </w:pPr>
-            <w:r>
+              <w:rPr>
+                <w:rFonts w:ascii="Verdana" w:hAnsi="Verdana"/>
+                <w:sz w:val="20"/>
+                <w:szCs w:val="20"/>
+              </w:rPr>
+            </w:pPr>
+            <w:r>
+              <w:rPr>
+                <w:rFonts w:ascii="Verdana" w:hAnsi="Verdana"/>
+                <w:sz w:val="20"/>
+                <w:szCs w:val="20"/>
+              </w:rPr>
               <w:t>Border Crossings Guide</w:t>
             </w:r>
           </w:p>
@@ -241,7 +316,19 @@
             <w:tcW w:w="2880" w:type="dxa"/>
           </w:tcPr>
           <w:p>
-            <w:r>
+            <w:pPr>
+              <w:rPr>
+                <w:rFonts w:ascii="Verdana" w:hAnsi="Verdana"/>
+                <w:sz w:val="20"/>
+                <w:szCs w:val="20"/>
+              </w:rPr>
+            </w:pPr>
+            <w:r>
+              <w:rPr>
+                <w:rFonts w:ascii="Verdana" w:hAnsi="Verdana"/>
+                <w:sz w:val="20"/>
+                <w:szCs w:val="20"/>
+              </w:rPr>
               <w:t>Geographic Scope</w:t>
             </w:r>
           </w:p>
@@ -253,9 +340,51 @@
           <w:p>
             <w:pPr>
               <w:cnfStyle w:val="000000100000" w:firstRow="0" w:lastRow="0" w:firstColumn="0" w:lastColumn="0" w:oddVBand="0" w:evenVBand="0" w:oddHBand="1" w:evenHBand="0" w:firstRowFirstColumn="0" w:firstRowLastColumn="0" w:lastRowFirstColumn="0" w:lastRowLastColumn="0"/>
-            </w:pPr>
-            <w:r>
-              <w:t>Binational (100-mile buffer both sides of Texas–Mexico border)</w:t>
+              <w:rPr>
+                <w:rFonts w:ascii="Verdana" w:hAnsi="Verdana"/>
+                <w:sz w:val="20"/>
+                <w:szCs w:val="20"/>
+              </w:rPr>
+            </w:pPr>
+            <w:r>
+              <w:rPr>
+                <w:rFonts w:ascii="Verdana" w:hAnsi="Verdana"/>
+                <w:sz w:val="20"/>
+                <w:szCs w:val="20"/>
+              </w:rPr>
+              <w:t>Binational (100-mile</w:t>
+            </w:r>
+            <w:r>
+              <w:rPr>
+                <w:rFonts w:ascii="Verdana" w:hAnsi="Verdana"/>
+                <w:sz w:val="20"/>
+                <w:szCs w:val="20"/>
+              </w:rPr>
+              <w:t>s</w:t>
+            </w:r>
+            <w:r>
+              <w:rPr>
+                <w:rFonts w:ascii="Verdana" w:hAnsi="Verdana"/>
+                <w:sz w:val="20"/>
+                <w:szCs w:val="20"/>
+              </w:rPr>
+              <w:t xml:space="preserve"> </w:t>
+            </w:r>
+            <w:r>
+              <w:rPr>
+                <w:rFonts w:ascii="Verdana" w:hAnsi="Verdana"/>
+                <w:sz w:val="20"/>
+                <w:szCs w:val="20"/>
+              </w:rPr>
+              <w:t>north and south</w:t>
+            </w:r>
+            <w:r>
+              <w:rPr>
+                <w:rFonts w:ascii="Verdana" w:hAnsi="Verdana"/>
+                <w:sz w:val="20"/>
+                <w:szCs w:val="20"/>
+              </w:rPr>
+              <w:t xml:space="preserve"> of Texas–Mexico border)</w:t>
             </w:r>
           </w:p>
         </w:tc>
@@ -266,9 +395,51 @@
           <w:p>
             <w:pPr>
               <w:cnfStyle w:val="000000100000" w:firstRow="0" w:lastRow="0" w:firstColumn="0" w:lastColumn="0" w:oddVBand="0" w:evenVBand="0" w:oddHBand="1" w:evenHBand="0" w:firstRowFirstColumn="0" w:firstRowLastColumn="0" w:lastRowFirstColumn="0" w:lastRowLastColumn="0"/>
-            </w:pPr>
-            <w:r>
-              <w:t>Texas–Mexico bridge crossing locations and POEs by TxDOT District</w:t>
+              <w:rPr>
+                <w:rFonts w:ascii="Verdana" w:hAnsi="Verdana"/>
+                <w:sz w:val="20"/>
+                <w:szCs w:val="20"/>
+              </w:rPr>
+            </w:pPr>
+            <w:r>
+              <w:rPr>
+                <w:rFonts w:ascii="Verdana" w:hAnsi="Verdana"/>
+                <w:sz w:val="20"/>
+                <w:szCs w:val="20"/>
+              </w:rPr>
+              <w:t xml:space="preserve">Texas–Mexico </w:t>
+            </w:r>
+            <w:r>
+              <w:rPr>
+                <w:rFonts w:ascii="Verdana" w:hAnsi="Verdana"/>
+                <w:sz w:val="20"/>
+                <w:szCs w:val="20"/>
+              </w:rPr>
+              <w:t xml:space="preserve">POEs and </w:t>
+            </w:r>
+            <w:r>
+              <w:rPr>
+                <w:rFonts w:ascii="Verdana" w:hAnsi="Verdana"/>
+                <w:sz w:val="20"/>
+                <w:szCs w:val="20"/>
+              </w:rPr>
+              <w:t>bridge</w:t>
+            </w:r>
+            <w:r>
+              <w:rPr>
+                <w:rFonts w:ascii="Verdana" w:hAnsi="Verdana"/>
+                <w:sz w:val="20"/>
+                <w:szCs w:val="20"/>
+              </w:rPr>
+              <w:t>/</w:t>
+            </w:r>
+            <w:r>
+              <w:rPr>
+                <w:rFonts w:ascii="Verdana" w:hAnsi="Verdana"/>
+                <w:sz w:val="20"/>
+                <w:szCs w:val="20"/>
+              </w:rPr>
+              <w:t>crossing locations by TxDOT District</w:t>
             </w:r>
           </w:p>
         </w:tc>
@@ -280,7 +451,19 @@
             <w:tcW w:w="2880" w:type="dxa"/>
           </w:tcPr>
           <w:p>
-            <w:r>
+            <w:pPr>
+              <w:rPr>
+                <w:rFonts w:ascii="Verdana" w:hAnsi="Verdana"/>
+                <w:sz w:val="20"/>
+                <w:szCs w:val="20"/>
+              </w:rPr>
+            </w:pPr>
+            <w:r>
+              <w:rPr>
+                <w:rFonts w:ascii="Verdana" w:hAnsi="Verdana"/>
+                <w:sz w:val="20"/>
+                <w:szCs w:val="20"/>
+              </w:rPr>
               <w:t>Population</w:t>
             </w:r>
           </w:p>
@@ -292,8 +475,18 @@
           <w:p>
             <w:pPr>
               <w:cnfStyle w:val="000000000000" w:firstRow="0" w:lastRow="0" w:firstColumn="0" w:lastColumn="0" w:oddVBand="0" w:evenVBand="0" w:oddHBand="0" w:evenHBand="0" w:firstRowFirstColumn="0" w:firstRowLastColumn="0" w:lastRowFirstColumn="0" w:lastRowLastColumn="0"/>
-            </w:pPr>
-            <w:r>
+              <w:rPr>
+                <w:rFonts w:ascii="Verdana" w:hAnsi="Verdana"/>
+                <w:sz w:val="20"/>
+                <w:szCs w:val="20"/>
+              </w:rPr>
+            </w:pPr>
+            <w:r>
+              <w:rPr>
+                <w:rFonts w:ascii="Verdana" w:hAnsi="Verdana"/>
+                <w:sz w:val="20"/>
+                <w:szCs w:val="20"/>
+              </w:rPr>
               <w:t>13.6 million (both countries)</w:t>
             </w:r>
           </w:p>
@@ -305,8 +498,18 @@
           <w:p>
             <w:pPr>
               <w:cnfStyle w:val="000000000000" w:firstRow="0" w:lastRow="0" w:firstColumn="0" w:lastColumn="0" w:oddVBand="0" w:evenVBand="0" w:oddHBand="0" w:evenHBand="0" w:firstRowFirstColumn="0" w:firstRowLastColumn="0" w:lastRowFirstColumn="0" w:lastRowLastColumn="0"/>
-            </w:pPr>
-            <w:r>
+              <w:rPr>
+                <w:rFonts w:ascii="Verdana" w:hAnsi="Verdana"/>
+                <w:sz w:val="20"/>
+                <w:szCs w:val="20"/>
+              </w:rPr>
+            </w:pPr>
+            <w:r>
+              <w:rPr>
+                <w:rFonts w:ascii="Verdana" w:hAnsi="Verdana"/>
+                <w:sz w:val="20"/>
+                <w:szCs w:val="20"/>
+              </w:rPr>
               <w:t>Not included</w:t>
             </w:r>
           </w:p>
@@ -322,7 +525,19 @@
             <w:tcW w:w="2880" w:type="dxa"/>
           </w:tcPr>
           <w:p>
-            <w:r>
+            <w:pPr>
+              <w:rPr>
+                <w:rFonts w:ascii="Verdana" w:hAnsi="Verdana"/>
+                <w:sz w:val="20"/>
+                <w:szCs w:val="20"/>
+              </w:rPr>
+            </w:pPr>
+            <w:r>
+              <w:rPr>
+                <w:rFonts w:ascii="Verdana" w:hAnsi="Verdana"/>
+                <w:sz w:val="20"/>
+                <w:szCs w:val="20"/>
+              </w:rPr>
               <w:t>Boundary Type</w:t>
             </w:r>
           </w:p>
@@ -334,8 +549,18 @@
           <w:p>
             <w:pPr>
               <w:cnfStyle w:val="000000100000" w:firstRow="0" w:lastRow="0" w:firstColumn="0" w:lastColumn="0" w:oddVBand="0" w:evenVBand="0" w:oddHBand="1" w:evenHBand="0" w:firstRowFirstColumn="0" w:firstRowLastColumn="0" w:lastRowFirstColumn="0" w:lastRowLastColumn="0"/>
-            </w:pPr>
-            <w:r>
+              <w:rPr>
+                <w:rFonts w:ascii="Verdana" w:hAnsi="Verdana"/>
+                <w:sz w:val="20"/>
+                <w:szCs w:val="20"/>
+              </w:rPr>
+            </w:pPr>
+            <w:r>
+              <w:rPr>
+                <w:rFonts w:ascii="Verdana" w:hAnsi="Verdana"/>
+                <w:sz w:val="20"/>
+                <w:szCs w:val="20"/>
+              </w:rPr>
               <w:t>Economic/functional regions</w:t>
             </w:r>
           </w:p>
@@ -347,9 +572,27 @@
           <w:p>
             <w:pPr>
               <w:cnfStyle w:val="000000100000" w:firstRow="0" w:lastRow="0" w:firstColumn="0" w:lastColumn="0" w:oddVBand="0" w:evenVBand="0" w:oddHBand="1" w:evenHBand="0" w:firstRowFirstColumn="0" w:firstRowLastColumn="0" w:lastRowFirstColumn="0" w:lastRowLastColumn="0"/>
-            </w:pPr>
-            <w:r>
+              <w:rPr>
+                <w:rFonts w:ascii="Verdana" w:hAnsi="Verdana"/>
+                <w:sz w:val="20"/>
+                <w:szCs w:val="20"/>
+              </w:rPr>
+            </w:pPr>
+            <w:r>
+              <w:rPr>
+                <w:rFonts w:ascii="Verdana" w:hAnsi="Verdana"/>
+                <w:sz w:val="20"/>
+                <w:szCs w:val="20"/>
+              </w:rPr>
               <w:t>TxDOT border district</w:t>
+            </w:r>
+            <w:r>
+              <w:rPr>
+                <w:rFonts w:ascii="Verdana" w:hAnsi="Verdana"/>
+                <w:sz w:val="20"/>
+                <w:szCs w:val="20"/>
+              </w:rPr>
+              <w:t>s</w:t>
             </w:r>
           </w:p>
         </w:tc>
@@ -361,7 +604,19 @@
             <w:tcW w:w="2880" w:type="dxa"/>
           </w:tcPr>
           <w:p>
-            <w:r>
+            <w:pPr>
+              <w:rPr>
+                <w:rFonts w:ascii="Verdana" w:hAnsi="Verdana"/>
+                <w:sz w:val="20"/>
+                <w:szCs w:val="20"/>
+              </w:rPr>
+            </w:pPr>
+            <w:r>
+              <w:rPr>
+                <w:rFonts w:ascii="Verdana" w:hAnsi="Verdana"/>
+                <w:sz w:val="20"/>
+                <w:szCs w:val="20"/>
+              </w:rPr>
               <w:t>Mexican Information</w:t>
             </w:r>
           </w:p>
@@ -373,8 +628,18 @@
           <w:p>
             <w:pPr>
               <w:cnfStyle w:val="000000000000" w:firstRow="0" w:lastRow="0" w:firstColumn="0" w:lastColumn="0" w:oddVBand="0" w:evenVBand="0" w:oddHBand="0" w:evenHBand="0" w:firstRowFirstColumn="0" w:firstRowLastColumn="0" w:lastRowFirstColumn="0" w:lastRowLastColumn="0"/>
-            </w:pPr>
-            <w:r>
+              <w:rPr>
+                <w:rFonts w:ascii="Verdana" w:hAnsi="Verdana"/>
+                <w:sz w:val="20"/>
+                <w:szCs w:val="20"/>
+              </w:rPr>
+            </w:pPr>
+            <w:r>
+              <w:rPr>
+                <w:rFonts w:ascii="Verdana" w:hAnsi="Verdana"/>
+                <w:sz w:val="20"/>
+                <w:szCs w:val="20"/>
+              </w:rPr>
               <w:t>Socio-economic data for Mexican states and binational economics</w:t>
             </w:r>
           </w:p>
@@ -386,14 +651,66 @@
           <w:p>
             <w:pPr>
               <w:cnfStyle w:val="000000000000" w:firstRow="0" w:lastRow="0" w:firstColumn="0" w:lastColumn="0" w:oddVBand="0" w:evenVBand="0" w:oddHBand="0" w:evenHBand="0" w:firstRowFirstColumn="0" w:firstRowLastColumn="0" w:lastRowFirstColumn="0" w:lastRowLastColumn="0"/>
-            </w:pPr>
-            <w:r>
-              <w:t xml:space="preserve">Focus on Texas; bridge information (owner, operator, access roads, tolls) </w:t>
-            </w:r>
-            <w:r>
+              <w:rPr>
+                <w:rFonts w:ascii="Verdana" w:hAnsi="Verdana"/>
+                <w:sz w:val="20"/>
+                <w:szCs w:val="20"/>
+              </w:rPr>
+            </w:pPr>
+            <w:r>
+              <w:rPr>
+                <w:rFonts w:ascii="Verdana" w:hAnsi="Verdana"/>
+                <w:sz w:val="20"/>
+                <w:szCs w:val="20"/>
+              </w:rPr>
+              <w:t>Focus on Texas</w:t>
+            </w:r>
+            <w:r>
+              <w:rPr>
+                <w:rFonts w:ascii="Verdana" w:hAnsi="Verdana"/>
+                <w:sz w:val="20"/>
+                <w:szCs w:val="20"/>
+              </w:rPr>
+              <w:t>.</w:t>
+            </w:r>
+            <w:r>
+              <w:rPr>
+                <w:rFonts w:ascii="Verdana" w:hAnsi="Verdana"/>
+                <w:sz w:val="20"/>
+                <w:szCs w:val="20"/>
+              </w:rPr>
+              <w:t xml:space="preserve"> </w:t>
+            </w:r>
+            <w:r>
+              <w:rPr>
+                <w:rFonts w:ascii="Verdana" w:hAnsi="Verdana"/>
+                <w:sz w:val="20"/>
+                <w:szCs w:val="20"/>
+              </w:rPr>
+              <w:t>B</w:t>
+            </w:r>
+            <w:r>
+              <w:rPr>
+                <w:rFonts w:ascii="Verdana" w:hAnsi="Verdana"/>
+                <w:sz w:val="20"/>
+                <w:szCs w:val="20"/>
+              </w:rPr>
+              <w:t xml:space="preserve">ridge information (owner, operator, access roads, tolls) </w:t>
+            </w:r>
+            <w:r>
+              <w:rPr>
+                <w:rFonts w:ascii="Verdana" w:hAnsi="Verdana"/>
+                <w:sz w:val="20"/>
+                <w:szCs w:val="20"/>
+              </w:rPr>
               <w:t>for</w:t>
             </w:r>
             <w:r>
+              <w:rPr>
+                <w:rFonts w:ascii="Verdana" w:hAnsi="Verdana"/>
+                <w:sz w:val="20"/>
+                <w:szCs w:val="20"/>
+              </w:rPr>
               <w:t xml:space="preserve"> Mexico</w:t>
             </w:r>
           </w:p>
@@ -409,7 +726,19 @@
             <w:tcW w:w="2880" w:type="dxa"/>
           </w:tcPr>
           <w:p>
-            <w:r>
+            <w:pPr>
+              <w:rPr>
+                <w:rFonts w:ascii="Verdana" w:hAnsi="Verdana"/>
+                <w:sz w:val="20"/>
+                <w:szCs w:val="20"/>
+              </w:rPr>
+            </w:pPr>
+            <w:r>
+              <w:rPr>
+                <w:rFonts w:ascii="Verdana" w:hAnsi="Verdana"/>
+                <w:sz w:val="20"/>
+                <w:szCs w:val="20"/>
+              </w:rPr>
               <w:t>What Defines the "Region"</w:t>
             </w:r>
           </w:p>
@@ -421,8 +750,18 @@
           <w:p>
             <w:pPr>
               <w:cnfStyle w:val="000000100000" w:firstRow="0" w:lastRow="0" w:firstColumn="0" w:lastColumn="0" w:oddVBand="0" w:evenVBand="0" w:oddHBand="1" w:evenHBand="0" w:firstRowFirstColumn="0" w:firstRowLastColumn="0" w:lastRowFirstColumn="0" w:lastRowLastColumn="0"/>
-            </w:pPr>
-            <w:r>
+              <w:rPr>
+                <w:rFonts w:ascii="Verdana" w:hAnsi="Verdana"/>
+                <w:sz w:val="20"/>
+                <w:szCs w:val="20"/>
+              </w:rPr>
+            </w:pPr>
+            <w:r>
+              <w:rPr>
+                <w:rFonts w:ascii="Verdana" w:hAnsi="Verdana"/>
+                <w:sz w:val="20"/>
+                <w:szCs w:val="20"/>
+              </w:rPr>
               <w:t>Geographic area with economic interdependence</w:t>
             </w:r>
           </w:p>
@@ -434,8 +773,18 @@
           <w:p>
             <w:pPr>
               <w:cnfStyle w:val="000000100000" w:firstRow="0" w:lastRow="0" w:firstColumn="0" w:lastColumn="0" w:oddVBand="0" w:evenVBand="0" w:oddHBand="1" w:evenHBand="0" w:firstRowFirstColumn="0" w:firstRowLastColumn="0" w:lastRowFirstColumn="0" w:lastRowLastColumn="0"/>
-            </w:pPr>
-            <w:r>
+              <w:rPr>
+                <w:rFonts w:ascii="Verdana" w:hAnsi="Verdana"/>
+                <w:sz w:val="20"/>
+                <w:szCs w:val="20"/>
+              </w:rPr>
+            </w:pPr>
+            <w:r>
+              <w:rPr>
+                <w:rFonts w:ascii="Verdana" w:hAnsi="Verdana"/>
+                <w:sz w:val="20"/>
+                <w:szCs w:val="20"/>
+              </w:rPr>
               <w:t>TxDOT Border District boundaries</w:t>
             </w:r>
           </w:p>
@@ -448,7 +797,19 @@
             <w:tcW w:w="2880" w:type="dxa"/>
           </w:tcPr>
           <w:p>
-            <w:r>
+            <w:pPr>
+              <w:rPr>
+                <w:rFonts w:ascii="Verdana" w:hAnsi="Verdana"/>
+                <w:sz w:val="20"/>
+                <w:szCs w:val="20"/>
+              </w:rPr>
+            </w:pPr>
+            <w:r>
+              <w:rPr>
+                <w:rFonts w:ascii="Verdana" w:hAnsi="Verdana"/>
+                <w:sz w:val="20"/>
+                <w:szCs w:val="20"/>
+              </w:rPr>
               <w:t>Planning Horizon</w:t>
             </w:r>
           </w:p>
@@ -460,8 +821,18 @@
           <w:p>
             <w:pPr>
               <w:cnfStyle w:val="000000000000" w:firstRow="0" w:lastRow="0" w:firstColumn="0" w:lastColumn="0" w:oddVBand="0" w:evenVBand="0" w:oddHBand="0" w:evenHBand="0" w:firstRowFirstColumn="0" w:firstRowLastColumn="0" w:lastRowFirstColumn="0" w:lastRowLastColumn="0"/>
-            </w:pPr>
-            <w:r>
+              <w:rPr>
+                <w:rFonts w:ascii="Verdana" w:hAnsi="Verdana"/>
+                <w:sz w:val="20"/>
+                <w:szCs w:val="20"/>
+              </w:rPr>
+            </w:pPr>
+            <w:r>
+              <w:rPr>
+                <w:rFonts w:ascii="Verdana" w:hAnsi="Verdana"/>
+                <w:sz w:val="20"/>
+                <w:szCs w:val="20"/>
+              </w:rPr>
               <w:t>Long-range (2050 projections)</w:t>
             </w:r>
           </w:p>
@@ -473,9 +844,19 @@
           <w:p>
             <w:pPr>
               <w:cnfStyle w:val="000000000000" w:firstRow="0" w:lastRow="0" w:firstColumn="0" w:lastColumn="0" w:oddVBand="0" w:evenVBand="0" w:oddHBand="0" w:evenHBand="0" w:firstRowFirstColumn="0" w:firstRowLastColumn="0" w:lastRowFirstColumn="0" w:lastRowLastColumn="0"/>
-            </w:pPr>
-            <w:r>
-              <w:t>Focus on 2024 data</w:t>
+              <w:rPr>
+                <w:rFonts w:ascii="Verdana" w:hAnsi="Verdana"/>
+                <w:sz w:val="20"/>
+                <w:szCs w:val="20"/>
+              </w:rPr>
+            </w:pPr>
+            <w:r>
+              <w:rPr>
+                <w:rFonts w:ascii="Verdana" w:hAnsi="Verdana"/>
+                <w:sz w:val="20"/>
+                <w:szCs w:val="20"/>
+              </w:rPr>
+              <w:t>2024</w:t>
             </w:r>
           </w:p>
         </w:tc>
@@ -490,7 +871,19 @@
             <w:tcW w:w="2880" w:type="dxa"/>
           </w:tcPr>
           <w:p>
-            <w:r>
+            <w:pPr>
+              <w:rPr>
+                <w:rFonts w:ascii="Verdana" w:hAnsi="Verdana"/>
+                <w:sz w:val="20"/>
+                <w:szCs w:val="20"/>
+              </w:rPr>
+            </w:pPr>
+            <w:r>
+              <w:rPr>
+                <w:rFonts w:ascii="Verdana" w:hAnsi="Verdana"/>
+                <w:sz w:val="20"/>
+                <w:szCs w:val="20"/>
+              </w:rPr>
               <w:t>Key Metrics</w:t>
             </w:r>
           </w:p>
@@ -502,8 +895,18 @@
           <w:p>
             <w:pPr>
               <w:cnfStyle w:val="000000100000" w:firstRow="0" w:lastRow="0" w:firstColumn="0" w:lastColumn="0" w:oddVBand="0" w:evenVBand="0" w:oddHBand="1" w:evenHBand="0" w:firstRowFirstColumn="0" w:firstRowLastColumn="0" w:lastRowFirstColumn="0" w:lastRowLastColumn="0"/>
-            </w:pPr>
-            <w:r>
+              <w:rPr>
+                <w:rFonts w:ascii="Verdana" w:hAnsi="Verdana"/>
+                <w:sz w:val="20"/>
+                <w:szCs w:val="20"/>
+              </w:rPr>
+            </w:pPr>
+            <w:r>
+              <w:rPr>
+                <w:rFonts w:ascii="Verdana" w:hAnsi="Verdana"/>
+                <w:sz w:val="20"/>
+                <w:szCs w:val="20"/>
+              </w:rPr>
               <w:t>Employment, GDP, freight tonnage by corridor</w:t>
             </w:r>
           </w:p>
@@ -515,15 +918,131 @@
           <w:p>
             <w:pPr>
               <w:cnfStyle w:val="000000100000" w:firstRow="0" w:lastRow="0" w:firstColumn="0" w:lastColumn="0" w:oddVBand="0" w:evenVBand="0" w:oddHBand="1" w:evenHBand="0" w:firstRowFirstColumn="0" w:firstRowLastColumn="0" w:lastRowFirstColumn="0" w:lastRowLastColumn="0"/>
-            </w:pPr>
-            <w:r>
-              <w:t>Trade value &amp; volumes by district (aggregate) and by Port of Entry</w:t>
-            </w:r>
-            <w:r>
-              <w:t>/</w:t>
-            </w:r>
-            <w:r>
-              <w:t xml:space="preserve">bridge </w:t>
+              <w:rPr>
+                <w:rFonts w:ascii="Verdana" w:hAnsi="Verdana"/>
+                <w:sz w:val="20"/>
+                <w:szCs w:val="20"/>
+              </w:rPr>
+            </w:pPr>
+            <w:r>
+              <w:rPr>
+                <w:rFonts w:ascii="Verdana" w:hAnsi="Verdana"/>
+                <w:sz w:val="20"/>
+                <w:szCs w:val="20"/>
+              </w:rPr>
+              <w:t xml:space="preserve">Trade value &amp; </w:t>
+            </w:r>
+            <w:r>
+              <w:rPr>
+                <w:rFonts w:ascii="Verdana" w:hAnsi="Verdana"/>
+                <w:sz w:val="20"/>
+                <w:szCs w:val="20"/>
+              </w:rPr>
+              <w:t xml:space="preserve">northbound </w:t>
+            </w:r>
+            <w:r>
+              <w:rPr>
+                <w:rFonts w:ascii="Verdana" w:hAnsi="Verdana"/>
+                <w:sz w:val="20"/>
+                <w:szCs w:val="20"/>
+              </w:rPr>
+              <w:t>crossings</w:t>
+            </w:r>
+            <w:r>
+              <w:rPr>
+                <w:rFonts w:ascii="Verdana" w:hAnsi="Verdana"/>
+                <w:sz w:val="20"/>
+                <w:szCs w:val="20"/>
+              </w:rPr>
+              <w:t xml:space="preserve"> by </w:t>
+            </w:r>
+            <w:r>
+              <w:rPr>
+                <w:rFonts w:ascii="Verdana" w:hAnsi="Verdana"/>
+                <w:sz w:val="20"/>
+                <w:szCs w:val="20"/>
+              </w:rPr>
+              <w:t xml:space="preserve">TxDOT </w:t>
+            </w:r>
+            <w:r>
+              <w:rPr>
+                <w:rFonts w:ascii="Verdana" w:hAnsi="Verdana"/>
+                <w:sz w:val="20"/>
+                <w:szCs w:val="20"/>
+              </w:rPr>
+              <w:t>district (aggregate)</w:t>
+            </w:r>
+            <w:r>
+              <w:rPr>
+                <w:rFonts w:ascii="Verdana" w:hAnsi="Verdana"/>
+                <w:sz w:val="20"/>
+                <w:szCs w:val="20"/>
+              </w:rPr>
+              <w:t xml:space="preserve"> and</w:t>
+            </w:r>
+            <w:r>
+              <w:rPr>
+                <w:rFonts w:ascii="Verdana" w:hAnsi="Verdana"/>
+                <w:sz w:val="20"/>
+                <w:szCs w:val="20"/>
+              </w:rPr>
+              <w:t xml:space="preserve"> </w:t>
+            </w:r>
+            <w:r>
+              <w:rPr>
+                <w:rFonts w:ascii="Verdana" w:hAnsi="Verdana"/>
+                <w:sz w:val="20"/>
+                <w:szCs w:val="20"/>
+              </w:rPr>
+              <w:t xml:space="preserve">by </w:t>
+            </w:r>
+            <w:r>
+              <w:rPr>
+                <w:rFonts w:ascii="Verdana" w:hAnsi="Verdana"/>
+                <w:sz w:val="20"/>
+                <w:szCs w:val="20"/>
+              </w:rPr>
+              <w:t>POE</w:t>
+            </w:r>
+            <w:r>
+              <w:rPr>
+                <w:rFonts w:ascii="Verdana" w:hAnsi="Verdana"/>
+                <w:sz w:val="20"/>
+                <w:szCs w:val="20"/>
+              </w:rPr>
+              <w:t xml:space="preserve">. </w:t>
+            </w:r>
+            <w:r>
+              <w:rPr>
+                <w:rFonts w:ascii="Verdana" w:hAnsi="Verdana"/>
+                <w:sz w:val="20"/>
+                <w:szCs w:val="20"/>
+              </w:rPr>
+              <w:t>Northbound b</w:t>
+            </w:r>
+            <w:r>
+              <w:rPr>
+                <w:rFonts w:ascii="Verdana" w:hAnsi="Verdana"/>
+                <w:sz w:val="20"/>
+                <w:szCs w:val="20"/>
+              </w:rPr>
+              <w:t xml:space="preserve">ridge crossings </w:t>
+            </w:r>
+            <w:r>
+              <w:rPr>
+                <w:rFonts w:ascii="Verdana" w:hAnsi="Verdana"/>
+                <w:sz w:val="20"/>
+                <w:szCs w:val="20"/>
+              </w:rPr>
+              <w:t>by mode</w:t>
+            </w:r>
+            <w:r>
+              <w:rPr>
+                <w:rFonts w:ascii="Verdana" w:hAnsi="Verdana"/>
+                <w:sz w:val="20"/>
+                <w:szCs w:val="20"/>
+              </w:rPr>
+              <w:t>.</w:t>
             </w:r>
           </w:p>
         </w:tc>
@@ -531,14 +1050,40 @@
     </w:tbl>
     <w:p>
       <w:pPr>
-        <w:spacing w:before="200"/>
+        <w:rPr>
+          <w:rFonts w:ascii="Verdana" w:hAnsi="Verdana"/>
+          <w:b/>
+          <w:sz w:val="28"/>
+          <w:szCs w:val="28"/>
+        </w:rPr>
       </w:pPr>
       <w:r>
         <w:rPr>
+          <w:rFonts w:ascii="Verdana" w:hAnsi="Verdana"/>
           <w:b/>
-          <w:sz w:val="32"/>
+          <w:sz w:val="28"/>
+          <w:szCs w:val="28"/>
         </w:rPr>
-        <w:t>2. Content Scope Matrix</w:t>
+        <w:lastRenderedPageBreak/>
+        <w:t xml:space="preserve">2. </w:t>
+      </w:r>
+      <w:r>
+        <w:rPr>
+          <w:rFonts w:ascii="Verdana" w:hAnsi="Verdana"/>
+          <w:b/>
+          <w:sz w:val="28"/>
+          <w:szCs w:val="28"/>
+        </w:rPr>
+        <w:t xml:space="preserve">Story Map </w:t>
+      </w:r>
+      <w:r>
+        <w:rPr>
+          <w:rFonts w:ascii="Verdana" w:hAnsi="Verdana"/>
+          <w:b/>
+          <w:sz w:val="28"/>
+          <w:szCs w:val="28"/>
+        </w:rPr>
+        <w:t>Content</w:t>
       </w:r>
     </w:p>
     <w:tbl>
@@ -555,28 +1100,54 @@
       <w:tr>
         <w:trPr>
           <w:cnfStyle w:val="100000000000" w:firstRow="1" w:lastRow="0" w:firstColumn="0" w:lastColumn="0" w:oddVBand="0" w:evenVBand="0" w:oddHBand="0" w:evenHBand="0" w:firstRowFirstColumn="0" w:firstRowLastColumn="0" w:lastRowFirstColumn="0" w:lastRowLastColumn="0"/>
+          <w:trHeight w:val="395"/>
           <w:tblHeader/>
         </w:trPr>
         <w:tc>
           <w:tcPr>
             <w:cnfStyle w:val="001000000000" w:firstRow="0" w:lastRow="0" w:firstColumn="1" w:lastColumn="0" w:oddVBand="0" w:evenVBand="0" w:oddHBand="0" w:evenHBand="0" w:firstRowFirstColumn="0" w:firstRowLastColumn="0" w:lastRowFirstColumn="0" w:lastRowLastColumn="0"/>
             <w:tcW w:w="2877" w:type="dxa"/>
-          </w:tcPr>
-          <w:p>
-            <w:r>
-              <w:t>Content Category</w:t>
+            <w:vAlign w:val="center"/>
+          </w:tcPr>
+          <w:p>
+            <w:pPr>
+              <w:rPr>
+                <w:rFonts w:ascii="Verdana" w:hAnsi="Verdana"/>
+                <w:sz w:val="20"/>
+                <w:szCs w:val="20"/>
+              </w:rPr>
+            </w:pPr>
+            <w:r>
+              <w:rPr>
+                <w:rFonts w:ascii="Verdana" w:hAnsi="Verdana"/>
+                <w:sz w:val="20"/>
+                <w:szCs w:val="20"/>
+              </w:rPr>
+              <w:t>Data/Content</w:t>
             </w:r>
           </w:p>
         </w:tc>
         <w:tc>
           <w:tcPr>
             <w:tcW w:w="2875" w:type="dxa"/>
-          </w:tcPr>
-          <w:p>
-            <w:pPr>
+            <w:vAlign w:val="center"/>
+          </w:tcPr>
+          <w:p>
+            <w:pPr>
+              <w:jc w:val="center"/>
               <w:cnfStyle w:val="100000000000" w:firstRow="1" w:lastRow="0" w:firstColumn="0" w:lastColumn="0" w:oddVBand="0" w:evenVBand="0" w:oddHBand="0" w:evenHBand="0" w:firstRowFirstColumn="0" w:firstRowLastColumn="0" w:lastRowFirstColumn="0" w:lastRowLastColumn="0"/>
-            </w:pPr>
-            <w:r>
+              <w:rPr>
+                <w:rFonts w:ascii="Verdana" w:hAnsi="Verdana"/>
+                <w:sz w:val="20"/>
+                <w:szCs w:val="20"/>
+              </w:rPr>
+            </w:pPr>
+            <w:r>
+              <w:rPr>
+                <w:rFonts w:ascii="Verdana" w:hAnsi="Verdana"/>
+                <w:sz w:val="20"/>
+                <w:szCs w:val="20"/>
+              </w:rPr>
               <w:t>Connectivity Plan</w:t>
             </w:r>
           </w:p>
@@ -584,13 +1155,25 @@
         <w:tc>
           <w:tcPr>
             <w:tcW w:w="2878" w:type="dxa"/>
-          </w:tcPr>
-          <w:p>
-            <w:pPr>
+            <w:vAlign w:val="center"/>
+          </w:tcPr>
+          <w:p>
+            <w:pPr>
+              <w:jc w:val="center"/>
               <w:cnfStyle w:val="100000000000" w:firstRow="1" w:lastRow="0" w:firstColumn="0" w:lastColumn="0" w:oddVBand="0" w:evenVBand="0" w:oddHBand="0" w:evenHBand="0" w:firstRowFirstColumn="0" w:firstRowLastColumn="0" w:lastRowFirstColumn="0" w:lastRowLastColumn="0"/>
-            </w:pPr>
-            <w:r>
-              <w:t xml:space="preserve">Border Crossings Guide </w:t>
+              <w:rPr>
+                <w:rFonts w:ascii="Verdana" w:hAnsi="Verdana"/>
+                <w:sz w:val="20"/>
+                <w:szCs w:val="20"/>
+              </w:rPr>
+            </w:pPr>
+            <w:r>
+              <w:rPr>
+                <w:rFonts w:ascii="Verdana" w:hAnsi="Verdana"/>
+                <w:sz w:val="20"/>
+                <w:szCs w:val="20"/>
+              </w:rPr>
+              <w:t>Border Crossings Guide</w:t>
             </w:r>
           </w:p>
         </w:tc>
@@ -616,12 +1199,16 @@
             <w:pPr>
               <w:jc w:val="center"/>
               <w:rPr>
-                <w:rFonts w:ascii="Segoe UI Symbol" w:hAnsi="Segoe UI Symbol" w:cs="Segoe UI Symbol"/>
-              </w:rPr>
-            </w:pPr>
-            <w:r>
-              <w:rPr>
-                <w:rFonts w:ascii="Segoe UI Symbol" w:hAnsi="Segoe UI Symbol" w:cs="Segoe UI Symbol"/>
+                <w:rFonts w:ascii="Verdana" w:hAnsi="Verdana" w:cs="Segoe UI Symbol"/>
+                <w:sz w:val="20"/>
+                <w:szCs w:val="20"/>
+              </w:rPr>
+            </w:pPr>
+            <w:r>
+              <w:rPr>
+                <w:rFonts w:ascii="Verdana" w:hAnsi="Verdana" w:cs="Segoe UI Symbol"/>
+                <w:sz w:val="20"/>
+                <w:szCs w:val="20"/>
               </w:rPr>
               <w:t>Trade and Commerce Data</w:t>
             </w:r>
@@ -638,7 +1225,19 @@
             </w:tcBorders>
           </w:tcPr>
           <w:p>
-            <w:r>
+            <w:pPr>
+              <w:rPr>
+                <w:rFonts w:ascii="Verdana" w:hAnsi="Verdana"/>
+                <w:sz w:val="20"/>
+                <w:szCs w:val="20"/>
+              </w:rPr>
+            </w:pPr>
+            <w:r>
+              <w:rPr>
+                <w:rFonts w:ascii="Verdana" w:hAnsi="Verdana"/>
+                <w:sz w:val="20"/>
+                <w:szCs w:val="20"/>
+              </w:rPr>
               <w:t>Trade Value Data</w:t>
             </w:r>
           </w:p>
@@ -653,15 +1252,43 @@
           <w:p>
             <w:pPr>
               <w:cnfStyle w:val="000000000000" w:firstRow="0" w:lastRow="0" w:firstColumn="0" w:lastColumn="0" w:oddVBand="0" w:evenVBand="0" w:oddHBand="0" w:evenHBand="0" w:firstRowFirstColumn="0" w:firstRowLastColumn="0" w:lastRowFirstColumn="0" w:lastRowLastColumn="0"/>
+              <w:rPr>
+                <w:rFonts w:ascii="Verdana" w:hAnsi="Verdana"/>
+                <w:sz w:val="20"/>
+                <w:szCs w:val="20"/>
+              </w:rPr>
             </w:pPr>
             <w:r>
               <w:rPr>
                 <w:rFonts w:ascii="Segoe UI Symbol" w:hAnsi="Segoe UI Symbol" w:cs="Segoe UI Symbol"/>
+                <w:sz w:val="20"/>
+                <w:szCs w:val="20"/>
               </w:rPr>
               <w:t>✓</w:t>
             </w:r>
             <w:r>
-              <w:t xml:space="preserve"> (2023, by region)</w:t>
+              <w:rPr>
+                <w:rFonts w:ascii="Verdana" w:hAnsi="Verdana"/>
+                <w:sz w:val="20"/>
+                <w:szCs w:val="20"/>
+              </w:rPr>
+              <w:t xml:space="preserve"> (2023, by region</w:t>
+            </w:r>
+            <w:r>
+              <w:rPr>
+                <w:rFonts w:ascii="Verdana" w:hAnsi="Verdana"/>
+                <w:sz w:val="20"/>
+                <w:szCs w:val="20"/>
+              </w:rPr>
+              <w:t xml:space="preserve"> and POE</w:t>
+            </w:r>
+            <w:r>
+              <w:rPr>
+                <w:rFonts w:ascii="Verdana" w:hAnsi="Verdana"/>
+                <w:sz w:val="20"/>
+                <w:szCs w:val="20"/>
+              </w:rPr>
+              <w:t>)</w:t>
             </w:r>
           </w:p>
         </w:tc>
@@ -675,15 +1302,51 @@
           <w:p>
             <w:pPr>
               <w:cnfStyle w:val="000000000000" w:firstRow="0" w:lastRow="0" w:firstColumn="0" w:lastColumn="0" w:oddVBand="0" w:evenVBand="0" w:oddHBand="0" w:evenHBand="0" w:firstRowFirstColumn="0" w:firstRowLastColumn="0" w:lastRowFirstColumn="0" w:lastRowLastColumn="0"/>
+              <w:rPr>
+                <w:rFonts w:ascii="Verdana" w:hAnsi="Verdana"/>
+                <w:sz w:val="20"/>
+                <w:szCs w:val="20"/>
+              </w:rPr>
             </w:pPr>
             <w:r>
               <w:rPr>
                 <w:rFonts w:ascii="Segoe UI Symbol" w:hAnsi="Segoe UI Symbol" w:cs="Segoe UI Symbol"/>
+                <w:sz w:val="20"/>
+                <w:szCs w:val="20"/>
               </w:rPr>
               <w:t>✓</w:t>
             </w:r>
             <w:r>
-              <w:t xml:space="preserve"> (2024, by Port of Entry)</w:t>
+              <w:rPr>
+                <w:rFonts w:ascii="Verdana" w:hAnsi="Verdana"/>
+                <w:sz w:val="20"/>
+                <w:szCs w:val="20"/>
+              </w:rPr>
+              <w:t xml:space="preserve"> (2024, by </w:t>
+            </w:r>
+            <w:r>
+              <w:rPr>
+                <w:rFonts w:ascii="Verdana" w:hAnsi="Verdana"/>
+                <w:sz w:val="20"/>
+                <w:szCs w:val="20"/>
+              </w:rPr>
+              <w:t xml:space="preserve">District and </w:t>
+            </w:r>
+            <w:r>
+              <w:rPr>
+                <w:rFonts w:ascii="Verdana" w:hAnsi="Verdana"/>
+                <w:sz w:val="20"/>
+                <w:szCs w:val="20"/>
+              </w:rPr>
+              <w:t>POE</w:t>
+            </w:r>
+            <w:r>
+              <w:rPr>
+                <w:rFonts w:ascii="Verdana" w:hAnsi="Verdana"/>
+                <w:sz w:val="20"/>
+                <w:szCs w:val="20"/>
+              </w:rPr>
+              <w:t>)</w:t>
             </w:r>
           </w:p>
         </w:tc>
@@ -698,7 +1361,19 @@
             <w:tcW w:w="2877" w:type="dxa"/>
           </w:tcPr>
           <w:p>
-            <w:r>
+            <w:pPr>
+              <w:rPr>
+                <w:rFonts w:ascii="Verdana" w:hAnsi="Verdana"/>
+                <w:sz w:val="20"/>
+                <w:szCs w:val="20"/>
+              </w:rPr>
+            </w:pPr>
+            <w:r>
+              <w:rPr>
+                <w:rFonts w:ascii="Verdana" w:hAnsi="Verdana"/>
+                <w:sz w:val="20"/>
+                <w:szCs w:val="20"/>
+              </w:rPr>
               <w:t>Crossing Volume Data</w:t>
             </w:r>
           </w:p>
@@ -710,8 +1385,18 @@
           <w:p>
             <w:pPr>
               <w:cnfStyle w:val="000000100000" w:firstRow="0" w:lastRow="0" w:firstColumn="0" w:lastColumn="0" w:oddVBand="0" w:evenVBand="0" w:oddHBand="1" w:evenHBand="0" w:firstRowFirstColumn="0" w:firstRowLastColumn="0" w:lastRowFirstColumn="0" w:lastRowLastColumn="0"/>
-            </w:pPr>
-            <w:r>
+              <w:rPr>
+                <w:rFonts w:ascii="Verdana" w:hAnsi="Verdana"/>
+                <w:sz w:val="20"/>
+                <w:szCs w:val="20"/>
+              </w:rPr>
+            </w:pPr>
+            <w:r>
+              <w:rPr>
+                <w:rFonts w:ascii="Verdana" w:hAnsi="Verdana"/>
+                <w:sz w:val="20"/>
+                <w:szCs w:val="20"/>
+              </w:rPr>
               <w:t>Limited</w:t>
             </w:r>
           </w:p>
@@ -723,14 +1408,26 @@
           <w:p>
             <w:pPr>
               <w:cnfStyle w:val="000000100000" w:firstRow="0" w:lastRow="0" w:firstColumn="0" w:lastColumn="0" w:oddVBand="0" w:evenVBand="0" w:oddHBand="1" w:evenHBand="0" w:firstRowFirstColumn="0" w:firstRowLastColumn="0" w:lastRowFirstColumn="0" w:lastRowLastColumn="0"/>
+              <w:rPr>
+                <w:rFonts w:ascii="Verdana" w:hAnsi="Verdana"/>
+                <w:sz w:val="20"/>
+                <w:szCs w:val="20"/>
+              </w:rPr>
             </w:pPr>
             <w:r>
               <w:rPr>
                 <w:rFonts w:ascii="Segoe UI Symbol" w:hAnsi="Segoe UI Symbol" w:cs="Segoe UI Symbol"/>
+                <w:sz w:val="20"/>
+                <w:szCs w:val="20"/>
               </w:rPr>
               <w:t>✓</w:t>
             </w:r>
             <w:r>
+              <w:rPr>
+                <w:rFonts w:ascii="Verdana" w:hAnsi="Verdana"/>
+                <w:sz w:val="20"/>
+                <w:szCs w:val="20"/>
+              </w:rPr>
               <w:t xml:space="preserve"> Comprehensive (all modes)</w:t>
             </w:r>
           </w:p>
@@ -743,7 +1440,19 @@
             <w:tcW w:w="2877" w:type="dxa"/>
           </w:tcPr>
           <w:p>
-            <w:r>
+            <w:pPr>
+              <w:rPr>
+                <w:rFonts w:ascii="Verdana" w:hAnsi="Verdana"/>
+                <w:sz w:val="20"/>
+                <w:szCs w:val="20"/>
+              </w:rPr>
+            </w:pPr>
+            <w:r>
+              <w:rPr>
+                <w:rFonts w:ascii="Verdana" w:hAnsi="Verdana"/>
+                <w:sz w:val="20"/>
+                <w:szCs w:val="20"/>
+              </w:rPr>
               <w:t>Economic Projections</w:t>
             </w:r>
           </w:p>
@@ -755,14 +1464,26 @@
           <w:p>
             <w:pPr>
               <w:cnfStyle w:val="000000000000" w:firstRow="0" w:lastRow="0" w:firstColumn="0" w:lastColumn="0" w:oddVBand="0" w:evenVBand="0" w:oddHBand="0" w:evenHBand="0" w:firstRowFirstColumn="0" w:firstRowLastColumn="0" w:lastRowFirstColumn="0" w:lastRowLastColumn="0"/>
+              <w:rPr>
+                <w:rFonts w:ascii="Verdana" w:hAnsi="Verdana"/>
+                <w:sz w:val="20"/>
+                <w:szCs w:val="20"/>
+              </w:rPr>
             </w:pPr>
             <w:r>
               <w:rPr>
                 <w:rFonts w:ascii="Segoe UI Symbol" w:hAnsi="Segoe UI Symbol" w:cs="Segoe UI Symbol"/>
+                <w:sz w:val="20"/>
+                <w:szCs w:val="20"/>
               </w:rPr>
               <w:t>✓</w:t>
             </w:r>
             <w:r>
+              <w:rPr>
+                <w:rFonts w:ascii="Verdana" w:hAnsi="Verdana"/>
+                <w:sz w:val="20"/>
+                <w:szCs w:val="20"/>
+              </w:rPr>
               <w:t xml:space="preserve"> (2050)</w:t>
             </w:r>
           </w:p>
@@ -774,10 +1495,17 @@
           <w:p>
             <w:pPr>
               <w:cnfStyle w:val="000000000000" w:firstRow="0" w:lastRow="0" w:firstColumn="0" w:lastColumn="0" w:oddVBand="0" w:evenVBand="0" w:oddHBand="0" w:evenHBand="0" w:firstRowFirstColumn="0" w:firstRowLastColumn="0" w:lastRowFirstColumn="0" w:lastRowLastColumn="0"/>
+              <w:rPr>
+                <w:rFonts w:ascii="Verdana" w:hAnsi="Verdana"/>
+                <w:sz w:val="20"/>
+                <w:szCs w:val="20"/>
+              </w:rPr>
             </w:pPr>
             <w:r>
               <w:rPr>
                 <w:rFonts w:ascii="Segoe UI Symbol" w:hAnsi="Segoe UI Symbol" w:cs="Segoe UI Symbol"/>
+                <w:sz w:val="20"/>
+                <w:szCs w:val="20"/>
               </w:rPr>
               <w:t>✗</w:t>
             </w:r>
@@ -794,8 +1522,20 @@
             <w:tcW w:w="2877" w:type="dxa"/>
           </w:tcPr>
           <w:p>
-            <w:r>
-              <w:t>Infrastructure Inventory</w:t>
+            <w:pPr>
+              <w:rPr>
+                <w:rFonts w:ascii="Verdana" w:hAnsi="Verdana"/>
+                <w:sz w:val="20"/>
+                <w:szCs w:val="20"/>
+              </w:rPr>
+            </w:pPr>
+            <w:r>
+              <w:rPr>
+                <w:rFonts w:ascii="Verdana" w:hAnsi="Verdana"/>
+                <w:sz w:val="20"/>
+                <w:szCs w:val="20"/>
+              </w:rPr>
+              <w:t>Infrastructure</w:t>
             </w:r>
           </w:p>
         </w:tc>
@@ -806,15 +1546,43 @@
           <w:p>
             <w:pPr>
               <w:cnfStyle w:val="000000100000" w:firstRow="0" w:lastRow="0" w:firstColumn="0" w:lastColumn="0" w:oddVBand="0" w:evenVBand="0" w:oddHBand="1" w:evenHBand="0" w:firstRowFirstColumn="0" w:firstRowLastColumn="0" w:lastRowFirstColumn="0" w:lastRowLastColumn="0"/>
+              <w:rPr>
+                <w:rFonts w:ascii="Verdana" w:hAnsi="Verdana"/>
+                <w:sz w:val="20"/>
+                <w:szCs w:val="20"/>
+              </w:rPr>
             </w:pPr>
             <w:r>
               <w:rPr>
                 <w:rFonts w:ascii="Segoe UI Symbol" w:hAnsi="Segoe UI Symbol" w:cs="Segoe UI Symbol"/>
+                <w:sz w:val="20"/>
+                <w:szCs w:val="20"/>
               </w:rPr>
               <w:t>✓</w:t>
             </w:r>
             <w:r>
-              <w:t xml:space="preserve"> (network-level)</w:t>
+              <w:rPr>
+                <w:rFonts w:ascii="Verdana" w:hAnsi="Verdana"/>
+                <w:sz w:val="20"/>
+                <w:szCs w:val="20"/>
+              </w:rPr>
+              <w:t xml:space="preserve"> (</w:t>
+            </w:r>
+            <w:r>
+              <w:rPr>
+                <w:rFonts w:ascii="Verdana" w:hAnsi="Verdana"/>
+                <w:sz w:val="20"/>
+                <w:szCs w:val="20"/>
+              </w:rPr>
+              <w:t xml:space="preserve">highway </w:t>
+            </w:r>
+            <w:r>
+              <w:rPr>
+                <w:rFonts w:ascii="Verdana" w:hAnsi="Verdana"/>
+                <w:sz w:val="20"/>
+                <w:szCs w:val="20"/>
+              </w:rPr>
+              <w:t>network-level)</w:t>
             </w:r>
           </w:p>
         </w:tc>
@@ -825,14 +1593,26 @@
           <w:p>
             <w:pPr>
               <w:cnfStyle w:val="000000100000" w:firstRow="0" w:lastRow="0" w:firstColumn="0" w:lastColumn="0" w:oddVBand="0" w:evenVBand="0" w:oddHBand="1" w:evenHBand="0" w:firstRowFirstColumn="0" w:firstRowLastColumn="0" w:lastRowFirstColumn="0" w:lastRowLastColumn="0"/>
+              <w:rPr>
+                <w:rFonts w:ascii="Verdana" w:hAnsi="Verdana"/>
+                <w:sz w:val="20"/>
+                <w:szCs w:val="20"/>
+              </w:rPr>
             </w:pPr>
             <w:r>
               <w:rPr>
                 <w:rFonts w:ascii="Segoe UI Symbol" w:hAnsi="Segoe UI Symbol" w:cs="Segoe UI Symbol"/>
+                <w:sz w:val="20"/>
+                <w:szCs w:val="20"/>
               </w:rPr>
               <w:t>✓</w:t>
             </w:r>
             <w:r>
+              <w:rPr>
+                <w:rFonts w:ascii="Verdana" w:hAnsi="Verdana"/>
+                <w:sz w:val="20"/>
+                <w:szCs w:val="20"/>
+              </w:rPr>
               <w:t xml:space="preserve"> (individual crossing-level)</w:t>
             </w:r>
           </w:p>
@@ -845,8 +1625,44 @@
             <w:tcW w:w="2877" w:type="dxa"/>
           </w:tcPr>
           <w:p>
-            <w:r>
-              <w:t>– Trade Dollar Values</w:t>
+            <w:pPr>
+              <w:rPr>
+                <w:rFonts w:ascii="Verdana" w:hAnsi="Verdana"/>
+                <w:sz w:val="20"/>
+                <w:szCs w:val="20"/>
+              </w:rPr>
+            </w:pPr>
+            <w:r>
+              <w:rPr>
+                <w:rFonts w:ascii="Verdana" w:hAnsi="Verdana"/>
+                <w:sz w:val="20"/>
+                <w:szCs w:val="20"/>
+              </w:rPr>
+              <w:t xml:space="preserve">Truck Freight </w:t>
+            </w:r>
+            <w:r>
+              <w:rPr>
+                <w:rFonts w:ascii="Verdana" w:hAnsi="Verdana"/>
+                <w:sz w:val="20"/>
+                <w:szCs w:val="20"/>
+              </w:rPr>
+              <w:t>Flows (</w:t>
+            </w:r>
+            <w:r>
+              <w:rPr>
+                <w:rFonts w:ascii="Verdana" w:hAnsi="Verdana"/>
+                <w:sz w:val="20"/>
+                <w:szCs w:val="20"/>
+              </w:rPr>
+              <w:t>Tonnage</w:t>
+            </w:r>
+            <w:r>
+              <w:rPr>
+                <w:rFonts w:ascii="Verdana" w:hAnsi="Verdana"/>
+                <w:sz w:val="20"/>
+                <w:szCs w:val="20"/>
+              </w:rPr>
+              <w:t>)</w:t>
             </w:r>
           </w:p>
         </w:tc>
@@ -857,13 +1673,38 @@
           <w:p>
             <w:pPr>
               <w:cnfStyle w:val="000000000000" w:firstRow="0" w:lastRow="0" w:firstColumn="0" w:lastColumn="0" w:oddVBand="0" w:evenVBand="0" w:oddHBand="0" w:evenHBand="0" w:firstRowFirstColumn="0" w:firstRowLastColumn="0" w:lastRowFirstColumn="0" w:lastRowLastColumn="0"/>
-            </w:pPr>
+              <w:rPr>
+                <w:rFonts w:ascii="Verdana" w:hAnsi="Verdana"/>
+                <w:sz w:val="20"/>
+                <w:szCs w:val="20"/>
+              </w:rPr>
+            </w:pPr>
+            <w:proofErr w:type="gramStart"/>
             <w:r>
               <w:rPr>
                 <w:rFonts w:ascii="Segoe UI Symbol" w:hAnsi="Segoe UI Symbol" w:cs="Segoe UI Symbol"/>
+                <w:sz w:val="20"/>
+                <w:szCs w:val="20"/>
               </w:rPr>
               <w:t>✓</w:t>
             </w:r>
+            <w:r>
+              <w:rPr>
+                <w:rFonts w:ascii="Verdana" w:hAnsi="Verdana" w:cs="Segoe UI Symbol"/>
+                <w:sz w:val="20"/>
+                <w:szCs w:val="20"/>
+              </w:rPr>
+              <w:t>(</w:t>
+            </w:r>
+            <w:proofErr w:type="gramEnd"/>
+            <w:r>
+              <w:rPr>
+                <w:rFonts w:ascii="Verdana" w:hAnsi="Verdana" w:cs="Segoe UI Symbol"/>
+                <w:sz w:val="20"/>
+                <w:szCs w:val="20"/>
+              </w:rPr>
+              <w:t>Regional and border county-to-county)</w:t>
+            </w:r>
           </w:p>
         </w:tc>
         <w:tc>
@@ -873,12 +1714,19 @@
           <w:p>
             <w:pPr>
               <w:cnfStyle w:val="000000000000" w:firstRow="0" w:lastRow="0" w:firstColumn="0" w:lastColumn="0" w:oddVBand="0" w:evenVBand="0" w:oddHBand="0" w:evenHBand="0" w:firstRowFirstColumn="0" w:firstRowLastColumn="0" w:lastRowFirstColumn="0" w:lastRowLastColumn="0"/>
+              <w:rPr>
+                <w:rFonts w:ascii="Verdana" w:hAnsi="Verdana"/>
+                <w:sz w:val="20"/>
+                <w:szCs w:val="20"/>
+              </w:rPr>
             </w:pPr>
             <w:r>
               <w:rPr>
                 <w:rFonts w:ascii="Segoe UI Symbol" w:hAnsi="Segoe UI Symbol" w:cs="Segoe UI Symbol"/>
-              </w:rPr>
-              <w:t>✓</w:t>
+                <w:sz w:val="20"/>
+                <w:szCs w:val="20"/>
+              </w:rPr>
+              <w:t>✗</w:t>
             </w:r>
           </w:p>
         </w:tc>
@@ -893,8 +1741,20 @@
             <w:tcW w:w="2877" w:type="dxa"/>
           </w:tcPr>
           <w:p>
-            <w:r>
-              <w:t>Truck Freight Tonnage</w:t>
+            <w:pPr>
+              <w:rPr>
+                <w:rFonts w:ascii="Verdana" w:hAnsi="Verdana"/>
+                <w:sz w:val="20"/>
+                <w:szCs w:val="20"/>
+              </w:rPr>
+            </w:pPr>
+            <w:r>
+              <w:rPr>
+                <w:rFonts w:ascii="Verdana" w:hAnsi="Verdana"/>
+                <w:sz w:val="20"/>
+                <w:szCs w:val="20"/>
+              </w:rPr>
+              <w:t>Commodity Types</w:t>
             </w:r>
           </w:p>
         </w:tc>
@@ -905,10 +1765,17 @@
           <w:p>
             <w:pPr>
               <w:cnfStyle w:val="000000100000" w:firstRow="0" w:lastRow="0" w:firstColumn="0" w:lastColumn="0" w:oddVBand="0" w:evenVBand="0" w:oddHBand="1" w:evenHBand="0" w:firstRowFirstColumn="0" w:firstRowLastColumn="0" w:lastRowFirstColumn="0" w:lastRowLastColumn="0"/>
+              <w:rPr>
+                <w:rFonts w:ascii="Verdana" w:hAnsi="Verdana"/>
+                <w:sz w:val="20"/>
+                <w:szCs w:val="20"/>
+              </w:rPr>
             </w:pPr>
             <w:r>
               <w:rPr>
                 <w:rFonts w:ascii="Segoe UI Symbol" w:hAnsi="Segoe UI Symbol" w:cs="Segoe UI Symbol"/>
+                <w:sz w:val="20"/>
+                <w:szCs w:val="20"/>
               </w:rPr>
               <w:t>✓</w:t>
             </w:r>
@@ -921,12 +1788,19 @@
           <w:p>
             <w:pPr>
               <w:cnfStyle w:val="000000100000" w:firstRow="0" w:lastRow="0" w:firstColumn="0" w:lastColumn="0" w:oddVBand="0" w:evenVBand="0" w:oddHBand="1" w:evenHBand="0" w:firstRowFirstColumn="0" w:firstRowLastColumn="0" w:lastRowFirstColumn="0" w:lastRowLastColumn="0"/>
+              <w:rPr>
+                <w:rFonts w:ascii="Verdana" w:hAnsi="Verdana"/>
+                <w:sz w:val="20"/>
+                <w:szCs w:val="20"/>
+              </w:rPr>
             </w:pPr>
             <w:r>
               <w:rPr>
                 <w:rFonts w:ascii="Segoe UI Symbol" w:hAnsi="Segoe UI Symbol" w:cs="Segoe UI Symbol"/>
-              </w:rPr>
-              <w:t>✗</w:t>
+                <w:sz w:val="20"/>
+                <w:szCs w:val="20"/>
+              </w:rPr>
+              <w:t>✓</w:t>
             </w:r>
           </w:p>
         </w:tc>
@@ -938,8 +1812,20 @@
             <w:tcW w:w="2877" w:type="dxa"/>
           </w:tcPr>
           <w:p>
-            <w:r>
-              <w:t>Commodity Types</w:t>
+            <w:pPr>
+              <w:rPr>
+                <w:rFonts w:ascii="Verdana" w:hAnsi="Verdana"/>
+                <w:sz w:val="20"/>
+                <w:szCs w:val="20"/>
+              </w:rPr>
+            </w:pPr>
+            <w:r>
+              <w:rPr>
+                <w:rFonts w:ascii="Verdana" w:hAnsi="Verdana"/>
+                <w:sz w:val="20"/>
+                <w:szCs w:val="20"/>
+              </w:rPr>
+              <w:t>Seasonal Patterns</w:t>
             </w:r>
           </w:p>
         </w:tc>
@@ -950,13 +1836,28 @@
           <w:p>
             <w:pPr>
               <w:cnfStyle w:val="000000000000" w:firstRow="0" w:lastRow="0" w:firstColumn="0" w:lastColumn="0" w:oddVBand="0" w:evenVBand="0" w:oddHBand="0" w:evenHBand="0" w:firstRowFirstColumn="0" w:firstRowLastColumn="0" w:lastRowFirstColumn="0" w:lastRowLastColumn="0"/>
+              <w:rPr>
+                <w:rFonts w:ascii="Verdana" w:hAnsi="Verdana"/>
+                <w:sz w:val="20"/>
+                <w:szCs w:val="20"/>
+              </w:rPr>
             </w:pPr>
             <w:r>
               <w:rPr>
                 <w:rFonts w:ascii="Segoe UI Symbol" w:hAnsi="Segoe UI Symbol" w:cs="Segoe UI Symbol"/>
+                <w:sz w:val="20"/>
+                <w:szCs w:val="20"/>
               </w:rPr>
               <w:t>✓</w:t>
             </w:r>
+            <w:r>
+              <w:rPr>
+                <w:rFonts w:ascii="Verdana" w:hAnsi="Verdana"/>
+                <w:sz w:val="20"/>
+                <w:szCs w:val="20"/>
+              </w:rPr>
+              <w:t xml:space="preserve"> (monthly variations)</w:t>
+            </w:r>
           </w:p>
         </w:tc>
         <w:tc>
@@ -966,12 +1867,19 @@
           <w:p>
             <w:pPr>
               <w:cnfStyle w:val="000000000000" w:firstRow="0" w:lastRow="0" w:firstColumn="0" w:lastColumn="0" w:oddVBand="0" w:evenVBand="0" w:oddHBand="0" w:evenHBand="0" w:firstRowFirstColumn="0" w:firstRowLastColumn="0" w:lastRowFirstColumn="0" w:lastRowLastColumn="0"/>
+              <w:rPr>
+                <w:rFonts w:ascii="Verdana" w:hAnsi="Verdana"/>
+                <w:sz w:val="20"/>
+                <w:szCs w:val="20"/>
+              </w:rPr>
             </w:pPr>
             <w:r>
               <w:rPr>
                 <w:rFonts w:ascii="Segoe UI Symbol" w:hAnsi="Segoe UI Symbol" w:cs="Segoe UI Symbol"/>
-              </w:rPr>
-              <w:t>✓</w:t>
+                <w:sz w:val="20"/>
+                <w:szCs w:val="20"/>
+              </w:rPr>
+              <w:t>✗</w:t>
             </w:r>
           </w:p>
         </w:tc>
@@ -986,8 +1894,20 @@
             <w:tcW w:w="2877" w:type="dxa"/>
           </w:tcPr>
           <w:p>
-            <w:r>
-              <w:t>Seasonal Patterns</w:t>
+            <w:pPr>
+              <w:rPr>
+                <w:rFonts w:ascii="Verdana" w:hAnsi="Verdana"/>
+                <w:sz w:val="20"/>
+                <w:szCs w:val="20"/>
+              </w:rPr>
+            </w:pPr>
+            <w:r>
+              <w:rPr>
+                <w:rFonts w:ascii="Verdana" w:hAnsi="Verdana"/>
+                <w:sz w:val="20"/>
+                <w:szCs w:val="20"/>
+              </w:rPr>
+              <w:t>Historical Trends</w:t>
             </w:r>
           </w:p>
         </w:tc>
@@ -998,15 +1918,27 @@
           <w:p>
             <w:pPr>
               <w:cnfStyle w:val="000000100000" w:firstRow="0" w:lastRow="0" w:firstColumn="0" w:lastColumn="0" w:oddVBand="0" w:evenVBand="0" w:oddHBand="1" w:evenHBand="0" w:firstRowFirstColumn="0" w:firstRowLastColumn="0" w:lastRowFirstColumn="0" w:lastRowLastColumn="0"/>
+              <w:rPr>
+                <w:rFonts w:ascii="Verdana" w:hAnsi="Verdana"/>
+                <w:sz w:val="20"/>
+                <w:szCs w:val="20"/>
+              </w:rPr>
             </w:pPr>
             <w:r>
               <w:rPr>
                 <w:rFonts w:ascii="Segoe UI Symbol" w:hAnsi="Segoe UI Symbol" w:cs="Segoe UI Symbol"/>
+                <w:sz w:val="20"/>
+                <w:szCs w:val="20"/>
               </w:rPr>
               <w:t>✓</w:t>
             </w:r>
             <w:r>
-              <w:t xml:space="preserve"> (monthly variations)</w:t>
+              <w:rPr>
+                <w:rFonts w:ascii="Verdana" w:hAnsi="Verdana"/>
+                <w:sz w:val="20"/>
+                <w:szCs w:val="20"/>
+              </w:rPr>
+              <w:t xml:space="preserve"> (2019–2023)</w:t>
             </w:r>
           </w:p>
         </w:tc>
@@ -1017,12 +1949,27 @@
           <w:p>
             <w:pPr>
               <w:cnfStyle w:val="000000100000" w:firstRow="0" w:lastRow="0" w:firstColumn="0" w:lastColumn="0" w:oddVBand="0" w:evenVBand="0" w:oddHBand="1" w:evenHBand="0" w:firstRowFirstColumn="0" w:firstRowLastColumn="0" w:lastRowFirstColumn="0" w:lastRowLastColumn="0"/>
+              <w:rPr>
+                <w:rFonts w:ascii="Verdana" w:hAnsi="Verdana"/>
+                <w:sz w:val="20"/>
+                <w:szCs w:val="20"/>
+              </w:rPr>
             </w:pPr>
             <w:r>
               <w:rPr>
                 <w:rFonts w:ascii="Segoe UI Symbol" w:hAnsi="Segoe UI Symbol" w:cs="Segoe UI Symbol"/>
-              </w:rPr>
-              <w:t>✗</w:t>
+                <w:sz w:val="20"/>
+                <w:szCs w:val="20"/>
+              </w:rPr>
+              <w:t>✓</w:t>
+            </w:r>
+            <w:r>
+              <w:rPr>
+                <w:rFonts w:ascii="Verdana" w:hAnsi="Verdana"/>
+                <w:sz w:val="20"/>
+                <w:szCs w:val="20"/>
+              </w:rPr>
+              <w:t xml:space="preserve"> (2014–2024)</w:t>
             </w:r>
           </w:p>
         </w:tc>
@@ -1031,49 +1978,26 @@
         <w:tc>
           <w:tcPr>
             <w:cnfStyle w:val="001000000000" w:firstRow="0" w:lastRow="0" w:firstColumn="1" w:lastColumn="0" w:oddVBand="0" w:evenVBand="0" w:oddHBand="0" w:evenHBand="0" w:firstRowFirstColumn="0" w:firstRowLastColumn="0" w:lastRowFirstColumn="0" w:lastRowLastColumn="0"/>
-            <w:tcW w:w="2877" w:type="dxa"/>
-          </w:tcPr>
-          <w:p>
-            <w:r>
-              <w:t>Port of Entry Statistics</w:t>
-            </w:r>
-          </w:p>
-        </w:tc>
-        <w:tc>
-          <w:tcPr>
-            <w:tcW w:w="2875" w:type="dxa"/>
-          </w:tcPr>
-          <w:p>
-            <w:pPr>
-              <w:cnfStyle w:val="000000000000" w:firstRow="0" w:lastRow="0" w:firstColumn="0" w:lastColumn="0" w:oddVBand="0" w:evenVBand="0" w:oddHBand="0" w:evenHBand="0" w:firstRowFirstColumn="0" w:firstRowLastColumn="0" w:lastRowFirstColumn="0" w:lastRowLastColumn="0"/>
-            </w:pPr>
-            <w:r>
-              <w:rPr>
-                <w:rFonts w:ascii="Segoe UI Symbol" w:hAnsi="Segoe UI Symbol" w:cs="Segoe UI Symbol"/>
-              </w:rPr>
-              <w:t>✓</w:t>
-            </w:r>
-            <w:r>
-              <w:t xml:space="preserve"> (aggregated)</w:t>
-            </w:r>
-          </w:p>
-        </w:tc>
-        <w:tc>
-          <w:tcPr>
-            <w:tcW w:w="2878" w:type="dxa"/>
-          </w:tcPr>
-          <w:p>
-            <w:pPr>
-              <w:cnfStyle w:val="000000000000" w:firstRow="0" w:lastRow="0" w:firstColumn="0" w:lastColumn="0" w:oddVBand="0" w:evenVBand="0" w:oddHBand="0" w:evenHBand="0" w:firstRowFirstColumn="0" w:firstRowLastColumn="0" w:lastRowFirstColumn="0" w:lastRowLastColumn="0"/>
-            </w:pPr>
-            <w:r>
-              <w:rPr>
-                <w:rFonts w:ascii="Segoe UI Symbol" w:hAnsi="Segoe UI Symbol" w:cs="Segoe UI Symbol"/>
-              </w:rPr>
-              <w:t>✓</w:t>
-            </w:r>
-            <w:r>
-              <w:t xml:space="preserve"> (detailed, individual)</w:t>
+            <w:tcW w:w="8630" w:type="dxa"/>
+            <w:gridSpan w:val="3"/>
+            <w:shd w:val="clear" w:color="auto" w:fill="4F81BD" w:themeFill="accent1"/>
+          </w:tcPr>
+          <w:p>
+            <w:pPr>
+              <w:jc w:val="center"/>
+              <w:rPr>
+                <w:rFonts w:ascii="Verdana" w:hAnsi="Verdana" w:cs="Segoe UI Symbol"/>
+                <w:sz w:val="20"/>
+                <w:szCs w:val="20"/>
+              </w:rPr>
+            </w:pPr>
+            <w:r>
+              <w:rPr>
+                <w:rFonts w:ascii="Verdana" w:hAnsi="Verdana" w:cs="Segoe UI Symbol"/>
+                <w:sz w:val="20"/>
+                <w:szCs w:val="20"/>
+              </w:rPr>
+              <w:t>Infrastructure</w:t>
             </w:r>
           </w:p>
         </w:tc>
@@ -1088,8 +2012,20 @@
             <w:tcW w:w="2877" w:type="dxa"/>
           </w:tcPr>
           <w:p>
-            <w:r>
-              <w:t>Historical Trends</w:t>
+            <w:pPr>
+              <w:rPr>
+                <w:rFonts w:ascii="Verdana" w:hAnsi="Verdana"/>
+                <w:sz w:val="20"/>
+                <w:szCs w:val="20"/>
+              </w:rPr>
+            </w:pPr>
+            <w:r>
+              <w:rPr>
+                <w:rFonts w:ascii="Verdana" w:hAnsi="Verdana"/>
+                <w:sz w:val="20"/>
+                <w:szCs w:val="20"/>
+              </w:rPr>
+              <w:t>Bridge/Crossing Names</w:t>
             </w:r>
           </w:p>
         </w:tc>
@@ -1100,34 +2036,50 @@
           <w:p>
             <w:pPr>
               <w:cnfStyle w:val="000000100000" w:firstRow="0" w:lastRow="0" w:firstColumn="0" w:lastColumn="0" w:oddVBand="0" w:evenVBand="0" w:oddHBand="1" w:evenHBand="0" w:firstRowFirstColumn="0" w:firstRowLastColumn="0" w:lastRowFirstColumn="0" w:lastRowLastColumn="0"/>
+              <w:rPr>
+                <w:rFonts w:ascii="Verdana" w:hAnsi="Verdana"/>
+                <w:sz w:val="20"/>
+                <w:szCs w:val="20"/>
+              </w:rPr>
+            </w:pPr>
+            <w:r>
+              <w:rPr>
+                <w:rFonts w:ascii="Verdana" w:hAnsi="Verdana"/>
+                <w:sz w:val="20"/>
+                <w:szCs w:val="20"/>
+              </w:rPr>
+              <w:t>Limited</w:t>
+            </w:r>
+          </w:p>
+        </w:tc>
+        <w:tc>
+          <w:tcPr>
+            <w:tcW w:w="2878" w:type="dxa"/>
+          </w:tcPr>
+          <w:p>
+            <w:pPr>
+              <w:cnfStyle w:val="000000100000" w:firstRow="0" w:lastRow="0" w:firstColumn="0" w:lastColumn="0" w:oddVBand="0" w:evenVBand="0" w:oddHBand="1" w:evenHBand="0" w:firstRowFirstColumn="0" w:firstRowLastColumn="0" w:lastRowFirstColumn="0" w:lastRowLastColumn="0"/>
+              <w:rPr>
+                <w:rFonts w:ascii="Verdana" w:hAnsi="Verdana"/>
+                <w:sz w:val="20"/>
+                <w:szCs w:val="20"/>
+              </w:rPr>
             </w:pPr>
             <w:r>
               <w:rPr>
                 <w:rFonts w:ascii="Segoe UI Symbol" w:hAnsi="Segoe UI Symbol" w:cs="Segoe UI Symbol"/>
+                <w:sz w:val="20"/>
+                <w:szCs w:val="20"/>
               </w:rPr>
               <w:t>✓</w:t>
             </w:r>
             <w:r>
-              <w:t xml:space="preserve"> (2019–2023)</w:t>
-            </w:r>
-          </w:p>
-        </w:tc>
-        <w:tc>
-          <w:tcPr>
-            <w:tcW w:w="2878" w:type="dxa"/>
-          </w:tcPr>
-          <w:p>
-            <w:pPr>
-              <w:cnfStyle w:val="000000100000" w:firstRow="0" w:lastRow="0" w:firstColumn="0" w:lastColumn="0" w:oddVBand="0" w:evenVBand="0" w:oddHBand="1" w:evenHBand="0" w:firstRowFirstColumn="0" w:firstRowLastColumn="0" w:lastRowFirstColumn="0" w:lastRowLastColumn="0"/>
-            </w:pPr>
-            <w:r>
-              <w:rPr>
-                <w:rFonts w:ascii="Segoe UI Symbol" w:hAnsi="Segoe UI Symbol" w:cs="Segoe UI Symbol"/>
-              </w:rPr>
-              <w:t>✓</w:t>
-            </w:r>
-            <w:r>
-              <w:t xml:space="preserve"> (2014–2024, 10-year)</w:t>
+              <w:rPr>
+                <w:rFonts w:ascii="Verdana" w:hAnsi="Verdana"/>
+                <w:sz w:val="20"/>
+                <w:szCs w:val="20"/>
+              </w:rPr>
+              <w:t xml:space="preserve"> Comprehensive (34 bridges/crossings)</w:t>
             </w:r>
           </w:p>
         </w:tc>
@@ -1136,22 +2088,69 @@
         <w:tc>
           <w:tcPr>
             <w:cnfStyle w:val="001000000000" w:firstRow="0" w:lastRow="0" w:firstColumn="1" w:lastColumn="0" w:oddVBand="0" w:evenVBand="0" w:oddHBand="0" w:evenHBand="0" w:firstRowFirstColumn="0" w:firstRowLastColumn="0" w:lastRowFirstColumn="0" w:lastRowLastColumn="0"/>
-            <w:tcW w:w="8630" w:type="dxa"/>
-            <w:gridSpan w:val="3"/>
-            <w:shd w:val="clear" w:color="auto" w:fill="4F81BD" w:themeFill="accent1"/>
-          </w:tcPr>
-          <w:p>
-            <w:pPr>
-              <w:jc w:val="center"/>
+            <w:tcW w:w="2877" w:type="dxa"/>
+          </w:tcPr>
+          <w:p>
+            <w:pPr>
+              <w:rPr>
+                <w:rFonts w:ascii="Verdana" w:hAnsi="Verdana"/>
+                <w:sz w:val="20"/>
+                <w:szCs w:val="20"/>
+              </w:rPr>
+            </w:pPr>
+            <w:r>
+              <w:rPr>
+                <w:rFonts w:ascii="Verdana" w:hAnsi="Verdana"/>
+                <w:sz w:val="20"/>
+                <w:szCs w:val="20"/>
+              </w:rPr>
+              <w:t>Individual Crossing Information</w:t>
+            </w:r>
+          </w:p>
+        </w:tc>
+        <w:tc>
+          <w:tcPr>
+            <w:tcW w:w="2875" w:type="dxa"/>
+          </w:tcPr>
+          <w:p>
+            <w:pPr>
+              <w:cnfStyle w:val="000000000000" w:firstRow="0" w:lastRow="0" w:firstColumn="0" w:lastColumn="0" w:oddVBand="0" w:evenVBand="0" w:oddHBand="0" w:evenHBand="0" w:firstRowFirstColumn="0" w:firstRowLastColumn="0" w:lastRowFirstColumn="0" w:lastRowLastColumn="0"/>
+              <w:rPr>
+                <w:rFonts w:ascii="Verdana" w:hAnsi="Verdana"/>
+                <w:sz w:val="20"/>
+                <w:szCs w:val="20"/>
+              </w:rPr>
+            </w:pPr>
+            <w:r>
               <w:rPr>
                 <w:rFonts w:ascii="Segoe UI Symbol" w:hAnsi="Segoe UI Symbol" w:cs="Segoe UI Symbol"/>
+                <w:sz w:val="20"/>
+                <w:szCs w:val="20"/>
+              </w:rPr>
+              <w:t>✗</w:t>
+            </w:r>
+          </w:p>
+        </w:tc>
+        <w:tc>
+          <w:tcPr>
+            <w:tcW w:w="2878" w:type="dxa"/>
+          </w:tcPr>
+          <w:p>
+            <w:pPr>
+              <w:cnfStyle w:val="000000000000" w:firstRow="0" w:lastRow="0" w:firstColumn="0" w:lastColumn="0" w:oddVBand="0" w:evenVBand="0" w:oddHBand="0" w:evenHBand="0" w:firstRowFirstColumn="0" w:firstRowLastColumn="0" w:lastRowFirstColumn="0" w:lastRowLastColumn="0"/>
+              <w:rPr>
+                <w:rFonts w:ascii="Verdana" w:hAnsi="Verdana"/>
+                <w:sz w:val="20"/>
+                <w:szCs w:val="20"/>
               </w:rPr>
             </w:pPr>
             <w:r>
               <w:rPr>
                 <w:rFonts w:ascii="Segoe UI Symbol" w:hAnsi="Segoe UI Symbol" w:cs="Segoe UI Symbol"/>
-              </w:rPr>
-              <w:t>Infrastructure</w:t>
+                <w:sz w:val="20"/>
+                <w:szCs w:val="20"/>
+              </w:rPr>
+              <w:t>✓</w:t>
             </w:r>
           </w:p>
         </w:tc>
@@ -1166,8 +2165,20 @@
             <w:tcW w:w="2877" w:type="dxa"/>
           </w:tcPr>
           <w:p>
-            <w:r>
-              <w:t>Bridge/Crossing Names</w:t>
+            <w:pPr>
+              <w:rPr>
+                <w:rFonts w:ascii="Verdana" w:hAnsi="Verdana"/>
+                <w:sz w:val="20"/>
+                <w:szCs w:val="20"/>
+              </w:rPr>
+            </w:pPr>
+            <w:r>
+              <w:rPr>
+                <w:rFonts w:ascii="Verdana" w:hAnsi="Verdana"/>
+                <w:sz w:val="20"/>
+                <w:szCs w:val="20"/>
+              </w:rPr>
+              <w:t>Highway Corridors</w:t>
             </w:r>
           </w:p>
         </w:tc>
@@ -1178,9 +2189,51 @@
           <w:p>
             <w:pPr>
               <w:cnfStyle w:val="000000100000" w:firstRow="0" w:lastRow="0" w:firstColumn="0" w:lastColumn="0" w:oddVBand="0" w:evenVBand="0" w:oddHBand="1" w:evenHBand="0" w:firstRowFirstColumn="0" w:firstRowLastColumn="0" w:lastRowFirstColumn="0" w:lastRowLastColumn="0"/>
-            </w:pPr>
-            <w:r>
-              <w:t>Limited</w:t>
+              <w:rPr>
+                <w:rFonts w:ascii="Verdana" w:hAnsi="Verdana"/>
+                <w:sz w:val="20"/>
+                <w:szCs w:val="20"/>
+              </w:rPr>
+            </w:pPr>
+            <w:r>
+              <w:rPr>
+                <w:rFonts w:ascii="Segoe UI Symbol" w:hAnsi="Segoe UI Symbol" w:cs="Segoe UI Symbol"/>
+                <w:sz w:val="20"/>
+                <w:szCs w:val="20"/>
+              </w:rPr>
+              <w:t>✓</w:t>
+            </w:r>
+            <w:r>
+              <w:rPr>
+                <w:rFonts w:ascii="Verdana" w:hAnsi="Verdana"/>
+                <w:sz w:val="20"/>
+                <w:szCs w:val="20"/>
+              </w:rPr>
+              <w:t xml:space="preserve"> (detailed analysis</w:t>
+            </w:r>
+            <w:r>
+              <w:rPr>
+                <w:rFonts w:ascii="Verdana" w:hAnsi="Verdana"/>
+                <w:sz w:val="20"/>
+                <w:szCs w:val="20"/>
+              </w:rPr>
+              <w:t xml:space="preserve"> for I-10, </w:t>
+            </w:r>
+            <w:r>
+              <w:rPr>
+                <w:rFonts w:ascii="Verdana" w:hAnsi="Verdana"/>
+                <w:sz w:val="20"/>
+                <w:szCs w:val="20"/>
+              </w:rPr>
+              <w:t>US-83 and Regional Border Connectivity Network</w:t>
+            </w:r>
+            <w:r>
+              <w:rPr>
+                <w:rFonts w:ascii="Verdana" w:hAnsi="Verdana"/>
+                <w:sz w:val="20"/>
+                <w:szCs w:val="20"/>
+              </w:rPr>
+              <w:t>)</w:t>
             </w:r>
           </w:p>
         </w:tc>
@@ -1191,15 +2244,35 @@
           <w:p>
             <w:pPr>
               <w:cnfStyle w:val="000000100000" w:firstRow="0" w:lastRow="0" w:firstColumn="0" w:lastColumn="0" w:oddVBand="0" w:evenVBand="0" w:oddHBand="1" w:evenHBand="0" w:firstRowFirstColumn="0" w:firstRowLastColumn="0" w:lastRowFirstColumn="0" w:lastRowLastColumn="0"/>
-            </w:pPr>
-            <w:r>
-              <w:rPr>
-                <w:rFonts w:ascii="Segoe UI Symbol" w:hAnsi="Segoe UI Symbol" w:cs="Segoe UI Symbol"/>
-              </w:rPr>
-              <w:t>✓</w:t>
-            </w:r>
-            <w:r>
-              <w:t xml:space="preserve"> Comprehensive (34 bridges/crossings)</w:t>
+              <w:rPr>
+                <w:rFonts w:ascii="Verdana" w:hAnsi="Verdana"/>
+                <w:sz w:val="20"/>
+                <w:szCs w:val="20"/>
+              </w:rPr>
+            </w:pPr>
+            <w:r>
+              <w:rPr>
+                <w:rFonts w:ascii="Verdana" w:hAnsi="Verdana"/>
+                <w:sz w:val="20"/>
+                <w:szCs w:val="20"/>
+              </w:rPr>
+              <w:t>Reference access roads (</w:t>
+            </w:r>
+            <w:r>
+              <w:rPr>
+                <w:rFonts w:ascii="Verdana" w:hAnsi="Verdana"/>
+                <w:sz w:val="20"/>
+                <w:szCs w:val="20"/>
+              </w:rPr>
+              <w:t>Texas and Mexico</w:t>
+            </w:r>
+            <w:r>
+              <w:rPr>
+                <w:rFonts w:ascii="Verdana" w:hAnsi="Verdana"/>
+                <w:sz w:val="20"/>
+                <w:szCs w:val="20"/>
+              </w:rPr>
+              <w:t>)</w:t>
             </w:r>
           </w:p>
         </w:tc>
@@ -1211,8 +2284,20 @@
             <w:tcW w:w="2877" w:type="dxa"/>
           </w:tcPr>
           <w:p>
-            <w:r>
-              <w:t>Individual Crossing Information</w:t>
+            <w:pPr>
+              <w:rPr>
+                <w:rFonts w:ascii="Verdana" w:hAnsi="Verdana"/>
+                <w:sz w:val="20"/>
+                <w:szCs w:val="20"/>
+              </w:rPr>
+            </w:pPr>
+            <w:r>
+              <w:rPr>
+                <w:rFonts w:ascii="Verdana" w:hAnsi="Verdana"/>
+                <w:sz w:val="20"/>
+                <w:szCs w:val="20"/>
+              </w:rPr>
+              <w:t>Rail Infrastructure</w:t>
             </w:r>
           </w:p>
         </w:tc>
@@ -1223,12 +2308,27 @@
           <w:p>
             <w:pPr>
               <w:cnfStyle w:val="000000000000" w:firstRow="0" w:lastRow="0" w:firstColumn="0" w:lastColumn="0" w:oddVBand="0" w:evenVBand="0" w:oddHBand="0" w:evenHBand="0" w:firstRowFirstColumn="0" w:firstRowLastColumn="0" w:lastRowFirstColumn="0" w:lastRowLastColumn="0"/>
+              <w:rPr>
+                <w:rFonts w:ascii="Verdana" w:hAnsi="Verdana"/>
+                <w:sz w:val="20"/>
+                <w:szCs w:val="20"/>
+              </w:rPr>
             </w:pPr>
             <w:r>
               <w:rPr>
                 <w:rFonts w:ascii="Segoe UI Symbol" w:hAnsi="Segoe UI Symbol" w:cs="Segoe UI Symbol"/>
-              </w:rPr>
-              <w:t>✗</w:t>
+                <w:sz w:val="20"/>
+                <w:szCs w:val="20"/>
+              </w:rPr>
+              <w:t>✓</w:t>
+            </w:r>
+            <w:r>
+              <w:rPr>
+                <w:rFonts w:ascii="Verdana" w:hAnsi="Verdana"/>
+                <w:sz w:val="20"/>
+                <w:szCs w:val="20"/>
+              </w:rPr>
+              <w:t xml:space="preserve"> (4 crossings mentioned)</w:t>
             </w:r>
           </w:p>
         </w:tc>
@@ -1239,12 +2339,27 @@
           <w:p>
             <w:pPr>
               <w:cnfStyle w:val="000000000000" w:firstRow="0" w:lastRow="0" w:firstColumn="0" w:lastColumn="0" w:oddVBand="0" w:evenVBand="0" w:oddHBand="0" w:evenHBand="0" w:firstRowFirstColumn="0" w:firstRowLastColumn="0" w:lastRowFirstColumn="0" w:lastRowLastColumn="0"/>
+              <w:rPr>
+                <w:rFonts w:ascii="Verdana" w:hAnsi="Verdana"/>
+                <w:sz w:val="20"/>
+                <w:szCs w:val="20"/>
+              </w:rPr>
             </w:pPr>
             <w:r>
               <w:rPr>
                 <w:rFonts w:ascii="Segoe UI Symbol" w:hAnsi="Segoe UI Symbol" w:cs="Segoe UI Symbol"/>
+                <w:sz w:val="20"/>
+                <w:szCs w:val="20"/>
               </w:rPr>
               <w:t>✓</w:t>
+            </w:r>
+            <w:r>
+              <w:rPr>
+                <w:rFonts w:ascii="Verdana" w:hAnsi="Verdana"/>
+                <w:sz w:val="20"/>
+                <w:szCs w:val="20"/>
+              </w:rPr>
+              <w:t xml:space="preserve"> (detailed, individual)</w:t>
             </w:r>
           </w:p>
         </w:tc>
@@ -1259,8 +2374,20 @@
             <w:tcW w:w="2877" w:type="dxa"/>
           </w:tcPr>
           <w:p>
-            <w:r>
-              <w:t>Highway Corridors</w:t>
+            <w:pPr>
+              <w:rPr>
+                <w:rFonts w:ascii="Verdana" w:hAnsi="Verdana"/>
+                <w:sz w:val="20"/>
+                <w:szCs w:val="20"/>
+              </w:rPr>
+            </w:pPr>
+            <w:r>
+              <w:rPr>
+                <w:rFonts w:ascii="Verdana" w:hAnsi="Verdana"/>
+                <w:sz w:val="20"/>
+                <w:szCs w:val="20"/>
+              </w:rPr>
+              <w:t>Airports</w:t>
             </w:r>
           </w:p>
         </w:tc>
@@ -1271,15 +2398,43 @@
           <w:p>
             <w:pPr>
               <w:cnfStyle w:val="000000100000" w:firstRow="0" w:lastRow="0" w:firstColumn="0" w:lastColumn="0" w:oddVBand="0" w:evenVBand="0" w:oddHBand="1" w:evenHBand="0" w:firstRowFirstColumn="0" w:firstRowLastColumn="0" w:lastRowFirstColumn="0" w:lastRowLastColumn="0"/>
+              <w:rPr>
+                <w:rFonts w:ascii="Verdana" w:hAnsi="Verdana"/>
+                <w:sz w:val="20"/>
+                <w:szCs w:val="20"/>
+              </w:rPr>
             </w:pPr>
             <w:r>
               <w:rPr>
                 <w:rFonts w:ascii="Segoe UI Symbol" w:hAnsi="Segoe UI Symbol" w:cs="Segoe UI Symbol"/>
+                <w:sz w:val="20"/>
+                <w:szCs w:val="20"/>
               </w:rPr>
               <w:t>✓</w:t>
             </w:r>
             <w:r>
-              <w:t xml:space="preserve"> (detailed analysis)</w:t>
+              <w:rPr>
+                <w:rFonts w:ascii="Verdana" w:hAnsi="Verdana"/>
+                <w:sz w:val="20"/>
+                <w:szCs w:val="20"/>
+              </w:rPr>
+              <w:t xml:space="preserve"> (8 commercial airports</w:t>
+            </w:r>
+            <w:r>
+              <w:rPr>
+                <w:rFonts w:ascii="Verdana" w:hAnsi="Verdana"/>
+                <w:sz w:val="20"/>
+                <w:szCs w:val="20"/>
+              </w:rPr>
+              <w:t xml:space="preserve"> mentioned</w:t>
+            </w:r>
+            <w:r>
+              <w:rPr>
+                <w:rFonts w:ascii="Verdana" w:hAnsi="Verdana"/>
+                <w:sz w:val="20"/>
+                <w:szCs w:val="20"/>
+              </w:rPr>
+              <w:t>)</w:t>
             </w:r>
           </w:p>
         </w:tc>
@@ -1290,9 +2445,43 @@
           <w:p>
             <w:pPr>
               <w:cnfStyle w:val="000000100000" w:firstRow="0" w:lastRow="0" w:firstColumn="0" w:lastColumn="0" w:oddVBand="0" w:evenVBand="0" w:oddHBand="1" w:evenHBand="0" w:firstRowFirstColumn="0" w:firstRowLastColumn="0" w:lastRowFirstColumn="0" w:lastRowLastColumn="0"/>
-            </w:pPr>
-            <w:r>
-              <w:t>Reference access roads (TX &amp; MX)</w:t>
+              <w:rPr>
+                <w:rFonts w:ascii="Verdana" w:hAnsi="Verdana"/>
+                <w:sz w:val="20"/>
+                <w:szCs w:val="20"/>
+              </w:rPr>
+            </w:pPr>
+            <w:r>
+              <w:rPr>
+                <w:rFonts w:ascii="Verdana" w:hAnsi="Verdana"/>
+                <w:sz w:val="20"/>
+                <w:szCs w:val="20"/>
+              </w:rPr>
+              <w:t xml:space="preserve">Lists airports </w:t>
+            </w:r>
+            <w:r>
+              <w:rPr>
+                <w:rFonts w:ascii="Verdana" w:hAnsi="Verdana"/>
+                <w:sz w:val="20"/>
+                <w:szCs w:val="20"/>
+              </w:rPr>
+              <w:t>included in</w:t>
+            </w:r>
+            <w:r>
+              <w:rPr>
+                <w:rFonts w:ascii="Verdana" w:hAnsi="Verdana"/>
+                <w:sz w:val="20"/>
+                <w:szCs w:val="20"/>
+              </w:rPr>
+              <w:t xml:space="preserve"> POEs</w:t>
+            </w:r>
+            <w:r>
+              <w:rPr>
+                <w:rFonts w:ascii="Verdana" w:hAnsi="Verdana"/>
+                <w:sz w:val="20"/>
+                <w:szCs w:val="20"/>
+              </w:rPr>
+              <w:t xml:space="preserve"> with land border crossings</w:t>
             </w:r>
           </w:p>
         </w:tc>
@@ -1304,8 +2493,20 @@
             <w:tcW w:w="2877" w:type="dxa"/>
           </w:tcPr>
           <w:p>
-            <w:r>
-              <w:t>Rail Infrastructure</w:t>
+            <w:pPr>
+              <w:rPr>
+                <w:rFonts w:ascii="Verdana" w:hAnsi="Verdana"/>
+                <w:sz w:val="20"/>
+                <w:szCs w:val="20"/>
+              </w:rPr>
+            </w:pPr>
+            <w:r>
+              <w:rPr>
+                <w:rFonts w:ascii="Verdana" w:hAnsi="Verdana"/>
+                <w:sz w:val="20"/>
+                <w:szCs w:val="20"/>
+              </w:rPr>
+              <w:t>Maritime Ports</w:t>
             </w:r>
           </w:p>
         </w:tc>
@@ -1316,15 +2517,27 @@
           <w:p>
             <w:pPr>
               <w:cnfStyle w:val="000000000000" w:firstRow="0" w:lastRow="0" w:firstColumn="0" w:lastColumn="0" w:oddVBand="0" w:evenVBand="0" w:oddHBand="0" w:evenHBand="0" w:firstRowFirstColumn="0" w:firstRowLastColumn="0" w:lastRowFirstColumn="0" w:lastRowLastColumn="0"/>
+              <w:rPr>
+                <w:rFonts w:ascii="Verdana" w:hAnsi="Verdana"/>
+                <w:sz w:val="20"/>
+                <w:szCs w:val="20"/>
+              </w:rPr>
             </w:pPr>
             <w:r>
               <w:rPr>
                 <w:rFonts w:ascii="Segoe UI Symbol" w:hAnsi="Segoe UI Symbol" w:cs="Segoe UI Symbol"/>
+                <w:sz w:val="20"/>
+                <w:szCs w:val="20"/>
               </w:rPr>
               <w:t>✓</w:t>
             </w:r>
             <w:r>
-              <w:t xml:space="preserve"> (4 crossings mentioned)</w:t>
+              <w:rPr>
+                <w:rFonts w:ascii="Verdana" w:hAnsi="Verdana"/>
+                <w:sz w:val="20"/>
+                <w:szCs w:val="20"/>
+              </w:rPr>
+              <w:t xml:space="preserve"> (2 deep draft, 3 shallow)</w:t>
             </w:r>
           </w:p>
         </w:tc>
@@ -1335,15 +2548,19 @@
           <w:p>
             <w:pPr>
               <w:cnfStyle w:val="000000000000" w:firstRow="0" w:lastRow="0" w:firstColumn="0" w:lastColumn="0" w:oddVBand="0" w:evenVBand="0" w:oddHBand="0" w:evenHBand="0" w:firstRowFirstColumn="0" w:firstRowLastColumn="0" w:lastRowFirstColumn="0" w:lastRowLastColumn="0"/>
-            </w:pPr>
-            <w:r>
-              <w:rPr>
-                <w:rFonts w:ascii="Segoe UI Symbol" w:hAnsi="Segoe UI Symbol" w:cs="Segoe UI Symbol"/>
-              </w:rPr>
-              <w:t>✓</w:t>
-            </w:r>
-            <w:r>
-              <w:t xml:space="preserve"> (detailed, individual)</w:t>
+              <w:rPr>
+                <w:rFonts w:ascii="Verdana" w:hAnsi="Verdana"/>
+                <w:sz w:val="20"/>
+                <w:szCs w:val="20"/>
+              </w:rPr>
+            </w:pPr>
+            <w:r>
+              <w:rPr>
+                <w:rFonts w:ascii="Verdana" w:hAnsi="Verdana"/>
+                <w:sz w:val="20"/>
+                <w:szCs w:val="20"/>
+              </w:rPr>
+              <w:t>Mentions Port of Brownsville</w:t>
             </w:r>
           </w:p>
         </w:tc>
@@ -1355,44 +2572,26 @@
         <w:tc>
           <w:tcPr>
             <w:cnfStyle w:val="001000000000" w:firstRow="0" w:lastRow="0" w:firstColumn="1" w:lastColumn="0" w:oddVBand="0" w:evenVBand="0" w:oddHBand="0" w:evenHBand="0" w:firstRowFirstColumn="0" w:firstRowLastColumn="0" w:lastRowFirstColumn="0" w:lastRowLastColumn="0"/>
-            <w:tcW w:w="2877" w:type="dxa"/>
-          </w:tcPr>
-          <w:p>
-            <w:r>
-              <w:lastRenderedPageBreak/>
-              <w:t>Airports</w:t>
-            </w:r>
-          </w:p>
-        </w:tc>
-        <w:tc>
-          <w:tcPr>
-            <w:tcW w:w="2875" w:type="dxa"/>
-          </w:tcPr>
-          <w:p>
-            <w:pPr>
-              <w:cnfStyle w:val="000000100000" w:firstRow="0" w:lastRow="0" w:firstColumn="0" w:lastColumn="0" w:oddVBand="0" w:evenVBand="0" w:oddHBand="1" w:evenHBand="0" w:firstRowFirstColumn="0" w:firstRowLastColumn="0" w:lastRowFirstColumn="0" w:lastRowLastColumn="0"/>
-            </w:pPr>
-            <w:r>
-              <w:rPr>
-                <w:rFonts w:ascii="Segoe UI Symbol" w:hAnsi="Segoe UI Symbol" w:cs="Segoe UI Symbol"/>
-              </w:rPr>
-              <w:t>✓</w:t>
-            </w:r>
-            <w:r>
-              <w:t xml:space="preserve"> (8 commercial airports)</w:t>
-            </w:r>
-          </w:p>
-        </w:tc>
-        <w:tc>
-          <w:tcPr>
-            <w:tcW w:w="2878" w:type="dxa"/>
-          </w:tcPr>
-          <w:p>
-            <w:pPr>
-              <w:cnfStyle w:val="000000100000" w:firstRow="0" w:lastRow="0" w:firstColumn="0" w:lastColumn="0" w:oddVBand="0" w:evenVBand="0" w:oddHBand="1" w:evenHBand="0" w:firstRowFirstColumn="0" w:firstRowLastColumn="0" w:lastRowFirstColumn="0" w:lastRowLastColumn="0"/>
-            </w:pPr>
-            <w:r>
-              <w:t>Lists airports under POEs</w:t>
+            <w:tcW w:w="8630" w:type="dxa"/>
+            <w:gridSpan w:val="3"/>
+            <w:shd w:val="clear" w:color="auto" w:fill="4F81BD" w:themeFill="accent1"/>
+          </w:tcPr>
+          <w:p>
+            <w:pPr>
+              <w:jc w:val="center"/>
+              <w:rPr>
+                <w:rFonts w:ascii="Verdana" w:hAnsi="Verdana" w:cs="Segoe UI Symbol"/>
+                <w:sz w:val="20"/>
+                <w:szCs w:val="20"/>
+              </w:rPr>
+            </w:pPr>
+            <w:r>
+              <w:rPr>
+                <w:rFonts w:ascii="Verdana" w:hAnsi="Verdana" w:cs="Segoe UI Symbol"/>
+                <w:sz w:val="20"/>
+                <w:szCs w:val="20"/>
+              </w:rPr>
+              <w:t>Crossing Information</w:t>
             </w:r>
           </w:p>
         </w:tc>
@@ -1404,8 +2603,20 @@
             <w:tcW w:w="2877" w:type="dxa"/>
           </w:tcPr>
           <w:p>
-            <w:r>
-              <w:t>Maritime Ports</w:t>
+            <w:pPr>
+              <w:rPr>
+                <w:rFonts w:ascii="Verdana" w:hAnsi="Verdana"/>
+                <w:sz w:val="20"/>
+                <w:szCs w:val="20"/>
+              </w:rPr>
+            </w:pPr>
+            <w:r>
+              <w:rPr>
+                <w:rFonts w:ascii="Verdana" w:hAnsi="Verdana"/>
+                <w:sz w:val="20"/>
+                <w:szCs w:val="20"/>
+              </w:rPr>
+              <w:t>Pedestrian Volumes</w:t>
             </w:r>
           </w:p>
         </w:tc>
@@ -1416,28 +2627,82 @@
           <w:p>
             <w:pPr>
               <w:cnfStyle w:val="000000000000" w:firstRow="0" w:lastRow="0" w:firstColumn="0" w:lastColumn="0" w:oddVBand="0" w:evenVBand="0" w:oddHBand="0" w:evenHBand="0" w:firstRowFirstColumn="0" w:firstRowLastColumn="0" w:lastRowFirstColumn="0" w:lastRowLastColumn="0"/>
+              <w:rPr>
+                <w:rFonts w:ascii="Verdana" w:hAnsi="Verdana"/>
+                <w:sz w:val="20"/>
+                <w:szCs w:val="20"/>
+              </w:rPr>
             </w:pPr>
             <w:r>
               <w:rPr>
                 <w:rFonts w:ascii="Segoe UI Symbol" w:hAnsi="Segoe UI Symbol" w:cs="Segoe UI Symbol"/>
+                <w:sz w:val="20"/>
+                <w:szCs w:val="20"/>
+              </w:rPr>
+              <w:t>✗</w:t>
+            </w:r>
+          </w:p>
+        </w:tc>
+        <w:tc>
+          <w:tcPr>
+            <w:tcW w:w="2878" w:type="dxa"/>
+          </w:tcPr>
+          <w:p>
+            <w:pPr>
+              <w:cnfStyle w:val="000000000000" w:firstRow="0" w:lastRow="0" w:firstColumn="0" w:lastColumn="0" w:oddVBand="0" w:evenVBand="0" w:oddHBand="0" w:evenHBand="0" w:firstRowFirstColumn="0" w:firstRowLastColumn="0" w:lastRowFirstColumn="0" w:lastRowLastColumn="0"/>
+              <w:rPr>
+                <w:rFonts w:ascii="Verdana" w:hAnsi="Verdana"/>
+                <w:sz w:val="20"/>
+                <w:szCs w:val="20"/>
+              </w:rPr>
+            </w:pPr>
+            <w:r>
+              <w:rPr>
+                <w:rFonts w:ascii="Segoe UI Symbol" w:hAnsi="Segoe UI Symbol" w:cs="Segoe UI Symbol"/>
+                <w:sz w:val="20"/>
+                <w:szCs w:val="20"/>
               </w:rPr>
               <w:t>✓</w:t>
             </w:r>
             <w:r>
-              <w:t xml:space="preserve"> (2 deep draft, 3 shallow)</w:t>
-            </w:r>
-          </w:p>
-        </w:tc>
-        <w:tc>
-          <w:tcPr>
-            <w:tcW w:w="2878" w:type="dxa"/>
-          </w:tcPr>
-          <w:p>
-            <w:pPr>
-              <w:cnfStyle w:val="000000000000" w:firstRow="0" w:lastRow="0" w:firstColumn="0" w:lastColumn="0" w:oddVBand="0" w:evenVBand="0" w:oddHBand="0" w:evenHBand="0" w:firstRowFirstColumn="0" w:firstRowLastColumn="0" w:lastRowFirstColumn="0" w:lastRowLastColumn="0"/>
-            </w:pPr>
-            <w:r>
-              <w:t>Mentions Port of Brownsville in RGV</w:t>
+              <w:rPr>
+                <w:rFonts w:ascii="Verdana" w:hAnsi="Verdana"/>
+                <w:sz w:val="20"/>
+                <w:szCs w:val="20"/>
+              </w:rPr>
+              <w:t xml:space="preserve"> (</w:t>
+            </w:r>
+            <w:r>
+              <w:rPr>
+                <w:rFonts w:ascii="Verdana" w:hAnsi="Verdana"/>
+                <w:sz w:val="20"/>
+                <w:szCs w:val="20"/>
+              </w:rPr>
+              <w:t xml:space="preserve">northbound crossings </w:t>
+            </w:r>
+            <w:r>
+              <w:rPr>
+                <w:rFonts w:ascii="Verdana" w:hAnsi="Verdana"/>
+                <w:sz w:val="20"/>
+                <w:szCs w:val="20"/>
+              </w:rPr>
+              <w:t xml:space="preserve">by </w:t>
+            </w:r>
+            <w:r>
+              <w:rPr>
+                <w:rFonts w:ascii="Verdana" w:hAnsi="Verdana"/>
+                <w:sz w:val="20"/>
+                <w:szCs w:val="20"/>
+              </w:rPr>
+              <w:t>bridge</w:t>
+            </w:r>
+            <w:r>
+              <w:rPr>
+                <w:rFonts w:ascii="Verdana" w:hAnsi="Verdana"/>
+                <w:sz w:val="20"/>
+                <w:szCs w:val="20"/>
+              </w:rPr>
+              <w:t>)</w:t>
             </w:r>
           </w:p>
         </w:tc>
@@ -1449,22 +2714,85 @@
         <w:tc>
           <w:tcPr>
             <w:cnfStyle w:val="001000000000" w:firstRow="0" w:lastRow="0" w:firstColumn="1" w:lastColumn="0" w:oddVBand="0" w:evenVBand="0" w:oddHBand="0" w:evenHBand="0" w:firstRowFirstColumn="0" w:firstRowLastColumn="0" w:lastRowFirstColumn="0" w:lastRowLastColumn="0"/>
-            <w:tcW w:w="8630" w:type="dxa"/>
-            <w:gridSpan w:val="3"/>
-            <w:shd w:val="clear" w:color="auto" w:fill="4F81BD" w:themeFill="accent1"/>
-          </w:tcPr>
-          <w:p>
-            <w:pPr>
-              <w:jc w:val="center"/>
+            <w:tcW w:w="2877" w:type="dxa"/>
+          </w:tcPr>
+          <w:p>
+            <w:pPr>
+              <w:rPr>
+                <w:rFonts w:ascii="Verdana" w:hAnsi="Verdana"/>
+                <w:sz w:val="20"/>
+                <w:szCs w:val="20"/>
+              </w:rPr>
+            </w:pPr>
+            <w:r>
+              <w:rPr>
+                <w:rFonts w:ascii="Verdana" w:hAnsi="Verdana"/>
+                <w:sz w:val="20"/>
+                <w:szCs w:val="20"/>
+              </w:rPr>
+              <w:t>Passenger Vehicle Volumes</w:t>
+            </w:r>
+          </w:p>
+        </w:tc>
+        <w:tc>
+          <w:tcPr>
+            <w:tcW w:w="2875" w:type="dxa"/>
+          </w:tcPr>
+          <w:p>
+            <w:pPr>
+              <w:cnfStyle w:val="000000100000" w:firstRow="0" w:lastRow="0" w:firstColumn="0" w:lastColumn="0" w:oddVBand="0" w:evenVBand="0" w:oddHBand="1" w:evenHBand="0" w:firstRowFirstColumn="0" w:firstRowLastColumn="0" w:lastRowFirstColumn="0" w:lastRowLastColumn="0"/>
+              <w:rPr>
+                <w:rFonts w:ascii="Verdana" w:hAnsi="Verdana"/>
+                <w:sz w:val="20"/>
+                <w:szCs w:val="20"/>
+              </w:rPr>
+            </w:pPr>
+            <w:r>
               <w:rPr>
                 <w:rFonts w:ascii="Segoe UI Symbol" w:hAnsi="Segoe UI Symbol" w:cs="Segoe UI Symbol"/>
+                <w:sz w:val="20"/>
+                <w:szCs w:val="20"/>
+              </w:rPr>
+              <w:t>✗</w:t>
+            </w:r>
+          </w:p>
+        </w:tc>
+        <w:tc>
+          <w:tcPr>
+            <w:tcW w:w="2878" w:type="dxa"/>
+          </w:tcPr>
+          <w:p>
+            <w:pPr>
+              <w:cnfStyle w:val="000000100000" w:firstRow="0" w:lastRow="0" w:firstColumn="0" w:lastColumn="0" w:oddVBand="0" w:evenVBand="0" w:oddHBand="1" w:evenHBand="0" w:firstRowFirstColumn="0" w:firstRowLastColumn="0" w:lastRowFirstColumn="0" w:lastRowLastColumn="0"/>
+              <w:rPr>
+                <w:rFonts w:ascii="Verdana" w:hAnsi="Verdana"/>
+                <w:sz w:val="20"/>
+                <w:szCs w:val="20"/>
               </w:rPr>
             </w:pPr>
             <w:r>
               <w:rPr>
                 <w:rFonts w:ascii="Segoe UI Symbol" w:hAnsi="Segoe UI Symbol" w:cs="Segoe UI Symbol"/>
-              </w:rPr>
-              <w:t>Crossing Information</w:t>
+                <w:sz w:val="20"/>
+                <w:szCs w:val="20"/>
+              </w:rPr>
+              <w:t>✓</w:t>
+            </w:r>
+            <w:r>
+              <w:rPr>
+                <w:rFonts w:ascii="Verdana" w:hAnsi="Verdana"/>
+                <w:sz w:val="20"/>
+                <w:szCs w:val="20"/>
+              </w:rPr>
+              <w:t xml:space="preserve"> </w:t>
+            </w:r>
+            <w:r>
+              <w:rPr>
+                <w:rFonts w:ascii="Verdana" w:hAnsi="Verdana"/>
+                <w:sz w:val="20"/>
+                <w:szCs w:val="20"/>
+              </w:rPr>
+              <w:t>(northbound crossings by bridge)</w:t>
             </w:r>
           </w:p>
         </w:tc>
@@ -1476,8 +2804,20 @@
             <w:tcW w:w="2877" w:type="dxa"/>
           </w:tcPr>
           <w:p>
-            <w:r>
-              <w:t>Pedestrian Volumes</w:t>
+            <w:pPr>
+              <w:rPr>
+                <w:rFonts w:ascii="Verdana" w:hAnsi="Verdana"/>
+                <w:sz w:val="20"/>
+                <w:szCs w:val="20"/>
+              </w:rPr>
+            </w:pPr>
+            <w:r>
+              <w:rPr>
+                <w:rFonts w:ascii="Verdana" w:hAnsi="Verdana"/>
+                <w:sz w:val="20"/>
+                <w:szCs w:val="20"/>
+              </w:rPr>
+              <w:t>Bus Volumes</w:t>
             </w:r>
           </w:p>
         </w:tc>
@@ -1488,10 +2828,17 @@
           <w:p>
             <w:pPr>
               <w:cnfStyle w:val="000000000000" w:firstRow="0" w:lastRow="0" w:firstColumn="0" w:lastColumn="0" w:oddVBand="0" w:evenVBand="0" w:oddHBand="0" w:evenHBand="0" w:firstRowFirstColumn="0" w:firstRowLastColumn="0" w:lastRowFirstColumn="0" w:lastRowLastColumn="0"/>
+              <w:rPr>
+                <w:rFonts w:ascii="Verdana" w:hAnsi="Verdana"/>
+                <w:sz w:val="20"/>
+                <w:szCs w:val="20"/>
+              </w:rPr>
             </w:pPr>
             <w:r>
               <w:rPr>
                 <w:rFonts w:ascii="Segoe UI Symbol" w:hAnsi="Segoe UI Symbol" w:cs="Segoe UI Symbol"/>
+                <w:sz w:val="20"/>
+                <w:szCs w:val="20"/>
               </w:rPr>
               <w:t>✗</w:t>
             </w:r>
@@ -1504,15 +2851,35 @@
           <w:p>
             <w:pPr>
               <w:cnfStyle w:val="000000000000" w:firstRow="0" w:lastRow="0" w:firstColumn="0" w:lastColumn="0" w:oddVBand="0" w:evenVBand="0" w:oddHBand="0" w:evenHBand="0" w:firstRowFirstColumn="0" w:firstRowLastColumn="0" w:lastRowFirstColumn="0" w:lastRowLastColumn="0"/>
+              <w:rPr>
+                <w:rFonts w:ascii="Verdana" w:hAnsi="Verdana"/>
+                <w:sz w:val="20"/>
+                <w:szCs w:val="20"/>
+              </w:rPr>
             </w:pPr>
             <w:r>
               <w:rPr>
                 <w:rFonts w:ascii="Segoe UI Symbol" w:hAnsi="Segoe UI Symbol" w:cs="Segoe UI Symbol"/>
+                <w:sz w:val="20"/>
+                <w:szCs w:val="20"/>
               </w:rPr>
               <w:t>✓</w:t>
             </w:r>
             <w:r>
-              <w:t xml:space="preserve"> (by crossing)</w:t>
+              <w:rPr>
+                <w:rFonts w:ascii="Verdana" w:hAnsi="Verdana"/>
+                <w:sz w:val="20"/>
+                <w:szCs w:val="20"/>
+              </w:rPr>
+              <w:t xml:space="preserve"> </w:t>
+            </w:r>
+            <w:r>
+              <w:rPr>
+                <w:rFonts w:ascii="Verdana" w:hAnsi="Verdana"/>
+                <w:sz w:val="20"/>
+                <w:szCs w:val="20"/>
+              </w:rPr>
+              <w:t>(northbound crossings by bridge)</w:t>
             </w:r>
           </w:p>
         </w:tc>
@@ -1527,8 +2894,20 @@
             <w:tcW w:w="2877" w:type="dxa"/>
           </w:tcPr>
           <w:p>
-            <w:r>
-              <w:t>Passenger Vehicle Volumes</w:t>
+            <w:pPr>
+              <w:rPr>
+                <w:rFonts w:ascii="Verdana" w:hAnsi="Verdana"/>
+                <w:sz w:val="20"/>
+                <w:szCs w:val="20"/>
+              </w:rPr>
+            </w:pPr>
+            <w:r>
+              <w:rPr>
+                <w:rFonts w:ascii="Verdana" w:hAnsi="Verdana"/>
+                <w:sz w:val="20"/>
+                <w:szCs w:val="20"/>
+              </w:rPr>
+              <w:t>Commercial Truck Volumes</w:t>
             </w:r>
           </w:p>
         </w:tc>
@@ -1539,12 +2918,43 @@
           <w:p>
             <w:pPr>
               <w:cnfStyle w:val="000000100000" w:firstRow="0" w:lastRow="0" w:firstColumn="0" w:lastColumn="0" w:oddVBand="0" w:evenVBand="0" w:oddHBand="1" w:evenHBand="0" w:firstRowFirstColumn="0" w:firstRowLastColumn="0" w:lastRowFirstColumn="0" w:lastRowLastColumn="0"/>
+              <w:rPr>
+                <w:rFonts w:ascii="Verdana" w:hAnsi="Verdana"/>
+                <w:sz w:val="20"/>
+                <w:szCs w:val="20"/>
+              </w:rPr>
             </w:pPr>
             <w:r>
               <w:rPr>
                 <w:rFonts w:ascii="Segoe UI Symbol" w:hAnsi="Segoe UI Symbol" w:cs="Segoe UI Symbol"/>
-              </w:rPr>
-              <w:t>✗</w:t>
+                <w:sz w:val="20"/>
+                <w:szCs w:val="20"/>
+              </w:rPr>
+              <w:t>✓</w:t>
+            </w:r>
+            <w:r>
+              <w:rPr>
+                <w:rFonts w:ascii="Verdana" w:hAnsi="Verdana"/>
+                <w:sz w:val="20"/>
+                <w:szCs w:val="20"/>
+              </w:rPr>
+              <w:t xml:space="preserve"> (regional</w:t>
+            </w:r>
+            <w:r>
+              <w:rPr>
+                <w:rFonts w:ascii="Verdana" w:hAnsi="Verdana"/>
+                <w:sz w:val="20"/>
+                <w:szCs w:val="20"/>
+              </w:rPr>
+              <w:t>, tonnage</w:t>
+            </w:r>
+            <w:r>
+              <w:rPr>
+                <w:rFonts w:ascii="Verdana" w:hAnsi="Verdana"/>
+                <w:sz w:val="20"/>
+                <w:szCs w:val="20"/>
+              </w:rPr>
+              <w:t>)</w:t>
             </w:r>
           </w:p>
         </w:tc>
@@ -1555,15 +2965,35 @@
           <w:p>
             <w:pPr>
               <w:cnfStyle w:val="000000100000" w:firstRow="0" w:lastRow="0" w:firstColumn="0" w:lastColumn="0" w:oddVBand="0" w:evenVBand="0" w:oddHBand="1" w:evenHBand="0" w:firstRowFirstColumn="0" w:firstRowLastColumn="0" w:lastRowFirstColumn="0" w:lastRowLastColumn="0"/>
+              <w:rPr>
+                <w:rFonts w:ascii="Verdana" w:hAnsi="Verdana"/>
+                <w:sz w:val="20"/>
+                <w:szCs w:val="20"/>
+              </w:rPr>
             </w:pPr>
             <w:r>
               <w:rPr>
                 <w:rFonts w:ascii="Segoe UI Symbol" w:hAnsi="Segoe UI Symbol" w:cs="Segoe UI Symbol"/>
+                <w:sz w:val="20"/>
+                <w:szCs w:val="20"/>
               </w:rPr>
               <w:t>✓</w:t>
             </w:r>
             <w:r>
-              <w:t xml:space="preserve"> (by crossing)</w:t>
+              <w:rPr>
+                <w:rFonts w:ascii="Verdana" w:hAnsi="Verdana"/>
+                <w:sz w:val="20"/>
+                <w:szCs w:val="20"/>
+              </w:rPr>
+              <w:t xml:space="preserve"> (</w:t>
+            </w:r>
+            <w:r>
+              <w:rPr>
+                <w:rFonts w:ascii="Verdana" w:hAnsi="Verdana"/>
+                <w:sz w:val="20"/>
+                <w:szCs w:val="20"/>
+              </w:rPr>
+              <w:t>(northbound crossings by bridge)</w:t>
             </w:r>
           </w:p>
         </w:tc>
@@ -1575,8 +3005,20 @@
             <w:tcW w:w="2877" w:type="dxa"/>
           </w:tcPr>
           <w:p>
-            <w:r>
-              <w:t>Bus Volumes</w:t>
+            <w:pPr>
+              <w:rPr>
+                <w:rFonts w:ascii="Verdana" w:hAnsi="Verdana"/>
+                <w:sz w:val="20"/>
+                <w:szCs w:val="20"/>
+              </w:rPr>
+            </w:pPr>
+            <w:r>
+              <w:rPr>
+                <w:rFonts w:ascii="Verdana" w:hAnsi="Verdana"/>
+                <w:sz w:val="20"/>
+                <w:szCs w:val="20"/>
+              </w:rPr>
+              <w:t>Railcar Volumes</w:t>
             </w:r>
           </w:p>
         </w:tc>
@@ -1587,10 +3029,17 @@
           <w:p>
             <w:pPr>
               <w:cnfStyle w:val="000000000000" w:firstRow="0" w:lastRow="0" w:firstColumn="0" w:lastColumn="0" w:oddVBand="0" w:evenVBand="0" w:oddHBand="0" w:evenHBand="0" w:firstRowFirstColumn="0" w:firstRowLastColumn="0" w:lastRowFirstColumn="0" w:lastRowLastColumn="0"/>
+              <w:rPr>
+                <w:rFonts w:ascii="Verdana" w:hAnsi="Verdana"/>
+                <w:sz w:val="20"/>
+                <w:szCs w:val="20"/>
+              </w:rPr>
             </w:pPr>
             <w:r>
               <w:rPr>
                 <w:rFonts w:ascii="Segoe UI Symbol" w:hAnsi="Segoe UI Symbol" w:cs="Segoe UI Symbol"/>
+                <w:sz w:val="20"/>
+                <w:szCs w:val="20"/>
               </w:rPr>
               <w:t>✗</w:t>
             </w:r>
@@ -1603,15 +3052,35 @@
           <w:p>
             <w:pPr>
               <w:cnfStyle w:val="000000000000" w:firstRow="0" w:lastRow="0" w:firstColumn="0" w:lastColumn="0" w:oddVBand="0" w:evenVBand="0" w:oddHBand="0" w:evenHBand="0" w:firstRowFirstColumn="0" w:firstRowLastColumn="0" w:lastRowFirstColumn="0" w:lastRowLastColumn="0"/>
+              <w:rPr>
+                <w:rFonts w:ascii="Verdana" w:hAnsi="Verdana"/>
+                <w:sz w:val="20"/>
+                <w:szCs w:val="20"/>
+              </w:rPr>
             </w:pPr>
             <w:r>
               <w:rPr>
                 <w:rFonts w:ascii="Segoe UI Symbol" w:hAnsi="Segoe UI Symbol" w:cs="Segoe UI Symbol"/>
+                <w:sz w:val="20"/>
+                <w:szCs w:val="20"/>
               </w:rPr>
               <w:t>✓</w:t>
             </w:r>
             <w:r>
-              <w:t xml:space="preserve"> (by crossing)</w:t>
+              <w:rPr>
+                <w:rFonts w:ascii="Verdana" w:hAnsi="Verdana"/>
+                <w:sz w:val="20"/>
+                <w:szCs w:val="20"/>
+              </w:rPr>
+              <w:t xml:space="preserve"> </w:t>
+            </w:r>
+            <w:r>
+              <w:rPr>
+                <w:rFonts w:ascii="Verdana" w:hAnsi="Verdana"/>
+                <w:sz w:val="20"/>
+                <w:szCs w:val="20"/>
+              </w:rPr>
+              <w:t>(northbound crossings by bridge)</w:t>
             </w:r>
           </w:p>
         </w:tc>
@@ -1626,8 +3095,20 @@
             <w:tcW w:w="2877" w:type="dxa"/>
           </w:tcPr>
           <w:p>
-            <w:r>
-              <w:t>Commercial Truck Volumes</w:t>
+            <w:pPr>
+              <w:rPr>
+                <w:rFonts w:ascii="Verdana" w:hAnsi="Verdana"/>
+                <w:sz w:val="20"/>
+                <w:szCs w:val="20"/>
+              </w:rPr>
+            </w:pPr>
+            <w:r>
+              <w:rPr>
+                <w:rFonts w:ascii="Verdana" w:hAnsi="Verdana"/>
+                <w:sz w:val="20"/>
+                <w:szCs w:val="20"/>
+              </w:rPr>
+              <w:t>Processing Programs (SENTRI, FAST)</w:t>
             </w:r>
           </w:p>
         </w:tc>
@@ -1638,34 +3119,42 @@
           <w:p>
             <w:pPr>
               <w:cnfStyle w:val="000000100000" w:firstRow="0" w:lastRow="0" w:firstColumn="0" w:lastColumn="0" w:oddVBand="0" w:evenVBand="0" w:oddHBand="1" w:evenHBand="0" w:firstRowFirstColumn="0" w:firstRowLastColumn="0" w:lastRowFirstColumn="0" w:lastRowLastColumn="0"/>
+              <w:rPr>
+                <w:rFonts w:ascii="Verdana" w:hAnsi="Verdana"/>
+                <w:sz w:val="20"/>
+                <w:szCs w:val="20"/>
+              </w:rPr>
             </w:pPr>
             <w:r>
               <w:rPr>
                 <w:rFonts w:ascii="Segoe UI Symbol" w:hAnsi="Segoe UI Symbol" w:cs="Segoe UI Symbol"/>
+                <w:sz w:val="20"/>
+                <w:szCs w:val="20"/>
+              </w:rPr>
+              <w:t>✗</w:t>
+            </w:r>
+          </w:p>
+        </w:tc>
+        <w:tc>
+          <w:tcPr>
+            <w:tcW w:w="2878" w:type="dxa"/>
+          </w:tcPr>
+          <w:p>
+            <w:pPr>
+              <w:cnfStyle w:val="000000100000" w:firstRow="0" w:lastRow="0" w:firstColumn="0" w:lastColumn="0" w:oddVBand="0" w:evenVBand="0" w:oddHBand="1" w:evenHBand="0" w:firstRowFirstColumn="0" w:firstRowLastColumn="0" w:lastRowFirstColumn="0" w:lastRowLastColumn="0"/>
+              <w:rPr>
+                <w:rFonts w:ascii="Verdana" w:hAnsi="Verdana"/>
+                <w:sz w:val="20"/>
+                <w:szCs w:val="20"/>
+              </w:rPr>
+            </w:pPr>
+            <w:r>
+              <w:rPr>
+                <w:rFonts w:ascii="Segoe UI Symbol" w:hAnsi="Segoe UI Symbol" w:cs="Segoe UI Symbol"/>
+                <w:sz w:val="20"/>
+                <w:szCs w:val="20"/>
               </w:rPr>
               <w:t>✓</w:t>
-            </w:r>
-            <w:r>
-              <w:t xml:space="preserve"> (regional)</w:t>
-            </w:r>
-          </w:p>
-        </w:tc>
-        <w:tc>
-          <w:tcPr>
-            <w:tcW w:w="2878" w:type="dxa"/>
-          </w:tcPr>
-          <w:p>
-            <w:pPr>
-              <w:cnfStyle w:val="000000100000" w:firstRow="0" w:lastRow="0" w:firstColumn="0" w:lastColumn="0" w:oddVBand="0" w:evenVBand="0" w:oddHBand="1" w:evenHBand="0" w:firstRowFirstColumn="0" w:firstRowLastColumn="0" w:lastRowFirstColumn="0" w:lastRowLastColumn="0"/>
-            </w:pPr>
-            <w:r>
-              <w:rPr>
-                <w:rFonts w:ascii="Segoe UI Symbol" w:hAnsi="Segoe UI Symbol" w:cs="Segoe UI Symbol"/>
-              </w:rPr>
-              <w:t>✓</w:t>
-            </w:r>
-            <w:r>
-              <w:t xml:space="preserve"> (by crossing)</w:t>
             </w:r>
           </w:p>
         </w:tc>
@@ -1674,49 +3163,26 @@
         <w:tc>
           <w:tcPr>
             <w:cnfStyle w:val="001000000000" w:firstRow="0" w:lastRow="0" w:firstColumn="1" w:lastColumn="0" w:oddVBand="0" w:evenVBand="0" w:oddHBand="0" w:evenHBand="0" w:firstRowFirstColumn="0" w:firstRowLastColumn="0" w:lastRowFirstColumn="0" w:lastRowLastColumn="0"/>
-            <w:tcW w:w="2877" w:type="dxa"/>
-          </w:tcPr>
-          <w:p>
-            <w:r>
-              <w:t>Railcar Volumes</w:t>
-            </w:r>
-          </w:p>
-        </w:tc>
-        <w:tc>
-          <w:tcPr>
-            <w:tcW w:w="2875" w:type="dxa"/>
-          </w:tcPr>
-          <w:p>
-            <w:pPr>
-              <w:cnfStyle w:val="000000000000" w:firstRow="0" w:lastRow="0" w:firstColumn="0" w:lastColumn="0" w:oddVBand="0" w:evenVBand="0" w:oddHBand="0" w:evenHBand="0" w:firstRowFirstColumn="0" w:firstRowLastColumn="0" w:lastRowFirstColumn="0" w:lastRowLastColumn="0"/>
-            </w:pPr>
-            <w:r>
-              <w:rPr>
-                <w:rFonts w:ascii="Segoe UI Symbol" w:hAnsi="Segoe UI Symbol" w:cs="Segoe UI Symbol"/>
-              </w:rPr>
-              <w:t>✓</w:t>
-            </w:r>
-            <w:r>
-              <w:t xml:space="preserve"> (regional)</w:t>
-            </w:r>
-          </w:p>
-        </w:tc>
-        <w:tc>
-          <w:tcPr>
-            <w:tcW w:w="2878" w:type="dxa"/>
-          </w:tcPr>
-          <w:p>
-            <w:pPr>
-              <w:cnfStyle w:val="000000000000" w:firstRow="0" w:lastRow="0" w:firstColumn="0" w:lastColumn="0" w:oddVBand="0" w:evenVBand="0" w:oddHBand="0" w:evenHBand="0" w:firstRowFirstColumn="0" w:firstRowLastColumn="0" w:lastRowFirstColumn="0" w:lastRowLastColumn="0"/>
-            </w:pPr>
-            <w:r>
-              <w:rPr>
-                <w:rFonts w:ascii="Segoe UI Symbol" w:hAnsi="Segoe UI Symbol" w:cs="Segoe UI Symbol"/>
-              </w:rPr>
-              <w:t>✓</w:t>
-            </w:r>
-            <w:r>
-              <w:t xml:space="preserve"> (by crossing)</w:t>
+            <w:tcW w:w="8630" w:type="dxa"/>
+            <w:gridSpan w:val="3"/>
+            <w:shd w:val="clear" w:color="auto" w:fill="4F81BD" w:themeFill="accent1"/>
+          </w:tcPr>
+          <w:p>
+            <w:pPr>
+              <w:jc w:val="center"/>
+              <w:rPr>
+                <w:rFonts w:ascii="Verdana" w:hAnsi="Verdana" w:cs="Segoe UI Symbol"/>
+                <w:sz w:val="20"/>
+                <w:szCs w:val="20"/>
+              </w:rPr>
+            </w:pPr>
+            <w:r>
+              <w:rPr>
+                <w:rFonts w:ascii="Verdana" w:hAnsi="Verdana" w:cs="Segoe UI Symbol"/>
+                <w:sz w:val="20"/>
+                <w:szCs w:val="20"/>
+              </w:rPr>
+              <w:t>Planning and Analysis</w:t>
             </w:r>
           </w:p>
         </w:tc>
@@ -1731,8 +3197,20 @@
             <w:tcW w:w="2877" w:type="dxa"/>
           </w:tcPr>
           <w:p>
-            <w:r>
-              <w:t>Processing Programs (SENTRI, FAST)</w:t>
+            <w:pPr>
+              <w:rPr>
+                <w:rFonts w:ascii="Verdana" w:hAnsi="Verdana"/>
+                <w:sz w:val="20"/>
+                <w:szCs w:val="20"/>
+              </w:rPr>
+            </w:pPr>
+            <w:r>
+              <w:rPr>
+                <w:rFonts w:ascii="Verdana" w:hAnsi="Verdana"/>
+                <w:sz w:val="20"/>
+                <w:szCs w:val="20"/>
+              </w:rPr>
+              <w:t>Employment Data/Projections</w:t>
             </w:r>
           </w:p>
         </w:tc>
@@ -1743,28 +3221,50 @@
           <w:p>
             <w:pPr>
               <w:cnfStyle w:val="000000100000" w:firstRow="0" w:lastRow="0" w:firstColumn="0" w:lastColumn="0" w:oddVBand="0" w:evenVBand="0" w:oddHBand="1" w:evenHBand="0" w:firstRowFirstColumn="0" w:firstRowLastColumn="0" w:lastRowFirstColumn="0" w:lastRowLastColumn="0"/>
+              <w:rPr>
+                <w:rFonts w:ascii="Verdana" w:hAnsi="Verdana"/>
+                <w:sz w:val="20"/>
+                <w:szCs w:val="20"/>
+              </w:rPr>
             </w:pPr>
             <w:r>
               <w:rPr>
                 <w:rFonts w:ascii="Segoe UI Symbol" w:hAnsi="Segoe UI Symbol" w:cs="Segoe UI Symbol"/>
+                <w:sz w:val="20"/>
+                <w:szCs w:val="20"/>
+              </w:rPr>
+              <w:t>✓</w:t>
+            </w:r>
+            <w:r>
+              <w:rPr>
+                <w:rFonts w:ascii="Verdana" w:hAnsi="Verdana"/>
+                <w:sz w:val="20"/>
+                <w:szCs w:val="20"/>
+              </w:rPr>
+              <w:t xml:space="preserve"> (2022, 2050)</w:t>
+            </w:r>
+          </w:p>
+        </w:tc>
+        <w:tc>
+          <w:tcPr>
+            <w:tcW w:w="2878" w:type="dxa"/>
+          </w:tcPr>
+          <w:p>
+            <w:pPr>
+              <w:cnfStyle w:val="000000100000" w:firstRow="0" w:lastRow="0" w:firstColumn="0" w:lastColumn="0" w:oddVBand="0" w:evenVBand="0" w:oddHBand="1" w:evenHBand="0" w:firstRowFirstColumn="0" w:firstRowLastColumn="0" w:lastRowFirstColumn="0" w:lastRowLastColumn="0"/>
+              <w:rPr>
+                <w:rFonts w:ascii="Verdana" w:hAnsi="Verdana"/>
+                <w:sz w:val="20"/>
+                <w:szCs w:val="20"/>
+              </w:rPr>
+            </w:pPr>
+            <w:r>
+              <w:rPr>
+                <w:rFonts w:ascii="Segoe UI Symbol" w:hAnsi="Segoe UI Symbol" w:cs="Segoe UI Symbol"/>
+                <w:sz w:val="20"/>
+                <w:szCs w:val="20"/>
               </w:rPr>
               <w:t>✗</w:t>
-            </w:r>
-          </w:p>
-        </w:tc>
-        <w:tc>
-          <w:tcPr>
-            <w:tcW w:w="2878" w:type="dxa"/>
-          </w:tcPr>
-          <w:p>
-            <w:pPr>
-              <w:cnfStyle w:val="000000100000" w:firstRow="0" w:lastRow="0" w:firstColumn="0" w:lastColumn="0" w:oddVBand="0" w:evenVBand="0" w:oddHBand="1" w:evenHBand="0" w:firstRowFirstColumn="0" w:firstRowLastColumn="0" w:lastRowFirstColumn="0" w:lastRowLastColumn="0"/>
-            </w:pPr>
-            <w:r>
-              <w:rPr>
-                <w:rFonts w:ascii="Segoe UI Symbol" w:hAnsi="Segoe UI Symbol" w:cs="Segoe UI Symbol"/>
-              </w:rPr>
-              <w:t>✓</w:t>
             </w:r>
           </w:p>
         </w:tc>
@@ -1773,22 +3273,69 @@
         <w:tc>
           <w:tcPr>
             <w:cnfStyle w:val="001000000000" w:firstRow="0" w:lastRow="0" w:firstColumn="1" w:lastColumn="0" w:oddVBand="0" w:evenVBand="0" w:oddHBand="0" w:evenHBand="0" w:firstRowFirstColumn="0" w:firstRowLastColumn="0" w:lastRowFirstColumn="0" w:lastRowLastColumn="0"/>
-            <w:tcW w:w="8630" w:type="dxa"/>
-            <w:gridSpan w:val="3"/>
-            <w:shd w:val="clear" w:color="auto" w:fill="4F81BD" w:themeFill="accent1"/>
-          </w:tcPr>
-          <w:p>
-            <w:pPr>
-              <w:jc w:val="center"/>
+            <w:tcW w:w="2877" w:type="dxa"/>
+          </w:tcPr>
+          <w:p>
+            <w:pPr>
+              <w:rPr>
+                <w:rFonts w:ascii="Verdana" w:hAnsi="Verdana"/>
+                <w:sz w:val="20"/>
+                <w:szCs w:val="20"/>
+              </w:rPr>
+            </w:pPr>
+            <w:r>
+              <w:rPr>
+                <w:rFonts w:ascii="Verdana" w:hAnsi="Verdana"/>
+                <w:sz w:val="20"/>
+                <w:szCs w:val="20"/>
+              </w:rPr>
+              <w:t>GDP Data</w:t>
+            </w:r>
+          </w:p>
+        </w:tc>
+        <w:tc>
+          <w:tcPr>
+            <w:tcW w:w="2875" w:type="dxa"/>
+          </w:tcPr>
+          <w:p>
+            <w:pPr>
+              <w:cnfStyle w:val="000000000000" w:firstRow="0" w:lastRow="0" w:firstColumn="0" w:lastColumn="0" w:oddVBand="0" w:evenVBand="0" w:oddHBand="0" w:evenHBand="0" w:firstRowFirstColumn="0" w:firstRowLastColumn="0" w:lastRowFirstColumn="0" w:lastRowLastColumn="0"/>
+              <w:rPr>
+                <w:rFonts w:ascii="Verdana" w:hAnsi="Verdana"/>
+                <w:sz w:val="20"/>
+                <w:szCs w:val="20"/>
+              </w:rPr>
+            </w:pPr>
+            <w:r>
               <w:rPr>
                 <w:rFonts w:ascii="Segoe UI Symbol" w:hAnsi="Segoe UI Symbol" w:cs="Segoe UI Symbol"/>
+                <w:sz w:val="20"/>
+                <w:szCs w:val="20"/>
+              </w:rPr>
+              <w:t>✓</w:t>
+            </w:r>
+          </w:p>
+        </w:tc>
+        <w:tc>
+          <w:tcPr>
+            <w:tcW w:w="2878" w:type="dxa"/>
+          </w:tcPr>
+          <w:p>
+            <w:pPr>
+              <w:cnfStyle w:val="000000000000" w:firstRow="0" w:lastRow="0" w:firstColumn="0" w:lastColumn="0" w:oddVBand="0" w:evenVBand="0" w:oddHBand="0" w:evenHBand="0" w:firstRowFirstColumn="0" w:firstRowLastColumn="0" w:lastRowFirstColumn="0" w:lastRowLastColumn="0"/>
+              <w:rPr>
+                <w:rFonts w:ascii="Verdana" w:hAnsi="Verdana"/>
+                <w:sz w:val="20"/>
+                <w:szCs w:val="20"/>
               </w:rPr>
             </w:pPr>
             <w:r>
               <w:rPr>
                 <w:rFonts w:ascii="Segoe UI Symbol" w:hAnsi="Segoe UI Symbol" w:cs="Segoe UI Symbol"/>
-              </w:rPr>
-              <w:t>Planning and Analysis</w:t>
+                <w:sz w:val="20"/>
+                <w:szCs w:val="20"/>
+              </w:rPr>
+              <w:t>✗</w:t>
             </w:r>
           </w:p>
         </w:tc>
@@ -1803,8 +3350,21 @@
             <w:tcW w:w="2877" w:type="dxa"/>
           </w:tcPr>
           <w:p>
-            <w:r>
-              <w:t>Employment Data/Projections</w:t>
+            <w:pPr>
+              <w:rPr>
+                <w:rFonts w:ascii="Verdana" w:hAnsi="Verdana"/>
+                <w:sz w:val="20"/>
+                <w:szCs w:val="20"/>
+              </w:rPr>
+            </w:pPr>
+            <w:r>
+              <w:rPr>
+                <w:rFonts w:ascii="Verdana" w:hAnsi="Verdana"/>
+                <w:sz w:val="20"/>
+                <w:szCs w:val="20"/>
+              </w:rPr>
+              <w:lastRenderedPageBreak/>
+              <w:t>County-to-County Flows</w:t>
             </w:r>
           </w:p>
         </w:tc>
@@ -1815,15 +3375,27 @@
           <w:p>
             <w:pPr>
               <w:cnfStyle w:val="000000100000" w:firstRow="0" w:lastRow="0" w:firstColumn="0" w:lastColumn="0" w:oddVBand="0" w:evenVBand="0" w:oddHBand="1" w:evenHBand="0" w:firstRowFirstColumn="0" w:firstRowLastColumn="0" w:lastRowFirstColumn="0" w:lastRowLastColumn="0"/>
+              <w:rPr>
+                <w:rFonts w:ascii="Verdana" w:hAnsi="Verdana"/>
+                <w:sz w:val="20"/>
+                <w:szCs w:val="20"/>
+              </w:rPr>
             </w:pPr>
             <w:r>
               <w:rPr>
                 <w:rFonts w:ascii="Segoe UI Symbol" w:hAnsi="Segoe UI Symbol" w:cs="Segoe UI Symbol"/>
+                <w:sz w:val="20"/>
+                <w:szCs w:val="20"/>
               </w:rPr>
               <w:t>✓</w:t>
             </w:r>
             <w:r>
-              <w:t xml:space="preserve"> (2022, 2050)</w:t>
+              <w:rPr>
+                <w:rFonts w:ascii="Verdana" w:hAnsi="Verdana"/>
+                <w:sz w:val="20"/>
+                <w:szCs w:val="20"/>
+              </w:rPr>
+              <w:t xml:space="preserve"> (freight analysis)</w:t>
             </w:r>
           </w:p>
         </w:tc>
@@ -1834,10 +3406,17 @@
           <w:p>
             <w:pPr>
               <w:cnfStyle w:val="000000100000" w:firstRow="0" w:lastRow="0" w:firstColumn="0" w:lastColumn="0" w:oddVBand="0" w:evenVBand="0" w:oddHBand="1" w:evenHBand="0" w:firstRowFirstColumn="0" w:firstRowLastColumn="0" w:lastRowFirstColumn="0" w:lastRowLastColumn="0"/>
+              <w:rPr>
+                <w:rFonts w:ascii="Verdana" w:hAnsi="Verdana"/>
+                <w:sz w:val="20"/>
+                <w:szCs w:val="20"/>
+              </w:rPr>
             </w:pPr>
             <w:r>
               <w:rPr>
                 <w:rFonts w:ascii="Segoe UI Symbol" w:hAnsi="Segoe UI Symbol" w:cs="Segoe UI Symbol"/>
+                <w:sz w:val="20"/>
+                <w:szCs w:val="20"/>
               </w:rPr>
               <w:t>✗</w:t>
             </w:r>
@@ -1851,8 +3430,20 @@
             <w:tcW w:w="2877" w:type="dxa"/>
           </w:tcPr>
           <w:p>
-            <w:r>
-              <w:t>GDP Data</w:t>
+            <w:pPr>
+              <w:rPr>
+                <w:rFonts w:ascii="Verdana" w:hAnsi="Verdana"/>
+                <w:sz w:val="20"/>
+                <w:szCs w:val="20"/>
+              </w:rPr>
+            </w:pPr>
+            <w:r>
+              <w:rPr>
+                <w:rFonts w:ascii="Verdana" w:hAnsi="Verdana"/>
+                <w:sz w:val="20"/>
+                <w:szCs w:val="20"/>
+              </w:rPr>
+              <w:t>Region-to-Region Flows</w:t>
             </w:r>
           </w:p>
         </w:tc>
@@ -1863,13 +3454,28 @@
           <w:p>
             <w:pPr>
               <w:cnfStyle w:val="000000000000" w:firstRow="0" w:lastRow="0" w:firstColumn="0" w:lastColumn="0" w:oddVBand="0" w:evenVBand="0" w:oddHBand="0" w:evenHBand="0" w:firstRowFirstColumn="0" w:firstRowLastColumn="0" w:lastRowFirstColumn="0" w:lastRowLastColumn="0"/>
+              <w:rPr>
+                <w:rFonts w:ascii="Verdana" w:hAnsi="Verdana"/>
+                <w:sz w:val="20"/>
+                <w:szCs w:val="20"/>
+              </w:rPr>
             </w:pPr>
             <w:r>
               <w:rPr>
                 <w:rFonts w:ascii="Segoe UI Symbol" w:hAnsi="Segoe UI Symbol" w:cs="Segoe UI Symbol"/>
+                <w:sz w:val="20"/>
+                <w:szCs w:val="20"/>
               </w:rPr>
               <w:t>✓</w:t>
             </w:r>
+            <w:r>
+              <w:rPr>
+                <w:rFonts w:ascii="Verdana" w:hAnsi="Verdana"/>
+                <w:sz w:val="20"/>
+                <w:szCs w:val="20"/>
+              </w:rPr>
+              <w:t xml:space="preserve"> (Sankey diagrams)</w:t>
+            </w:r>
           </w:p>
         </w:tc>
         <w:tc>
@@ -1879,10 +3485,17 @@
           <w:p>
             <w:pPr>
               <w:cnfStyle w:val="000000000000" w:firstRow="0" w:lastRow="0" w:firstColumn="0" w:lastColumn="0" w:oddVBand="0" w:evenVBand="0" w:oddHBand="0" w:evenHBand="0" w:firstRowFirstColumn="0" w:firstRowLastColumn="0" w:lastRowFirstColumn="0" w:lastRowLastColumn="0"/>
+              <w:rPr>
+                <w:rFonts w:ascii="Verdana" w:hAnsi="Verdana"/>
+                <w:sz w:val="20"/>
+                <w:szCs w:val="20"/>
+              </w:rPr>
             </w:pPr>
             <w:r>
               <w:rPr>
                 <w:rFonts w:ascii="Segoe UI Symbol" w:hAnsi="Segoe UI Symbol" w:cs="Segoe UI Symbol"/>
+                <w:sz w:val="20"/>
+                <w:szCs w:val="20"/>
               </w:rPr>
               <w:t>✗</w:t>
             </w:r>
@@ -1899,8 +3512,20 @@
             <w:tcW w:w="2877" w:type="dxa"/>
           </w:tcPr>
           <w:p>
-            <w:r>
-              <w:t>County-to-County Flows</w:t>
+            <w:pPr>
+              <w:rPr>
+                <w:rFonts w:ascii="Verdana" w:hAnsi="Verdana"/>
+                <w:sz w:val="20"/>
+                <w:szCs w:val="20"/>
+              </w:rPr>
+            </w:pPr>
+            <w:r>
+              <w:rPr>
+                <w:rFonts w:ascii="Verdana" w:hAnsi="Verdana"/>
+                <w:sz w:val="20"/>
+                <w:szCs w:val="20"/>
+              </w:rPr>
+              <w:t>Corridor Needs Assessment</w:t>
             </w:r>
           </w:p>
         </w:tc>
@@ -1911,15 +3536,27 @@
           <w:p>
             <w:pPr>
               <w:cnfStyle w:val="000000100000" w:firstRow="0" w:lastRow="0" w:firstColumn="0" w:lastColumn="0" w:oddVBand="0" w:evenVBand="0" w:oddHBand="1" w:evenHBand="0" w:firstRowFirstColumn="0" w:firstRowLastColumn="0" w:lastRowFirstColumn="0" w:lastRowLastColumn="0"/>
+              <w:rPr>
+                <w:rFonts w:ascii="Verdana" w:hAnsi="Verdana"/>
+                <w:sz w:val="20"/>
+                <w:szCs w:val="20"/>
+              </w:rPr>
             </w:pPr>
             <w:r>
               <w:rPr>
                 <w:rFonts w:ascii="Segoe UI Symbol" w:hAnsi="Segoe UI Symbol" w:cs="Segoe UI Symbol"/>
+                <w:sz w:val="20"/>
+                <w:szCs w:val="20"/>
               </w:rPr>
               <w:t>✓</w:t>
             </w:r>
             <w:r>
-              <w:t xml:space="preserve"> (freight analysis)</w:t>
+              <w:rPr>
+                <w:rFonts w:ascii="Verdana" w:hAnsi="Verdana"/>
+                <w:sz w:val="20"/>
+                <w:szCs w:val="20"/>
+              </w:rPr>
+              <w:t xml:space="preserve"> (scoring methodology)</w:t>
             </w:r>
           </w:p>
         </w:tc>
@@ -1930,10 +3567,17 @@
           <w:p>
             <w:pPr>
               <w:cnfStyle w:val="000000100000" w:firstRow="0" w:lastRow="0" w:firstColumn="0" w:lastColumn="0" w:oddVBand="0" w:evenVBand="0" w:oddHBand="1" w:evenHBand="0" w:firstRowFirstColumn="0" w:firstRowLastColumn="0" w:lastRowFirstColumn="0" w:lastRowLastColumn="0"/>
+              <w:rPr>
+                <w:rFonts w:ascii="Verdana" w:hAnsi="Verdana"/>
+                <w:sz w:val="20"/>
+                <w:szCs w:val="20"/>
+              </w:rPr>
             </w:pPr>
             <w:r>
               <w:rPr>
                 <w:rFonts w:ascii="Segoe UI Symbol" w:hAnsi="Segoe UI Symbol" w:cs="Segoe UI Symbol"/>
+                <w:sz w:val="20"/>
+                <w:szCs w:val="20"/>
               </w:rPr>
               <w:t>✗</w:t>
             </w:r>
@@ -1947,8 +3591,20 @@
             <w:tcW w:w="2877" w:type="dxa"/>
           </w:tcPr>
           <w:p>
-            <w:r>
-              <w:t>Region-to-Region Flows</w:t>
+            <w:pPr>
+              <w:rPr>
+                <w:rFonts w:ascii="Verdana" w:hAnsi="Verdana"/>
+                <w:sz w:val="20"/>
+                <w:szCs w:val="20"/>
+              </w:rPr>
+            </w:pPr>
+            <w:r>
+              <w:rPr>
+                <w:rFonts w:ascii="Verdana" w:hAnsi="Verdana"/>
+                <w:sz w:val="20"/>
+                <w:szCs w:val="20"/>
+              </w:rPr>
+              <w:t>First/Last Mile Analysis</w:t>
             </w:r>
           </w:p>
         </w:tc>
@@ -1959,16 +3615,20 @@
           <w:p>
             <w:pPr>
               <w:cnfStyle w:val="000000000000" w:firstRow="0" w:lastRow="0" w:firstColumn="0" w:lastColumn="0" w:oddVBand="0" w:evenVBand="0" w:oddHBand="0" w:evenHBand="0" w:firstRowFirstColumn="0" w:firstRowLastColumn="0" w:lastRowFirstColumn="0" w:lastRowLastColumn="0"/>
+              <w:rPr>
+                <w:rFonts w:ascii="Verdana" w:hAnsi="Verdana"/>
+                <w:sz w:val="20"/>
+                <w:szCs w:val="20"/>
+              </w:rPr>
             </w:pPr>
             <w:r>
               <w:rPr>
                 <w:rFonts w:ascii="Segoe UI Symbol" w:hAnsi="Segoe UI Symbol" w:cs="Segoe UI Symbol"/>
+                <w:sz w:val="20"/>
+                <w:szCs w:val="20"/>
               </w:rPr>
               <w:t>✓</w:t>
             </w:r>
-            <w:r>
-              <w:t xml:space="preserve"> (Sankey diagrams)</w:t>
-            </w:r>
           </w:p>
         </w:tc>
         <w:tc>
@@ -1978,10 +3638,17 @@
           <w:p>
             <w:pPr>
               <w:cnfStyle w:val="000000000000" w:firstRow="0" w:lastRow="0" w:firstColumn="0" w:lastColumn="0" w:oddVBand="0" w:evenVBand="0" w:oddHBand="0" w:evenHBand="0" w:firstRowFirstColumn="0" w:firstRowLastColumn="0" w:lastRowFirstColumn="0" w:lastRowLastColumn="0"/>
+              <w:rPr>
+                <w:rFonts w:ascii="Verdana" w:hAnsi="Verdana"/>
+                <w:sz w:val="20"/>
+                <w:szCs w:val="20"/>
+              </w:rPr>
             </w:pPr>
             <w:r>
               <w:rPr>
                 <w:rFonts w:ascii="Segoe UI Symbol" w:hAnsi="Segoe UI Symbol" w:cs="Segoe UI Symbol"/>
+                <w:sz w:val="20"/>
+                <w:szCs w:val="20"/>
               </w:rPr>
               <w:t>✗</w:t>
             </w:r>
@@ -1998,8 +3665,20 @@
             <w:tcW w:w="2877" w:type="dxa"/>
           </w:tcPr>
           <w:p>
-            <w:r>
-              <w:t>Corridor Needs Assessment</w:t>
+            <w:pPr>
+              <w:rPr>
+                <w:rFonts w:ascii="Verdana" w:hAnsi="Verdana"/>
+                <w:sz w:val="20"/>
+                <w:szCs w:val="20"/>
+              </w:rPr>
+            </w:pPr>
+            <w:r>
+              <w:rPr>
+                <w:rFonts w:ascii="Verdana" w:hAnsi="Verdana"/>
+                <w:sz w:val="20"/>
+                <w:szCs w:val="20"/>
+              </w:rPr>
+              <w:t>Port-to-Port Connectivity</w:t>
             </w:r>
           </w:p>
         </w:tc>
@@ -2010,16 +3689,20 @@
           <w:p>
             <w:pPr>
               <w:cnfStyle w:val="000000100000" w:firstRow="0" w:lastRow="0" w:firstColumn="0" w:lastColumn="0" w:oddVBand="0" w:evenVBand="0" w:oddHBand="1" w:evenHBand="0" w:firstRowFirstColumn="0" w:firstRowLastColumn="0" w:lastRowFirstColumn="0" w:lastRowLastColumn="0"/>
+              <w:rPr>
+                <w:rFonts w:ascii="Verdana" w:hAnsi="Verdana"/>
+                <w:sz w:val="20"/>
+                <w:szCs w:val="20"/>
+              </w:rPr>
             </w:pPr>
             <w:r>
               <w:rPr>
                 <w:rFonts w:ascii="Segoe UI Symbol" w:hAnsi="Segoe UI Symbol" w:cs="Segoe UI Symbol"/>
+                <w:sz w:val="20"/>
+                <w:szCs w:val="20"/>
               </w:rPr>
               <w:t>✓</w:t>
             </w:r>
-            <w:r>
-              <w:t xml:space="preserve"> (scoring methodology)</w:t>
-            </w:r>
           </w:p>
         </w:tc>
         <w:tc>
@@ -2029,10 +3712,17 @@
           <w:p>
             <w:pPr>
               <w:cnfStyle w:val="000000100000" w:firstRow="0" w:lastRow="0" w:firstColumn="0" w:lastColumn="0" w:oddVBand="0" w:evenVBand="0" w:oddHBand="1" w:evenHBand="0" w:firstRowFirstColumn="0" w:firstRowLastColumn="0" w:lastRowFirstColumn="0" w:lastRowLastColumn="0"/>
+              <w:rPr>
+                <w:rFonts w:ascii="Verdana" w:hAnsi="Verdana"/>
+                <w:sz w:val="20"/>
+                <w:szCs w:val="20"/>
+              </w:rPr>
             </w:pPr>
             <w:r>
               <w:rPr>
                 <w:rFonts w:ascii="Segoe UI Symbol" w:hAnsi="Segoe UI Symbol" w:cs="Segoe UI Symbol"/>
+                <w:sz w:val="20"/>
+                <w:szCs w:val="20"/>
               </w:rPr>
               <w:t>✗</w:t>
             </w:r>
@@ -2043,43 +3733,26 @@
         <w:tc>
           <w:tcPr>
             <w:cnfStyle w:val="001000000000" w:firstRow="0" w:lastRow="0" w:firstColumn="1" w:lastColumn="0" w:oddVBand="0" w:evenVBand="0" w:oddHBand="0" w:evenHBand="0" w:firstRowFirstColumn="0" w:firstRowLastColumn="0" w:lastRowFirstColumn="0" w:lastRowLastColumn="0"/>
-            <w:tcW w:w="2877" w:type="dxa"/>
-          </w:tcPr>
-          <w:p>
-            <w:r>
-              <w:t>First/Last Mile Analysis</w:t>
-            </w:r>
-          </w:p>
-        </w:tc>
-        <w:tc>
-          <w:tcPr>
-            <w:tcW w:w="2875" w:type="dxa"/>
-          </w:tcPr>
-          <w:p>
-            <w:pPr>
-              <w:cnfStyle w:val="000000000000" w:firstRow="0" w:lastRow="0" w:firstColumn="0" w:lastColumn="0" w:oddVBand="0" w:evenVBand="0" w:oddHBand="0" w:evenHBand="0" w:firstRowFirstColumn="0" w:firstRowLastColumn="0" w:lastRowFirstColumn="0" w:lastRowLastColumn="0"/>
-            </w:pPr>
-            <w:r>
-              <w:rPr>
-                <w:rFonts w:ascii="Segoe UI Symbol" w:hAnsi="Segoe UI Symbol" w:cs="Segoe UI Symbol"/>
-              </w:rPr>
-              <w:t>✓</w:t>
-            </w:r>
-          </w:p>
-        </w:tc>
-        <w:tc>
-          <w:tcPr>
-            <w:tcW w:w="2878" w:type="dxa"/>
-          </w:tcPr>
-          <w:p>
-            <w:pPr>
-              <w:cnfStyle w:val="000000000000" w:firstRow="0" w:lastRow="0" w:firstColumn="0" w:lastColumn="0" w:oddVBand="0" w:evenVBand="0" w:oddHBand="0" w:evenHBand="0" w:firstRowFirstColumn="0" w:firstRowLastColumn="0" w:lastRowFirstColumn="0" w:lastRowLastColumn="0"/>
-            </w:pPr>
-            <w:r>
-              <w:rPr>
-                <w:rFonts w:ascii="Segoe UI Symbol" w:hAnsi="Segoe UI Symbol" w:cs="Segoe UI Symbol"/>
-              </w:rPr>
-              <w:t>✗</w:t>
+            <w:tcW w:w="8630" w:type="dxa"/>
+            <w:gridSpan w:val="3"/>
+            <w:shd w:val="clear" w:color="auto" w:fill="4F81BD" w:themeFill="accent1"/>
+          </w:tcPr>
+          <w:p>
+            <w:pPr>
+              <w:jc w:val="center"/>
+              <w:rPr>
+                <w:rFonts w:ascii="Verdana" w:hAnsi="Verdana" w:cs="Segoe UI Symbol"/>
+                <w:sz w:val="20"/>
+                <w:szCs w:val="20"/>
+              </w:rPr>
+            </w:pPr>
+            <w:r>
+              <w:rPr>
+                <w:rFonts w:ascii="Verdana" w:hAnsi="Verdana" w:cs="Segoe UI Symbol"/>
+                <w:sz w:val="20"/>
+                <w:szCs w:val="20"/>
+              </w:rPr>
+              <w:t>Environmental and Resilience</w:t>
             </w:r>
           </w:p>
         </w:tc>
@@ -2094,8 +3767,20 @@
             <w:tcW w:w="2877" w:type="dxa"/>
           </w:tcPr>
           <w:p>
-            <w:r>
-              <w:t>Port-to-Port Connectivity</w:t>
+            <w:pPr>
+              <w:rPr>
+                <w:rFonts w:ascii="Verdana" w:hAnsi="Verdana"/>
+                <w:sz w:val="20"/>
+                <w:szCs w:val="20"/>
+              </w:rPr>
+            </w:pPr>
+            <w:r>
+              <w:rPr>
+                <w:rFonts w:ascii="Verdana" w:hAnsi="Verdana"/>
+                <w:sz w:val="20"/>
+                <w:szCs w:val="20"/>
+              </w:rPr>
+              <w:t>Climate Change/Weather</w:t>
             </w:r>
           </w:p>
         </w:tc>
@@ -2106,13 +3791,28 @@
           <w:p>
             <w:pPr>
               <w:cnfStyle w:val="000000100000" w:firstRow="0" w:lastRow="0" w:firstColumn="0" w:lastColumn="0" w:oddVBand="0" w:evenVBand="0" w:oddHBand="1" w:evenHBand="0" w:firstRowFirstColumn="0" w:firstRowLastColumn="0" w:lastRowFirstColumn="0" w:lastRowLastColumn="0"/>
+              <w:rPr>
+                <w:rFonts w:ascii="Verdana" w:hAnsi="Verdana"/>
+                <w:sz w:val="20"/>
+                <w:szCs w:val="20"/>
+              </w:rPr>
             </w:pPr>
             <w:r>
               <w:rPr>
                 <w:rFonts w:ascii="Segoe UI Symbol" w:hAnsi="Segoe UI Symbol" w:cs="Segoe UI Symbol"/>
+                <w:sz w:val="20"/>
+                <w:szCs w:val="20"/>
               </w:rPr>
               <w:t>✓</w:t>
             </w:r>
+            <w:r>
+              <w:rPr>
+                <w:rFonts w:ascii="Verdana" w:hAnsi="Verdana"/>
+                <w:sz w:val="20"/>
+                <w:szCs w:val="20"/>
+              </w:rPr>
+              <w:t xml:space="preserve"> (extreme events)</w:t>
+            </w:r>
           </w:p>
         </w:tc>
         <w:tc>
@@ -2122,10 +3822,17 @@
           <w:p>
             <w:pPr>
               <w:cnfStyle w:val="000000100000" w:firstRow="0" w:lastRow="0" w:firstColumn="0" w:lastColumn="0" w:oddVBand="0" w:evenVBand="0" w:oddHBand="1" w:evenHBand="0" w:firstRowFirstColumn="0" w:firstRowLastColumn="0" w:lastRowFirstColumn="0" w:lastRowLastColumn="0"/>
+              <w:rPr>
+                <w:rFonts w:ascii="Verdana" w:hAnsi="Verdana"/>
+                <w:sz w:val="20"/>
+                <w:szCs w:val="20"/>
+              </w:rPr>
             </w:pPr>
             <w:r>
               <w:rPr>
                 <w:rFonts w:ascii="Segoe UI Symbol" w:hAnsi="Segoe UI Symbol" w:cs="Segoe UI Symbol"/>
+                <w:sz w:val="20"/>
+                <w:szCs w:val="20"/>
               </w:rPr>
               <w:t>✗</w:t>
             </w:r>
@@ -2136,22 +3843,69 @@
         <w:tc>
           <w:tcPr>
             <w:cnfStyle w:val="001000000000" w:firstRow="0" w:lastRow="0" w:firstColumn="1" w:lastColumn="0" w:oddVBand="0" w:evenVBand="0" w:oddHBand="0" w:evenHBand="0" w:firstRowFirstColumn="0" w:firstRowLastColumn="0" w:lastRowFirstColumn="0" w:lastRowLastColumn="0"/>
-            <w:tcW w:w="8630" w:type="dxa"/>
-            <w:gridSpan w:val="3"/>
-            <w:shd w:val="clear" w:color="auto" w:fill="4F81BD" w:themeFill="accent1"/>
-          </w:tcPr>
-          <w:p>
-            <w:pPr>
-              <w:jc w:val="center"/>
+            <w:tcW w:w="2877" w:type="dxa"/>
+          </w:tcPr>
+          <w:p>
+            <w:pPr>
+              <w:rPr>
+                <w:rFonts w:ascii="Verdana" w:hAnsi="Verdana"/>
+                <w:sz w:val="20"/>
+                <w:szCs w:val="20"/>
+              </w:rPr>
+            </w:pPr>
+            <w:r>
+              <w:rPr>
+                <w:rFonts w:ascii="Verdana" w:hAnsi="Verdana"/>
+                <w:sz w:val="20"/>
+                <w:szCs w:val="20"/>
+              </w:rPr>
+              <w:t>Disaster Preparedness</w:t>
+            </w:r>
+          </w:p>
+        </w:tc>
+        <w:tc>
+          <w:tcPr>
+            <w:tcW w:w="2875" w:type="dxa"/>
+          </w:tcPr>
+          <w:p>
+            <w:pPr>
+              <w:cnfStyle w:val="000000000000" w:firstRow="0" w:lastRow="0" w:firstColumn="0" w:lastColumn="0" w:oddVBand="0" w:evenVBand="0" w:oddHBand="0" w:evenHBand="0" w:firstRowFirstColumn="0" w:firstRowLastColumn="0" w:lastRowFirstColumn="0" w:lastRowLastColumn="0"/>
+              <w:rPr>
+                <w:rFonts w:ascii="Verdana" w:hAnsi="Verdana"/>
+                <w:sz w:val="20"/>
+                <w:szCs w:val="20"/>
+              </w:rPr>
+            </w:pPr>
+            <w:r>
               <w:rPr>
                 <w:rFonts w:ascii="Segoe UI Symbol" w:hAnsi="Segoe UI Symbol" w:cs="Segoe UI Symbol"/>
+                <w:sz w:val="20"/>
+                <w:szCs w:val="20"/>
+              </w:rPr>
+              <w:t>✓</w:t>
+            </w:r>
+          </w:p>
+        </w:tc>
+        <w:tc>
+          <w:tcPr>
+            <w:tcW w:w="2878" w:type="dxa"/>
+          </w:tcPr>
+          <w:p>
+            <w:pPr>
+              <w:cnfStyle w:val="000000000000" w:firstRow="0" w:lastRow="0" w:firstColumn="0" w:lastColumn="0" w:oddVBand="0" w:evenVBand="0" w:oddHBand="0" w:evenHBand="0" w:firstRowFirstColumn="0" w:firstRowLastColumn="0" w:lastRowFirstColumn="0" w:lastRowLastColumn="0"/>
+              <w:rPr>
+                <w:rFonts w:ascii="Verdana" w:hAnsi="Verdana"/>
+                <w:sz w:val="20"/>
+                <w:szCs w:val="20"/>
               </w:rPr>
             </w:pPr>
             <w:r>
               <w:rPr>
                 <w:rFonts w:ascii="Segoe UI Symbol" w:hAnsi="Segoe UI Symbol" w:cs="Segoe UI Symbol"/>
-              </w:rPr>
-              <w:t>Environmental and Resilience</w:t>
+                <w:sz w:val="20"/>
+                <w:szCs w:val="20"/>
+              </w:rPr>
+              <w:t>✗</w:t>
             </w:r>
           </w:p>
         </w:tc>
@@ -2166,8 +3920,20 @@
             <w:tcW w:w="2877" w:type="dxa"/>
           </w:tcPr>
           <w:p>
-            <w:r>
-              <w:t>Climate Change/Weather</w:t>
+            <w:pPr>
+              <w:rPr>
+                <w:rFonts w:ascii="Verdana" w:hAnsi="Verdana"/>
+                <w:sz w:val="20"/>
+                <w:szCs w:val="20"/>
+              </w:rPr>
+            </w:pPr>
+            <w:r>
+              <w:rPr>
+                <w:rFonts w:ascii="Verdana" w:hAnsi="Verdana"/>
+                <w:sz w:val="20"/>
+                <w:szCs w:val="20"/>
+              </w:rPr>
+              <w:t>Air Quality</w:t>
             </w:r>
           </w:p>
         </w:tc>
@@ -2178,15 +3944,27 @@
           <w:p>
             <w:pPr>
               <w:cnfStyle w:val="000000100000" w:firstRow="0" w:lastRow="0" w:firstColumn="0" w:lastColumn="0" w:oddVBand="0" w:evenVBand="0" w:oddHBand="1" w:evenHBand="0" w:firstRowFirstColumn="0" w:firstRowLastColumn="0" w:lastRowFirstColumn="0" w:lastRowLastColumn="0"/>
+              <w:rPr>
+                <w:rFonts w:ascii="Verdana" w:hAnsi="Verdana"/>
+                <w:sz w:val="20"/>
+                <w:szCs w:val="20"/>
+              </w:rPr>
             </w:pPr>
             <w:r>
               <w:rPr>
                 <w:rFonts w:ascii="Segoe UI Symbol" w:hAnsi="Segoe UI Symbol" w:cs="Segoe UI Symbol"/>
+                <w:sz w:val="20"/>
+                <w:szCs w:val="20"/>
               </w:rPr>
               <w:t>✓</w:t>
             </w:r>
             <w:r>
-              <w:t xml:space="preserve"> (extreme events)</w:t>
+              <w:rPr>
+                <w:rFonts w:ascii="Verdana" w:hAnsi="Verdana"/>
+                <w:sz w:val="20"/>
+                <w:szCs w:val="20"/>
+              </w:rPr>
+              <w:t xml:space="preserve"> (El Paso air basin)</w:t>
             </w:r>
           </w:p>
         </w:tc>
@@ -2197,10 +3975,17 @@
           <w:p>
             <w:pPr>
               <w:cnfStyle w:val="000000100000" w:firstRow="0" w:lastRow="0" w:firstColumn="0" w:lastColumn="0" w:oddVBand="0" w:evenVBand="0" w:oddHBand="1" w:evenHBand="0" w:firstRowFirstColumn="0" w:firstRowLastColumn="0" w:lastRowFirstColumn="0" w:lastRowLastColumn="0"/>
+              <w:rPr>
+                <w:rFonts w:ascii="Verdana" w:hAnsi="Verdana"/>
+                <w:sz w:val="20"/>
+                <w:szCs w:val="20"/>
+              </w:rPr>
             </w:pPr>
             <w:r>
               <w:rPr>
                 <w:rFonts w:ascii="Segoe UI Symbol" w:hAnsi="Segoe UI Symbol" w:cs="Segoe UI Symbol"/>
+                <w:sz w:val="20"/>
+                <w:szCs w:val="20"/>
               </w:rPr>
               <w:t>✗</w:t>
             </w:r>
@@ -2214,8 +3999,20 @@
             <w:tcW w:w="2877" w:type="dxa"/>
           </w:tcPr>
           <w:p>
-            <w:r>
-              <w:t>Disaster Preparedness</w:t>
+            <w:pPr>
+              <w:rPr>
+                <w:rFonts w:ascii="Verdana" w:hAnsi="Verdana"/>
+                <w:sz w:val="20"/>
+                <w:szCs w:val="20"/>
+              </w:rPr>
+            </w:pPr>
+            <w:r>
+              <w:rPr>
+                <w:rFonts w:ascii="Verdana" w:hAnsi="Verdana"/>
+                <w:sz w:val="20"/>
+                <w:szCs w:val="20"/>
+              </w:rPr>
+              <w:t>Pandemic Recovery</w:t>
             </w:r>
           </w:p>
         </w:tc>
@@ -2226,10 +4023,17 @@
           <w:p>
             <w:pPr>
               <w:cnfStyle w:val="000000000000" w:firstRow="0" w:lastRow="0" w:firstColumn="0" w:lastColumn="0" w:oddVBand="0" w:evenVBand="0" w:oddHBand="0" w:evenHBand="0" w:firstRowFirstColumn="0" w:firstRowLastColumn="0" w:lastRowFirstColumn="0" w:lastRowLastColumn="0"/>
+              <w:rPr>
+                <w:rFonts w:ascii="Verdana" w:hAnsi="Verdana"/>
+                <w:sz w:val="20"/>
+                <w:szCs w:val="20"/>
+              </w:rPr>
             </w:pPr>
             <w:r>
               <w:rPr>
                 <w:rFonts w:ascii="Segoe UI Symbol" w:hAnsi="Segoe UI Symbol" w:cs="Segoe UI Symbol"/>
+                <w:sz w:val="20"/>
+                <w:szCs w:val="20"/>
               </w:rPr>
               <w:t>✓</w:t>
             </w:r>
@@ -2242,12 +4046,35 @@
           <w:p>
             <w:pPr>
               <w:cnfStyle w:val="000000000000" w:firstRow="0" w:lastRow="0" w:firstColumn="0" w:lastColumn="0" w:oddVBand="0" w:evenVBand="0" w:oddHBand="0" w:evenHBand="0" w:firstRowFirstColumn="0" w:firstRowLastColumn="0" w:lastRowFirstColumn="0" w:lastRowLastColumn="0"/>
+              <w:rPr>
+                <w:rFonts w:ascii="Verdana" w:hAnsi="Verdana"/>
+                <w:sz w:val="20"/>
+                <w:szCs w:val="20"/>
+              </w:rPr>
             </w:pPr>
             <w:r>
               <w:rPr>
                 <w:rFonts w:ascii="Segoe UI Symbol" w:hAnsi="Segoe UI Symbol" w:cs="Segoe UI Symbol"/>
-              </w:rPr>
-              <w:t>✗</w:t>
+                <w:sz w:val="20"/>
+                <w:szCs w:val="20"/>
+              </w:rPr>
+              <w:t>✓</w:t>
+            </w:r>
+            <w:r>
+              <w:rPr>
+                <w:rFonts w:ascii="Segoe UI Symbol" w:hAnsi="Segoe UI Symbol" w:cs="Segoe UI Symbol"/>
+                <w:sz w:val="20"/>
+                <w:szCs w:val="20"/>
+              </w:rPr>
+              <w:t xml:space="preserve"> (</w:t>
+            </w:r>
+            <w:r>
+              <w:rPr>
+                <w:rFonts w:ascii="Segoe UI Symbol" w:hAnsi="Segoe UI Symbol" w:cs="Segoe UI Symbol"/>
+                <w:sz w:val="20"/>
+                <w:szCs w:val="20"/>
+              </w:rPr>
+              <w:t>recovery visible in data graphs)</w:t>
             </w:r>
           </w:p>
         </w:tc>
@@ -2259,46 +4086,26 @@
         <w:tc>
           <w:tcPr>
             <w:cnfStyle w:val="001000000000" w:firstRow="0" w:lastRow="0" w:firstColumn="1" w:lastColumn="0" w:oddVBand="0" w:evenVBand="0" w:oddHBand="0" w:evenHBand="0" w:firstRowFirstColumn="0" w:firstRowLastColumn="0" w:lastRowFirstColumn="0" w:lastRowLastColumn="0"/>
-            <w:tcW w:w="2877" w:type="dxa"/>
-          </w:tcPr>
-          <w:p>
-            <w:r>
-              <w:t>Air Quality</w:t>
-            </w:r>
-          </w:p>
-        </w:tc>
-        <w:tc>
-          <w:tcPr>
-            <w:tcW w:w="2875" w:type="dxa"/>
-          </w:tcPr>
-          <w:p>
-            <w:pPr>
-              <w:cnfStyle w:val="000000100000" w:firstRow="0" w:lastRow="0" w:firstColumn="0" w:lastColumn="0" w:oddVBand="0" w:evenVBand="0" w:oddHBand="1" w:evenHBand="0" w:firstRowFirstColumn="0" w:firstRowLastColumn="0" w:lastRowFirstColumn="0" w:lastRowLastColumn="0"/>
-            </w:pPr>
-            <w:r>
-              <w:rPr>
-                <w:rFonts w:ascii="Segoe UI Symbol" w:hAnsi="Segoe UI Symbol" w:cs="Segoe UI Symbol"/>
-              </w:rPr>
-              <w:t>✓</w:t>
-            </w:r>
-            <w:r>
-              <w:t xml:space="preserve"> (El Paso air basin)</w:t>
-            </w:r>
-          </w:p>
-        </w:tc>
-        <w:tc>
-          <w:tcPr>
-            <w:tcW w:w="2878" w:type="dxa"/>
-          </w:tcPr>
-          <w:p>
-            <w:pPr>
-              <w:cnfStyle w:val="000000100000" w:firstRow="0" w:lastRow="0" w:firstColumn="0" w:lastColumn="0" w:oddVBand="0" w:evenVBand="0" w:oddHBand="1" w:evenHBand="0" w:firstRowFirstColumn="0" w:firstRowLastColumn="0" w:lastRowFirstColumn="0" w:lastRowLastColumn="0"/>
-            </w:pPr>
-            <w:r>
-              <w:rPr>
-                <w:rFonts w:ascii="Segoe UI Symbol" w:hAnsi="Segoe UI Symbol" w:cs="Segoe UI Symbol"/>
-              </w:rPr>
-              <w:t>✗</w:t>
+            <w:tcW w:w="8630" w:type="dxa"/>
+            <w:gridSpan w:val="3"/>
+            <w:shd w:val="clear" w:color="auto" w:fill="4F81BD" w:themeFill="accent1"/>
+          </w:tcPr>
+          <w:p>
+            <w:pPr>
+              <w:jc w:val="center"/>
+              <w:rPr>
+                <w:rFonts w:ascii="Verdana" w:hAnsi="Verdana" w:cs="Segoe UI Symbol"/>
+                <w:sz w:val="20"/>
+                <w:szCs w:val="20"/>
+              </w:rPr>
+            </w:pPr>
+            <w:r>
+              <w:rPr>
+                <w:rFonts w:ascii="Verdana" w:hAnsi="Verdana" w:cs="Segoe UI Symbol"/>
+                <w:sz w:val="20"/>
+                <w:szCs w:val="20"/>
+              </w:rPr>
+              <w:t>Future Planning</w:t>
             </w:r>
           </w:p>
         </w:tc>
@@ -2310,8 +4117,20 @@
             <w:tcW w:w="2877" w:type="dxa"/>
           </w:tcPr>
           <w:p>
-            <w:r>
-              <w:t>Pandemic Recovery</w:t>
+            <w:pPr>
+              <w:rPr>
+                <w:rFonts w:ascii="Verdana" w:hAnsi="Verdana"/>
+                <w:sz w:val="20"/>
+                <w:szCs w:val="20"/>
+              </w:rPr>
+            </w:pPr>
+            <w:r>
+              <w:rPr>
+                <w:rFonts w:ascii="Verdana" w:hAnsi="Verdana"/>
+                <w:sz w:val="20"/>
+                <w:szCs w:val="20"/>
+              </w:rPr>
+              <w:t>2050 Projections</w:t>
             </w:r>
           </w:p>
         </w:tc>
@@ -2322,10 +4141,17 @@
           <w:p>
             <w:pPr>
               <w:cnfStyle w:val="000000000000" w:firstRow="0" w:lastRow="0" w:firstColumn="0" w:lastColumn="0" w:oddVBand="0" w:evenVBand="0" w:oddHBand="0" w:evenHBand="0" w:firstRowFirstColumn="0" w:firstRowLastColumn="0" w:lastRowFirstColumn="0" w:lastRowLastColumn="0"/>
+              <w:rPr>
+                <w:rFonts w:ascii="Verdana" w:hAnsi="Verdana"/>
+                <w:sz w:val="20"/>
+                <w:szCs w:val="20"/>
+              </w:rPr>
             </w:pPr>
             <w:r>
               <w:rPr>
                 <w:rFonts w:ascii="Segoe UI Symbol" w:hAnsi="Segoe UI Symbol" w:cs="Segoe UI Symbol"/>
+                <w:sz w:val="20"/>
+                <w:szCs w:val="20"/>
               </w:rPr>
               <w:t>✓</w:t>
             </w:r>
@@ -2338,12 +4164,19 @@
           <w:p>
             <w:pPr>
               <w:cnfStyle w:val="000000000000" w:firstRow="0" w:lastRow="0" w:firstColumn="0" w:lastColumn="0" w:oddVBand="0" w:evenVBand="0" w:oddHBand="0" w:evenHBand="0" w:firstRowFirstColumn="0" w:firstRowLastColumn="0" w:lastRowFirstColumn="0" w:lastRowLastColumn="0"/>
+              <w:rPr>
+                <w:rFonts w:ascii="Verdana" w:hAnsi="Verdana"/>
+                <w:sz w:val="20"/>
+                <w:szCs w:val="20"/>
+              </w:rPr>
             </w:pPr>
             <w:r>
               <w:rPr>
                 <w:rFonts w:ascii="Segoe UI Symbol" w:hAnsi="Segoe UI Symbol" w:cs="Segoe UI Symbol"/>
-              </w:rPr>
-              <w:t>✓</w:t>
+                <w:sz w:val="20"/>
+                <w:szCs w:val="20"/>
+              </w:rPr>
+              <w:t>✗</w:t>
             </w:r>
           </w:p>
         </w:tc>
@@ -2355,22 +4188,77 @@
         <w:tc>
           <w:tcPr>
             <w:cnfStyle w:val="001000000000" w:firstRow="0" w:lastRow="0" w:firstColumn="1" w:lastColumn="0" w:oddVBand="0" w:evenVBand="0" w:oddHBand="0" w:evenHBand="0" w:firstRowFirstColumn="0" w:firstRowLastColumn="0" w:lastRowFirstColumn="0" w:lastRowLastColumn="0"/>
-            <w:tcW w:w="8630" w:type="dxa"/>
-            <w:gridSpan w:val="3"/>
-            <w:shd w:val="clear" w:color="auto" w:fill="4F81BD" w:themeFill="accent1"/>
-          </w:tcPr>
-          <w:p>
-            <w:pPr>
-              <w:jc w:val="center"/>
+            <w:tcW w:w="2877" w:type="dxa"/>
+          </w:tcPr>
+          <w:p>
+            <w:pPr>
+              <w:rPr>
+                <w:rFonts w:ascii="Verdana" w:hAnsi="Verdana"/>
+                <w:sz w:val="20"/>
+                <w:szCs w:val="20"/>
+              </w:rPr>
+            </w:pPr>
+            <w:r>
+              <w:rPr>
+                <w:rFonts w:ascii="Verdana" w:hAnsi="Verdana"/>
+                <w:sz w:val="20"/>
+                <w:szCs w:val="20"/>
+              </w:rPr>
+              <w:t>Presidential Permits</w:t>
+            </w:r>
+          </w:p>
+        </w:tc>
+        <w:tc>
+          <w:tcPr>
+            <w:tcW w:w="2875" w:type="dxa"/>
+          </w:tcPr>
+          <w:p>
+            <w:pPr>
+              <w:cnfStyle w:val="000000100000" w:firstRow="0" w:lastRow="0" w:firstColumn="0" w:lastColumn="0" w:oddVBand="0" w:evenVBand="0" w:oddHBand="1" w:evenHBand="0" w:firstRowFirstColumn="0" w:firstRowLastColumn="0" w:lastRowFirstColumn="0" w:lastRowLastColumn="0"/>
+              <w:rPr>
+                <w:rFonts w:ascii="Verdana" w:hAnsi="Verdana"/>
+                <w:sz w:val="20"/>
+                <w:szCs w:val="20"/>
+              </w:rPr>
+            </w:pPr>
+            <w:r>
               <w:rPr>
                 <w:rFonts w:ascii="Segoe UI Symbol" w:hAnsi="Segoe UI Symbol" w:cs="Segoe UI Symbol"/>
+                <w:sz w:val="20"/>
+                <w:szCs w:val="20"/>
+              </w:rPr>
+              <w:t>✗</w:t>
+            </w:r>
+          </w:p>
+        </w:tc>
+        <w:tc>
+          <w:tcPr>
+            <w:tcW w:w="2878" w:type="dxa"/>
+          </w:tcPr>
+          <w:p>
+            <w:pPr>
+              <w:cnfStyle w:val="000000100000" w:firstRow="0" w:lastRow="0" w:firstColumn="0" w:lastColumn="0" w:oddVBand="0" w:evenVBand="0" w:oddHBand="1" w:evenHBand="0" w:firstRowFirstColumn="0" w:firstRowLastColumn="0" w:lastRowFirstColumn="0" w:lastRowLastColumn="0"/>
+              <w:rPr>
+                <w:rFonts w:ascii="Verdana" w:hAnsi="Verdana"/>
+                <w:sz w:val="20"/>
+                <w:szCs w:val="20"/>
               </w:rPr>
             </w:pPr>
             <w:r>
               <w:rPr>
                 <w:rFonts w:ascii="Segoe UI Symbol" w:hAnsi="Segoe UI Symbol" w:cs="Segoe UI Symbol"/>
-              </w:rPr>
-              <w:t>Future Planning</w:t>
+                <w:sz w:val="20"/>
+                <w:szCs w:val="20"/>
+              </w:rPr>
+              <w:t>✓</w:t>
+            </w:r>
+            <w:r>
+              <w:rPr>
+                <w:rFonts w:ascii="Verdana" w:hAnsi="Verdana"/>
+                <w:sz w:val="20"/>
+                <w:szCs w:val="20"/>
+              </w:rPr>
+              <w:t xml:space="preserve"> (10 recent permits)</w:t>
             </w:r>
           </w:p>
         </w:tc>
@@ -2382,8 +4270,20 @@
             <w:tcW w:w="2877" w:type="dxa"/>
           </w:tcPr>
           <w:p>
-            <w:r>
-              <w:t>2050 Projections</w:t>
+            <w:pPr>
+              <w:rPr>
+                <w:rFonts w:ascii="Verdana" w:hAnsi="Verdana"/>
+                <w:sz w:val="20"/>
+                <w:szCs w:val="20"/>
+              </w:rPr>
+            </w:pPr>
+            <w:r>
+              <w:rPr>
+                <w:rFonts w:ascii="Verdana" w:hAnsi="Verdana"/>
+                <w:sz w:val="20"/>
+                <w:szCs w:val="20"/>
+              </w:rPr>
+              <w:t>Future International Bridges</w:t>
             </w:r>
           </w:p>
         </w:tc>
@@ -2394,28 +4294,50 @@
           <w:p>
             <w:pPr>
               <w:cnfStyle w:val="000000000000" w:firstRow="0" w:lastRow="0" w:firstColumn="0" w:lastColumn="0" w:oddVBand="0" w:evenVBand="0" w:oddHBand="0" w:evenHBand="0" w:firstRowFirstColumn="0" w:firstRowLastColumn="0" w:lastRowFirstColumn="0" w:lastRowLastColumn="0"/>
+              <w:rPr>
+                <w:rFonts w:ascii="Verdana" w:hAnsi="Verdana"/>
+                <w:sz w:val="20"/>
+                <w:szCs w:val="20"/>
+              </w:rPr>
             </w:pPr>
             <w:r>
               <w:rPr>
                 <w:rFonts w:ascii="Segoe UI Symbol" w:hAnsi="Segoe UI Symbol" w:cs="Segoe UI Symbol"/>
+                <w:sz w:val="20"/>
+                <w:szCs w:val="20"/>
+              </w:rPr>
+              <w:t>✗</w:t>
+            </w:r>
+          </w:p>
+        </w:tc>
+        <w:tc>
+          <w:tcPr>
+            <w:tcW w:w="2878" w:type="dxa"/>
+          </w:tcPr>
+          <w:p>
+            <w:pPr>
+              <w:cnfStyle w:val="000000000000" w:firstRow="0" w:lastRow="0" w:firstColumn="0" w:lastColumn="0" w:oddVBand="0" w:evenVBand="0" w:oddHBand="0" w:evenHBand="0" w:firstRowFirstColumn="0" w:firstRowLastColumn="0" w:lastRowFirstColumn="0" w:lastRowLastColumn="0"/>
+              <w:rPr>
+                <w:rFonts w:ascii="Verdana" w:hAnsi="Verdana"/>
+                <w:sz w:val="20"/>
+                <w:szCs w:val="20"/>
+              </w:rPr>
+            </w:pPr>
+            <w:r>
+              <w:rPr>
+                <w:rFonts w:ascii="Segoe UI Symbol" w:hAnsi="Segoe UI Symbol" w:cs="Segoe UI Symbol"/>
+                <w:sz w:val="20"/>
+                <w:szCs w:val="20"/>
               </w:rPr>
               <w:t>✓</w:t>
             </w:r>
-          </w:p>
-        </w:tc>
-        <w:tc>
-          <w:tcPr>
-            <w:tcW w:w="2878" w:type="dxa"/>
-          </w:tcPr>
-          <w:p>
-            <w:pPr>
-              <w:cnfStyle w:val="000000000000" w:firstRow="0" w:lastRow="0" w:firstColumn="0" w:lastColumn="0" w:oddVBand="0" w:evenVBand="0" w:oddHBand="0" w:evenHBand="0" w:firstRowFirstColumn="0" w:firstRowLastColumn="0" w:lastRowFirstColumn="0" w:lastRowLastColumn="0"/>
-            </w:pPr>
-            <w:r>
-              <w:rPr>
-                <w:rFonts w:ascii="Segoe UI Symbol" w:hAnsi="Segoe UI Symbol" w:cs="Segoe UI Symbol"/>
-              </w:rPr>
-              <w:t>✗</w:t>
+            <w:r>
+              <w:rPr>
+                <w:rFonts w:ascii="Verdana" w:hAnsi="Verdana"/>
+                <w:sz w:val="20"/>
+                <w:szCs w:val="20"/>
+              </w:rPr>
+              <w:t xml:space="preserve"> (under construction/approved)</w:t>
             </w:r>
           </w:p>
         </w:tc>
@@ -2430,8 +4352,20 @@
             <w:tcW w:w="2877" w:type="dxa"/>
           </w:tcPr>
           <w:p>
-            <w:r>
-              <w:t>Presidential Permits</w:t>
+            <w:pPr>
+              <w:rPr>
+                <w:rFonts w:ascii="Verdana" w:hAnsi="Verdana"/>
+                <w:sz w:val="20"/>
+                <w:szCs w:val="20"/>
+              </w:rPr>
+            </w:pPr>
+            <w:r>
+              <w:rPr>
+                <w:rFonts w:ascii="Verdana" w:hAnsi="Verdana"/>
+                <w:sz w:val="20"/>
+                <w:szCs w:val="20"/>
+              </w:rPr>
+              <w:t>Policy Recommendations</w:t>
             </w:r>
           </w:p>
         </w:tc>
@@ -2442,31 +4376,50 @@
           <w:p>
             <w:pPr>
               <w:cnfStyle w:val="000000100000" w:firstRow="0" w:lastRow="0" w:firstColumn="0" w:lastColumn="0" w:oddVBand="0" w:evenVBand="0" w:oddHBand="1" w:evenHBand="0" w:firstRowFirstColumn="0" w:firstRowLastColumn="0" w:lastRowFirstColumn="0" w:lastRowLastColumn="0"/>
+              <w:rPr>
+                <w:rFonts w:ascii="Verdana" w:hAnsi="Verdana"/>
+                <w:sz w:val="20"/>
+                <w:szCs w:val="20"/>
+              </w:rPr>
             </w:pPr>
             <w:r>
               <w:rPr>
                 <w:rFonts w:ascii="Segoe UI Symbol" w:hAnsi="Segoe UI Symbol" w:cs="Segoe UI Symbol"/>
+                <w:sz w:val="20"/>
+                <w:szCs w:val="20"/>
+              </w:rPr>
+              <w:t>✓</w:t>
+            </w:r>
+            <w:r>
+              <w:rPr>
+                <w:rFonts w:ascii="Verdana" w:hAnsi="Verdana"/>
+                <w:sz w:val="20"/>
+                <w:szCs w:val="20"/>
+              </w:rPr>
+              <w:t xml:space="preserve"> </w:t>
+            </w:r>
+          </w:p>
+        </w:tc>
+        <w:tc>
+          <w:tcPr>
+            <w:tcW w:w="2878" w:type="dxa"/>
+          </w:tcPr>
+          <w:p>
+            <w:pPr>
+              <w:cnfStyle w:val="000000100000" w:firstRow="0" w:lastRow="0" w:firstColumn="0" w:lastColumn="0" w:oddVBand="0" w:evenVBand="0" w:oddHBand="1" w:evenHBand="0" w:firstRowFirstColumn="0" w:firstRowLastColumn="0" w:lastRowFirstColumn="0" w:lastRowLastColumn="0"/>
+              <w:rPr>
+                <w:rFonts w:ascii="Verdana" w:hAnsi="Verdana"/>
+                <w:sz w:val="20"/>
+                <w:szCs w:val="20"/>
+              </w:rPr>
+            </w:pPr>
+            <w:r>
+              <w:rPr>
+                <w:rFonts w:ascii="Segoe UI Symbol" w:hAnsi="Segoe UI Symbol" w:cs="Segoe UI Symbol"/>
+                <w:sz w:val="20"/>
+                <w:szCs w:val="20"/>
               </w:rPr>
               <w:t>✗</w:t>
-            </w:r>
-          </w:p>
-        </w:tc>
-        <w:tc>
-          <w:tcPr>
-            <w:tcW w:w="2878" w:type="dxa"/>
-          </w:tcPr>
-          <w:p>
-            <w:pPr>
-              <w:cnfStyle w:val="000000100000" w:firstRow="0" w:lastRow="0" w:firstColumn="0" w:lastColumn="0" w:oddVBand="0" w:evenVBand="0" w:oddHBand="1" w:evenHBand="0" w:firstRowFirstColumn="0" w:firstRowLastColumn="0" w:lastRowFirstColumn="0" w:lastRowLastColumn="0"/>
-            </w:pPr>
-            <w:r>
-              <w:rPr>
-                <w:rFonts w:ascii="Segoe UI Symbol" w:hAnsi="Segoe UI Symbol" w:cs="Segoe UI Symbol"/>
-              </w:rPr>
-              <w:t>✓</w:t>
-            </w:r>
-            <w:r>
-              <w:t xml:space="preserve"> (10 recent permits)</w:t>
             </w:r>
           </w:p>
         </w:tc>
@@ -2478,8 +4431,20 @@
             <w:tcW w:w="2877" w:type="dxa"/>
           </w:tcPr>
           <w:p>
-            <w:r>
-              <w:t>Future International Bridges</w:t>
+            <w:pPr>
+              <w:rPr>
+                <w:rFonts w:ascii="Verdana" w:hAnsi="Verdana"/>
+                <w:sz w:val="20"/>
+                <w:szCs w:val="20"/>
+              </w:rPr>
+            </w:pPr>
+            <w:r>
+              <w:rPr>
+                <w:rFonts w:ascii="Verdana" w:hAnsi="Verdana"/>
+                <w:sz w:val="20"/>
+                <w:szCs w:val="20"/>
+              </w:rPr>
+              <w:t>Project Recommendations</w:t>
             </w:r>
           </w:p>
         </w:tc>
@@ -2490,9 +4455,27 @@
           <w:p>
             <w:pPr>
               <w:cnfStyle w:val="000000000000" w:firstRow="0" w:lastRow="0" w:firstColumn="0" w:lastColumn="0" w:oddVBand="0" w:evenVBand="0" w:oddHBand="0" w:evenHBand="0" w:firstRowFirstColumn="0" w:firstRowLastColumn="0" w:lastRowFirstColumn="0" w:lastRowLastColumn="0"/>
-            </w:pPr>
-            <w:r>
-              <w:t>Limited</w:t>
+              <w:rPr>
+                <w:rFonts w:ascii="Verdana" w:hAnsi="Verdana"/>
+                <w:sz w:val="20"/>
+                <w:szCs w:val="20"/>
+              </w:rPr>
+            </w:pPr>
+            <w:r>
+              <w:rPr>
+                <w:rFonts w:ascii="Segoe UI Symbol" w:hAnsi="Segoe UI Symbol" w:cs="Segoe UI Symbol"/>
+                <w:sz w:val="20"/>
+                <w:szCs w:val="20"/>
+              </w:rPr>
+              <w:t>✓</w:t>
+            </w:r>
+            <w:r>
+              <w:rPr>
+                <w:rFonts w:ascii="Verdana" w:hAnsi="Verdana"/>
+                <w:sz w:val="20"/>
+                <w:szCs w:val="20"/>
+              </w:rPr>
+              <w:t xml:space="preserve"> </w:t>
             </w:r>
           </w:p>
         </w:tc>
@@ -2503,15 +4486,19 @@
           <w:p>
             <w:pPr>
               <w:cnfStyle w:val="000000000000" w:firstRow="0" w:lastRow="0" w:firstColumn="0" w:lastColumn="0" w:oddVBand="0" w:evenVBand="0" w:oddHBand="0" w:evenHBand="0" w:firstRowFirstColumn="0" w:firstRowLastColumn="0" w:lastRowFirstColumn="0" w:lastRowLastColumn="0"/>
+              <w:rPr>
+                <w:rFonts w:ascii="Verdana" w:hAnsi="Verdana"/>
+                <w:sz w:val="20"/>
+                <w:szCs w:val="20"/>
+              </w:rPr>
             </w:pPr>
             <w:r>
               <w:rPr>
                 <w:rFonts w:ascii="Segoe UI Symbol" w:hAnsi="Segoe UI Symbol" w:cs="Segoe UI Symbol"/>
-              </w:rPr>
-              <w:t>✓</w:t>
-            </w:r>
-            <w:r>
-              <w:t xml:space="preserve"> (under construction/approved)</w:t>
+                <w:sz w:val="20"/>
+                <w:szCs w:val="20"/>
+              </w:rPr>
+              <w:t>✗</w:t>
             </w:r>
           </w:p>
         </w:tc>
@@ -2523,46 +4510,26 @@
         <w:tc>
           <w:tcPr>
             <w:cnfStyle w:val="001000000000" w:firstRow="0" w:lastRow="0" w:firstColumn="1" w:lastColumn="0" w:oddVBand="0" w:evenVBand="0" w:oddHBand="0" w:evenHBand="0" w:firstRowFirstColumn="0" w:firstRowLastColumn="0" w:lastRowFirstColumn="0" w:lastRowLastColumn="0"/>
-            <w:tcW w:w="2877" w:type="dxa"/>
-          </w:tcPr>
-          <w:p>
-            <w:r>
-              <w:t>Policy Recommendations</w:t>
-            </w:r>
-          </w:p>
-        </w:tc>
-        <w:tc>
-          <w:tcPr>
-            <w:tcW w:w="2875" w:type="dxa"/>
-          </w:tcPr>
-          <w:p>
-            <w:pPr>
-              <w:cnfStyle w:val="000000100000" w:firstRow="0" w:lastRow="0" w:firstColumn="0" w:lastColumn="0" w:oddVBand="0" w:evenVBand="0" w:oddHBand="1" w:evenHBand="0" w:firstRowFirstColumn="0" w:firstRowLastColumn="0" w:lastRowFirstColumn="0" w:lastRowLastColumn="0"/>
-            </w:pPr>
-            <w:r>
-              <w:rPr>
-                <w:rFonts w:ascii="Segoe UI Symbol" w:hAnsi="Segoe UI Symbol" w:cs="Segoe UI Symbol"/>
-              </w:rPr>
-              <w:t>✓</w:t>
-            </w:r>
-            <w:r>
-              <w:t xml:space="preserve"> (22 policies, 153 programs)</w:t>
-            </w:r>
-          </w:p>
-        </w:tc>
-        <w:tc>
-          <w:tcPr>
-            <w:tcW w:w="2878" w:type="dxa"/>
-          </w:tcPr>
-          <w:p>
-            <w:pPr>
-              <w:cnfStyle w:val="000000100000" w:firstRow="0" w:lastRow="0" w:firstColumn="0" w:lastColumn="0" w:oddVBand="0" w:evenVBand="0" w:oddHBand="1" w:evenHBand="0" w:firstRowFirstColumn="0" w:firstRowLastColumn="0" w:lastRowFirstColumn="0" w:lastRowLastColumn="0"/>
-            </w:pPr>
-            <w:r>
-              <w:rPr>
-                <w:rFonts w:ascii="Segoe UI Symbol" w:hAnsi="Segoe UI Symbol" w:cs="Segoe UI Symbol"/>
-              </w:rPr>
-              <w:t>✗</w:t>
+            <w:tcW w:w="8630" w:type="dxa"/>
+            <w:gridSpan w:val="3"/>
+            <w:shd w:val="clear" w:color="auto" w:fill="4F81BD" w:themeFill="accent1"/>
+          </w:tcPr>
+          <w:p>
+            <w:pPr>
+              <w:jc w:val="center"/>
+              <w:rPr>
+                <w:rFonts w:ascii="Verdana" w:hAnsi="Verdana" w:cs="Segoe UI Symbol"/>
+                <w:sz w:val="20"/>
+                <w:szCs w:val="20"/>
+              </w:rPr>
+            </w:pPr>
+            <w:r>
+              <w:rPr>
+                <w:rFonts w:ascii="Verdana" w:hAnsi="Verdana" w:cs="Segoe UI Symbol"/>
+                <w:sz w:val="20"/>
+                <w:szCs w:val="20"/>
+              </w:rPr>
+              <w:t>Reference Materials</w:t>
             </w:r>
           </w:p>
         </w:tc>
@@ -2574,8 +4541,20 @@
             <w:tcW w:w="2877" w:type="dxa"/>
           </w:tcPr>
           <w:p>
-            <w:r>
-              <w:t>Project Recommendations</w:t>
+            <w:pPr>
+              <w:rPr>
+                <w:rFonts w:ascii="Verdana" w:hAnsi="Verdana"/>
+                <w:sz w:val="20"/>
+                <w:szCs w:val="20"/>
+              </w:rPr>
+            </w:pPr>
+            <w:r>
+              <w:rPr>
+                <w:rFonts w:ascii="Verdana" w:hAnsi="Verdana"/>
+                <w:sz w:val="20"/>
+                <w:szCs w:val="20"/>
+              </w:rPr>
+              <w:t>Interactive Maps</w:t>
             </w:r>
           </w:p>
         </w:tc>
@@ -2586,15 +4565,27 @@
           <w:p>
             <w:pPr>
               <w:cnfStyle w:val="000000000000" w:firstRow="0" w:lastRow="0" w:firstColumn="0" w:lastColumn="0" w:oddVBand="0" w:evenVBand="0" w:oddHBand="0" w:evenHBand="0" w:firstRowFirstColumn="0" w:firstRowLastColumn="0" w:lastRowFirstColumn="0" w:lastRowLastColumn="0"/>
+              <w:rPr>
+                <w:rFonts w:ascii="Verdana" w:hAnsi="Verdana"/>
+                <w:sz w:val="20"/>
+                <w:szCs w:val="20"/>
+              </w:rPr>
             </w:pPr>
             <w:r>
               <w:rPr>
                 <w:rFonts w:ascii="Segoe UI Symbol" w:hAnsi="Segoe UI Symbol" w:cs="Segoe UI Symbol"/>
+                <w:sz w:val="20"/>
+                <w:szCs w:val="20"/>
               </w:rPr>
               <w:t>✓</w:t>
             </w:r>
             <w:r>
-              <w:t xml:space="preserve"> (661 projects)</w:t>
+              <w:rPr>
+                <w:rFonts w:ascii="Verdana" w:hAnsi="Verdana"/>
+                <w:sz w:val="20"/>
+                <w:szCs w:val="20"/>
+              </w:rPr>
+              <w:t xml:space="preserve"> (multiple ArcGIS maps)</w:t>
             </w:r>
           </w:p>
         </w:tc>
@@ -2605,12 +4596,27 @@
           <w:p>
             <w:pPr>
               <w:cnfStyle w:val="000000000000" w:firstRow="0" w:lastRow="0" w:firstColumn="0" w:lastColumn="0" w:oddVBand="0" w:evenVBand="0" w:oddHBand="0" w:evenHBand="0" w:firstRowFirstColumn="0" w:firstRowLastColumn="0" w:lastRowFirstColumn="0" w:lastRowLastColumn="0"/>
+              <w:rPr>
+                <w:rFonts w:ascii="Verdana" w:hAnsi="Verdana"/>
+                <w:sz w:val="20"/>
+                <w:szCs w:val="20"/>
+              </w:rPr>
             </w:pPr>
             <w:r>
               <w:rPr>
                 <w:rFonts w:ascii="Segoe UI Symbol" w:hAnsi="Segoe UI Symbol" w:cs="Segoe UI Symbol"/>
-              </w:rPr>
-              <w:t>✗</w:t>
+                <w:sz w:val="20"/>
+                <w:szCs w:val="20"/>
+              </w:rPr>
+              <w:t>✓</w:t>
+            </w:r>
+            <w:r>
+              <w:rPr>
+                <w:rFonts w:ascii="Verdana" w:hAnsi="Verdana"/>
+                <w:sz w:val="20"/>
+                <w:szCs w:val="20"/>
+              </w:rPr>
+              <w:t xml:space="preserve"> (Experience Builder app)</w:t>
             </w:r>
           </w:p>
         </w:tc>
@@ -2622,22 +4628,101 @@
         <w:tc>
           <w:tcPr>
             <w:cnfStyle w:val="001000000000" w:firstRow="0" w:lastRow="0" w:firstColumn="1" w:lastColumn="0" w:oddVBand="0" w:evenVBand="0" w:oddHBand="0" w:evenHBand="0" w:firstRowFirstColumn="0" w:firstRowLastColumn="0" w:lastRowFirstColumn="0" w:lastRowLastColumn="0"/>
-            <w:tcW w:w="8630" w:type="dxa"/>
-            <w:gridSpan w:val="3"/>
-            <w:shd w:val="clear" w:color="auto" w:fill="4F81BD" w:themeFill="accent1"/>
-          </w:tcPr>
-          <w:p>
-            <w:pPr>
-              <w:jc w:val="center"/>
+            <w:tcW w:w="2877" w:type="dxa"/>
+          </w:tcPr>
+          <w:p>
+            <w:pPr>
+              <w:rPr>
+                <w:rFonts w:ascii="Verdana" w:hAnsi="Verdana"/>
+                <w:sz w:val="20"/>
+                <w:szCs w:val="20"/>
+              </w:rPr>
+            </w:pPr>
+            <w:r>
+              <w:rPr>
+                <w:rFonts w:ascii="Verdana" w:hAnsi="Verdana"/>
+                <w:sz w:val="20"/>
+                <w:szCs w:val="20"/>
+              </w:rPr>
+              <w:t>Data Visualizations</w:t>
+            </w:r>
+          </w:p>
+        </w:tc>
+        <w:tc>
+          <w:tcPr>
+            <w:tcW w:w="2875" w:type="dxa"/>
+          </w:tcPr>
+          <w:p>
+            <w:pPr>
+              <w:cnfStyle w:val="000000100000" w:firstRow="0" w:lastRow="0" w:firstColumn="0" w:lastColumn="0" w:oddVBand="0" w:evenVBand="0" w:oddHBand="1" w:evenHBand="0" w:firstRowFirstColumn="0" w:firstRowLastColumn="0" w:lastRowFirstColumn="0" w:lastRowLastColumn="0"/>
+              <w:rPr>
+                <w:rFonts w:ascii="Verdana" w:hAnsi="Verdana"/>
+                <w:sz w:val="20"/>
+                <w:szCs w:val="20"/>
+              </w:rPr>
+            </w:pPr>
+            <w:r>
               <w:rPr>
                 <w:rFonts w:ascii="Segoe UI Symbol" w:hAnsi="Segoe UI Symbol" w:cs="Segoe UI Symbol"/>
+                <w:sz w:val="20"/>
+                <w:szCs w:val="20"/>
+              </w:rPr>
+              <w:t>✓</w:t>
+            </w:r>
+            <w:r>
+              <w:rPr>
+                <w:rFonts w:ascii="Verdana" w:hAnsi="Verdana"/>
+                <w:sz w:val="20"/>
+                <w:szCs w:val="20"/>
+              </w:rPr>
+              <w:t xml:space="preserve"> (charts, Sankey diagrams)</w:t>
+            </w:r>
+          </w:p>
+        </w:tc>
+        <w:tc>
+          <w:tcPr>
+            <w:tcW w:w="2878" w:type="dxa"/>
+          </w:tcPr>
+          <w:p>
+            <w:pPr>
+              <w:cnfStyle w:val="000000100000" w:firstRow="0" w:lastRow="0" w:firstColumn="0" w:lastColumn="0" w:oddVBand="0" w:evenVBand="0" w:oddHBand="1" w:evenHBand="0" w:firstRowFirstColumn="0" w:firstRowLastColumn="0" w:lastRowFirstColumn="0" w:lastRowLastColumn="0"/>
+              <w:rPr>
+                <w:rFonts w:ascii="Verdana" w:hAnsi="Verdana"/>
+                <w:sz w:val="20"/>
+                <w:szCs w:val="20"/>
               </w:rPr>
             </w:pPr>
             <w:r>
               <w:rPr>
                 <w:rFonts w:ascii="Segoe UI Symbol" w:hAnsi="Segoe UI Symbol" w:cs="Segoe UI Symbol"/>
-              </w:rPr>
-              <w:t>Reference Materials</w:t>
+                <w:sz w:val="20"/>
+                <w:szCs w:val="20"/>
+              </w:rPr>
+              <w:t>✓</w:t>
+            </w:r>
+            <w:r>
+              <w:rPr>
+                <w:rFonts w:ascii="Verdana" w:hAnsi="Verdana"/>
+                <w:sz w:val="20"/>
+                <w:szCs w:val="20"/>
+              </w:rPr>
+              <w:t xml:space="preserve"> (charts, </w:t>
+            </w:r>
+            <w:r>
+              <w:rPr>
+                <w:rFonts w:ascii="Verdana" w:hAnsi="Verdana"/>
+                <w:sz w:val="20"/>
+                <w:szCs w:val="20"/>
+              </w:rPr>
+              <w:t>Tableau dashboards</w:t>
+            </w:r>
+            <w:r>
+              <w:rPr>
+                <w:rFonts w:ascii="Verdana" w:hAnsi="Verdana"/>
+                <w:sz w:val="20"/>
+                <w:szCs w:val="20"/>
+              </w:rPr>
+              <w:t>)</w:t>
             </w:r>
           </w:p>
         </w:tc>
@@ -2649,8 +4734,20 @@
             <w:tcW w:w="2877" w:type="dxa"/>
           </w:tcPr>
           <w:p>
-            <w:r>
-              <w:t>Interactive Maps</w:t>
+            <w:pPr>
+              <w:rPr>
+                <w:rFonts w:ascii="Verdana" w:hAnsi="Verdana"/>
+                <w:sz w:val="20"/>
+                <w:szCs w:val="20"/>
+              </w:rPr>
+            </w:pPr>
+            <w:r>
+              <w:rPr>
+                <w:rFonts w:ascii="Verdana" w:hAnsi="Verdana"/>
+                <w:sz w:val="20"/>
+                <w:szCs w:val="20"/>
+              </w:rPr>
+              <w:t>Glossary</w:t>
             </w:r>
           </w:p>
         </w:tc>
@@ -2661,34 +4758,50 @@
           <w:p>
             <w:pPr>
               <w:cnfStyle w:val="000000000000" w:firstRow="0" w:lastRow="0" w:firstColumn="0" w:lastColumn="0" w:oddVBand="0" w:evenVBand="0" w:oddHBand="0" w:evenHBand="0" w:firstRowFirstColumn="0" w:firstRowLastColumn="0" w:lastRowFirstColumn="0" w:lastRowLastColumn="0"/>
+              <w:rPr>
+                <w:rFonts w:ascii="Verdana" w:hAnsi="Verdana"/>
+                <w:sz w:val="20"/>
+                <w:szCs w:val="20"/>
+              </w:rPr>
             </w:pPr>
             <w:r>
               <w:rPr>
                 <w:rFonts w:ascii="Segoe UI Symbol" w:hAnsi="Segoe UI Symbol" w:cs="Segoe UI Symbol"/>
+                <w:sz w:val="20"/>
+                <w:szCs w:val="20"/>
+              </w:rPr>
+              <w:t>✗</w:t>
+            </w:r>
+          </w:p>
+        </w:tc>
+        <w:tc>
+          <w:tcPr>
+            <w:tcW w:w="2878" w:type="dxa"/>
+          </w:tcPr>
+          <w:p>
+            <w:pPr>
+              <w:cnfStyle w:val="000000000000" w:firstRow="0" w:lastRow="0" w:firstColumn="0" w:lastColumn="0" w:oddVBand="0" w:evenVBand="0" w:oddHBand="0" w:evenHBand="0" w:firstRowFirstColumn="0" w:firstRowLastColumn="0" w:lastRowFirstColumn="0" w:lastRowLastColumn="0"/>
+              <w:rPr>
+                <w:rFonts w:ascii="Verdana" w:hAnsi="Verdana"/>
+                <w:sz w:val="20"/>
+                <w:szCs w:val="20"/>
+              </w:rPr>
+            </w:pPr>
+            <w:r>
+              <w:rPr>
+                <w:rFonts w:ascii="Segoe UI Symbol" w:hAnsi="Segoe UI Symbol" w:cs="Segoe UI Symbol"/>
+                <w:sz w:val="20"/>
+                <w:szCs w:val="20"/>
               </w:rPr>
               <w:t>✓</w:t>
             </w:r>
             <w:r>
-              <w:t xml:space="preserve"> (multiple ArcGIS maps)</w:t>
-            </w:r>
-          </w:p>
-        </w:tc>
-        <w:tc>
-          <w:tcPr>
-            <w:tcW w:w="2878" w:type="dxa"/>
-          </w:tcPr>
-          <w:p>
-            <w:pPr>
-              <w:cnfStyle w:val="000000000000" w:firstRow="0" w:lastRow="0" w:firstColumn="0" w:lastColumn="0" w:oddVBand="0" w:evenVBand="0" w:oddHBand="0" w:evenHBand="0" w:firstRowFirstColumn="0" w:firstRowLastColumn="0" w:lastRowFirstColumn="0" w:lastRowLastColumn="0"/>
-            </w:pPr>
-            <w:r>
-              <w:rPr>
-                <w:rFonts w:ascii="Segoe UI Symbol" w:hAnsi="Segoe UI Symbol" w:cs="Segoe UI Symbol"/>
-              </w:rPr>
-              <w:t>✓</w:t>
-            </w:r>
-            <w:r>
-              <w:t xml:space="preserve"> (Experience Builder app)</w:t>
+              <w:rPr>
+                <w:rFonts w:ascii="Verdana" w:hAnsi="Verdana"/>
+                <w:sz w:val="20"/>
+                <w:szCs w:val="20"/>
+              </w:rPr>
+              <w:t xml:space="preserve"> (comprehensive)</w:t>
             </w:r>
           </w:p>
         </w:tc>
@@ -2703,8 +4816,20 @@
             <w:tcW w:w="2877" w:type="dxa"/>
           </w:tcPr>
           <w:p>
-            <w:r>
-              <w:t>Data Visualizations</w:t>
+            <w:pPr>
+              <w:rPr>
+                <w:rFonts w:ascii="Verdana" w:hAnsi="Verdana"/>
+                <w:sz w:val="20"/>
+                <w:szCs w:val="20"/>
+              </w:rPr>
+            </w:pPr>
+            <w:r>
+              <w:rPr>
+                <w:rFonts w:ascii="Verdana" w:hAnsi="Verdana"/>
+                <w:sz w:val="20"/>
+                <w:szCs w:val="20"/>
+              </w:rPr>
+              <w:t>Contact Information</w:t>
             </w:r>
           </w:p>
         </w:tc>
@@ -2715,15 +4840,27 @@
           <w:p>
             <w:pPr>
               <w:cnfStyle w:val="000000100000" w:firstRow="0" w:lastRow="0" w:firstColumn="0" w:lastColumn="0" w:oddVBand="0" w:evenVBand="0" w:oddHBand="1" w:evenHBand="0" w:firstRowFirstColumn="0" w:firstRowLastColumn="0" w:lastRowFirstColumn="0" w:lastRowLastColumn="0"/>
+              <w:rPr>
+                <w:rFonts w:ascii="Verdana" w:hAnsi="Verdana"/>
+                <w:sz w:val="20"/>
+                <w:szCs w:val="20"/>
+              </w:rPr>
             </w:pPr>
             <w:r>
               <w:rPr>
                 <w:rFonts w:ascii="Segoe UI Symbol" w:hAnsi="Segoe UI Symbol" w:cs="Segoe UI Symbol"/>
+                <w:sz w:val="20"/>
+                <w:szCs w:val="20"/>
               </w:rPr>
               <w:t>✓</w:t>
             </w:r>
             <w:r>
-              <w:t xml:space="preserve"> (charts, Sankey diagrams)</w:t>
+              <w:rPr>
+                <w:rFonts w:ascii="Verdana" w:hAnsi="Verdana"/>
+                <w:sz w:val="20"/>
+                <w:szCs w:val="20"/>
+              </w:rPr>
+              <w:t xml:space="preserve"> (1 contact)</w:t>
             </w:r>
           </w:p>
         </w:tc>
@@ -2734,15 +4871,43 @@
           <w:p>
             <w:pPr>
               <w:cnfStyle w:val="000000100000" w:firstRow="0" w:lastRow="0" w:firstColumn="0" w:lastColumn="0" w:oddVBand="0" w:evenVBand="0" w:oddHBand="1" w:evenHBand="0" w:firstRowFirstColumn="0" w:firstRowLastColumn="0" w:lastRowFirstColumn="0" w:lastRowLastColumn="0"/>
+              <w:rPr>
+                <w:rFonts w:ascii="Verdana" w:hAnsi="Verdana"/>
+                <w:sz w:val="20"/>
+                <w:szCs w:val="20"/>
+              </w:rPr>
             </w:pPr>
             <w:r>
               <w:rPr>
                 <w:rFonts w:ascii="Segoe UI Symbol" w:hAnsi="Segoe UI Symbol" w:cs="Segoe UI Symbol"/>
+                <w:sz w:val="20"/>
+                <w:szCs w:val="20"/>
               </w:rPr>
               <w:t>✓</w:t>
             </w:r>
             <w:r>
-              <w:t xml:space="preserve"> (charts, carousels)</w:t>
+              <w:rPr>
+                <w:rFonts w:ascii="Verdana" w:hAnsi="Verdana"/>
+                <w:sz w:val="20"/>
+                <w:szCs w:val="20"/>
+              </w:rPr>
+              <w:t xml:space="preserve"> (3 district engineers + </w:t>
+            </w:r>
+            <w:r>
+              <w:rPr>
+                <w:rFonts w:ascii="Verdana" w:hAnsi="Verdana"/>
+                <w:sz w:val="20"/>
+                <w:szCs w:val="20"/>
+              </w:rPr>
+              <w:t>ITBP Branch Manager</w:t>
+            </w:r>
+            <w:r>
+              <w:rPr>
+                <w:rFonts w:ascii="Verdana" w:hAnsi="Verdana"/>
+                <w:sz w:val="20"/>
+                <w:szCs w:val="20"/>
+              </w:rPr>
+              <w:t>)</w:t>
             </w:r>
           </w:p>
         </w:tc>
@@ -2754,8 +4919,20 @@
             <w:tcW w:w="2877" w:type="dxa"/>
           </w:tcPr>
           <w:p>
-            <w:r>
-              <w:t>Glossary</w:t>
+            <w:pPr>
+              <w:rPr>
+                <w:rFonts w:ascii="Verdana" w:hAnsi="Verdana"/>
+                <w:sz w:val="20"/>
+                <w:szCs w:val="20"/>
+              </w:rPr>
+            </w:pPr>
+            <w:r>
+              <w:rPr>
+                <w:rFonts w:ascii="Verdana" w:hAnsi="Verdana"/>
+                <w:sz w:val="20"/>
+                <w:szCs w:val="20"/>
+              </w:rPr>
+              <w:t>Quick Facts PDFs</w:t>
             </w:r>
           </w:p>
         </w:tc>
@@ -2766,10 +4943,17 @@
           <w:p>
             <w:pPr>
               <w:cnfStyle w:val="000000000000" w:firstRow="0" w:lastRow="0" w:firstColumn="0" w:lastColumn="0" w:oddVBand="0" w:evenVBand="0" w:oddHBand="0" w:evenHBand="0" w:firstRowFirstColumn="0" w:firstRowLastColumn="0" w:lastRowFirstColumn="0" w:lastRowLastColumn="0"/>
+              <w:rPr>
+                <w:rFonts w:ascii="Verdana" w:hAnsi="Verdana"/>
+                <w:sz w:val="20"/>
+                <w:szCs w:val="20"/>
+              </w:rPr>
             </w:pPr>
             <w:r>
               <w:rPr>
                 <w:rFonts w:ascii="Segoe UI Symbol" w:hAnsi="Segoe UI Symbol" w:cs="Segoe UI Symbol"/>
+                <w:sz w:val="20"/>
+                <w:szCs w:val="20"/>
               </w:rPr>
               <w:t>✗</w:t>
             </w:r>
@@ -2782,15 +4966,27 @@
           <w:p>
             <w:pPr>
               <w:cnfStyle w:val="000000000000" w:firstRow="0" w:lastRow="0" w:firstColumn="0" w:lastColumn="0" w:oddVBand="0" w:evenVBand="0" w:oddHBand="0" w:evenHBand="0" w:firstRowFirstColumn="0" w:firstRowLastColumn="0" w:lastRowFirstColumn="0" w:lastRowLastColumn="0"/>
+              <w:rPr>
+                <w:rFonts w:ascii="Verdana" w:hAnsi="Verdana"/>
+                <w:sz w:val="20"/>
+                <w:szCs w:val="20"/>
+              </w:rPr>
             </w:pPr>
             <w:r>
               <w:rPr>
                 <w:rFonts w:ascii="Segoe UI Symbol" w:hAnsi="Segoe UI Symbol" w:cs="Segoe UI Symbol"/>
+                <w:sz w:val="20"/>
+                <w:szCs w:val="20"/>
               </w:rPr>
               <w:t>✓</w:t>
             </w:r>
             <w:r>
-              <w:t xml:space="preserve"> (comprehensive)</w:t>
+              <w:rPr>
+                <w:rFonts w:ascii="Verdana" w:hAnsi="Verdana"/>
+                <w:sz w:val="20"/>
+                <w:szCs w:val="20"/>
+              </w:rPr>
+              <w:t xml:space="preserve"> (4 downloadable infographics)</w:t>
             </w:r>
           </w:p>
         </w:tc>
@@ -2805,8 +5001,20 @@
             <w:tcW w:w="2877" w:type="dxa"/>
           </w:tcPr>
           <w:p>
-            <w:r>
-              <w:t>Contact Information</w:t>
+            <w:pPr>
+              <w:rPr>
+                <w:rFonts w:ascii="Verdana" w:hAnsi="Verdana"/>
+                <w:sz w:val="20"/>
+                <w:szCs w:val="20"/>
+              </w:rPr>
+            </w:pPr>
+            <w:r>
+              <w:rPr>
+                <w:rFonts w:ascii="Verdana" w:hAnsi="Verdana"/>
+                <w:sz w:val="20"/>
+                <w:szCs w:val="20"/>
+              </w:rPr>
+              <w:t>External Links</w:t>
             </w:r>
           </w:p>
         </w:tc>
@@ -2817,15 +5025,27 @@
           <w:p>
             <w:pPr>
               <w:cnfStyle w:val="000000100000" w:firstRow="0" w:lastRow="0" w:firstColumn="0" w:lastColumn="0" w:oddVBand="0" w:evenVBand="0" w:oddHBand="1" w:evenHBand="0" w:firstRowFirstColumn="0" w:firstRowLastColumn="0" w:lastRowFirstColumn="0" w:lastRowLastColumn="0"/>
+              <w:rPr>
+                <w:rFonts w:ascii="Verdana" w:hAnsi="Verdana"/>
+                <w:sz w:val="20"/>
+                <w:szCs w:val="20"/>
+              </w:rPr>
             </w:pPr>
             <w:r>
               <w:rPr>
                 <w:rFonts w:ascii="Segoe UI Symbol" w:hAnsi="Segoe UI Symbol" w:cs="Segoe UI Symbol"/>
+                <w:sz w:val="20"/>
+                <w:szCs w:val="20"/>
               </w:rPr>
               <w:t>✓</w:t>
             </w:r>
             <w:r>
-              <w:t xml:space="preserve"> (1 contact)</w:t>
+              <w:rPr>
+                <w:rFonts w:ascii="Verdana" w:hAnsi="Verdana"/>
+                <w:sz w:val="20"/>
+                <w:szCs w:val="20"/>
+              </w:rPr>
+              <w:t xml:space="preserve"> (Connectivity WebApp)</w:t>
             </w:r>
           </w:p>
         </w:tc>
@@ -2836,117 +5056,26 @@
           <w:p>
             <w:pPr>
               <w:cnfStyle w:val="000000100000" w:firstRow="0" w:lastRow="0" w:firstColumn="0" w:lastColumn="0" w:oddVBand="0" w:evenVBand="0" w:oddHBand="1" w:evenHBand="0" w:firstRowFirstColumn="0" w:firstRowLastColumn="0" w:lastRowFirstColumn="0" w:lastRowLastColumn="0"/>
+              <w:rPr>
+                <w:rFonts w:ascii="Verdana" w:hAnsi="Verdana"/>
+                <w:sz w:val="20"/>
+                <w:szCs w:val="20"/>
+              </w:rPr>
             </w:pPr>
             <w:r>
               <w:rPr>
                 <w:rFonts w:ascii="Segoe UI Symbol" w:hAnsi="Segoe UI Symbol" w:cs="Segoe UI Symbol"/>
+                <w:sz w:val="20"/>
+                <w:szCs w:val="20"/>
               </w:rPr>
               <w:t>✓</w:t>
             </w:r>
             <w:r>
-              <w:t xml:space="preserve"> (3 district engineers + TPP)</w:t>
-            </w:r>
-          </w:p>
-        </w:tc>
-      </w:tr>
-      <w:tr>
-        <w:tc>
-          <w:tcPr>
-            <w:cnfStyle w:val="001000000000" w:firstRow="0" w:lastRow="0" w:firstColumn="1" w:lastColumn="0" w:oddVBand="0" w:evenVBand="0" w:oddHBand="0" w:evenHBand="0" w:firstRowFirstColumn="0" w:firstRowLastColumn="0" w:lastRowFirstColumn="0" w:lastRowLastColumn="0"/>
-            <w:tcW w:w="2877" w:type="dxa"/>
-          </w:tcPr>
-          <w:p>
-            <w:r>
-              <w:lastRenderedPageBreak/>
-              <w:t>Quick Facts PDFs</w:t>
-            </w:r>
-          </w:p>
-        </w:tc>
-        <w:tc>
-          <w:tcPr>
-            <w:tcW w:w="2875" w:type="dxa"/>
-          </w:tcPr>
-          <w:p>
-            <w:pPr>
-              <w:cnfStyle w:val="000000000000" w:firstRow="0" w:lastRow="0" w:firstColumn="0" w:lastColumn="0" w:oddVBand="0" w:evenVBand="0" w:oddHBand="0" w:evenHBand="0" w:firstRowFirstColumn="0" w:firstRowLastColumn="0" w:lastRowFirstColumn="0" w:lastRowLastColumn="0"/>
-            </w:pPr>
-            <w:r>
-              <w:rPr>
-                <w:rFonts w:ascii="Segoe UI Symbol" w:hAnsi="Segoe UI Symbol" w:cs="Segoe UI Symbol"/>
-              </w:rPr>
-              <w:t>✗</w:t>
-            </w:r>
-          </w:p>
-        </w:tc>
-        <w:tc>
-          <w:tcPr>
-            <w:tcW w:w="2878" w:type="dxa"/>
-          </w:tcPr>
-          <w:p>
-            <w:pPr>
-              <w:cnfStyle w:val="000000000000" w:firstRow="0" w:lastRow="0" w:firstColumn="0" w:lastColumn="0" w:oddVBand="0" w:evenVBand="0" w:oddHBand="0" w:evenHBand="0" w:firstRowFirstColumn="0" w:firstRowLastColumn="0" w:lastRowFirstColumn="0" w:lastRowLastColumn="0"/>
-            </w:pPr>
-            <w:r>
-              <w:rPr>
-                <w:rFonts w:ascii="Segoe UI Symbol" w:hAnsi="Segoe UI Symbol" w:cs="Segoe UI Symbol"/>
-              </w:rPr>
-              <w:t>✓</w:t>
-            </w:r>
-            <w:r>
-              <w:t xml:space="preserve"> (4 downloadable infographics)</w:t>
-            </w:r>
-          </w:p>
-        </w:tc>
-      </w:tr>
-      <w:tr>
-        <w:trPr>
-          <w:cnfStyle w:val="000000100000" w:firstRow="0" w:lastRow="0" w:firstColumn="0" w:lastColumn="0" w:oddVBand="0" w:evenVBand="0" w:oddHBand="1" w:evenHBand="0" w:firstRowFirstColumn="0" w:firstRowLastColumn="0" w:lastRowFirstColumn="0" w:lastRowLastColumn="0"/>
-        </w:trPr>
-        <w:tc>
-          <w:tcPr>
-            <w:cnfStyle w:val="001000000000" w:firstRow="0" w:lastRow="0" w:firstColumn="1" w:lastColumn="0" w:oddVBand="0" w:evenVBand="0" w:oddHBand="0" w:evenHBand="0" w:firstRowFirstColumn="0" w:firstRowLastColumn="0" w:lastRowFirstColumn="0" w:lastRowLastColumn="0"/>
-            <w:tcW w:w="2877" w:type="dxa"/>
-          </w:tcPr>
-          <w:p>
-            <w:r>
-              <w:t>External Links</w:t>
-            </w:r>
-          </w:p>
-        </w:tc>
-        <w:tc>
-          <w:tcPr>
-            <w:tcW w:w="2875" w:type="dxa"/>
-          </w:tcPr>
-          <w:p>
-            <w:pPr>
-              <w:cnfStyle w:val="000000100000" w:firstRow="0" w:lastRow="0" w:firstColumn="0" w:lastColumn="0" w:oddVBand="0" w:evenVBand="0" w:oddHBand="1" w:evenHBand="0" w:firstRowFirstColumn="0" w:firstRowLastColumn="0" w:lastRowFirstColumn="0" w:lastRowLastColumn="0"/>
-            </w:pPr>
-            <w:r>
-              <w:rPr>
-                <w:rFonts w:ascii="Segoe UI Symbol" w:hAnsi="Segoe UI Symbol" w:cs="Segoe UI Symbol"/>
-              </w:rPr>
-              <w:t>✓</w:t>
-            </w:r>
-            <w:r>
-              <w:t xml:space="preserve"> (Connectivity WebApp)</w:t>
-            </w:r>
-          </w:p>
-        </w:tc>
-        <w:tc>
-          <w:tcPr>
-            <w:tcW w:w="2878" w:type="dxa"/>
-          </w:tcPr>
-          <w:p>
-            <w:pPr>
-              <w:cnfStyle w:val="000000100000" w:firstRow="0" w:lastRow="0" w:firstColumn="0" w:lastColumn="0" w:oddVBand="0" w:evenVBand="0" w:oddHBand="1" w:evenHBand="0" w:firstRowFirstColumn="0" w:firstRowLastColumn="0" w:lastRowFirstColumn="0" w:lastRowLastColumn="0"/>
-            </w:pPr>
-            <w:r>
-              <w:rPr>
-                <w:rFonts w:ascii="Segoe UI Symbol" w:hAnsi="Segoe UI Symbol" w:cs="Segoe UI Symbol"/>
-              </w:rPr>
-              <w:t>✓</w:t>
-            </w:r>
-            <w:r>
+              <w:rPr>
+                <w:rFonts w:ascii="Verdana" w:hAnsi="Verdana"/>
+                <w:sz w:val="20"/>
+                <w:szCs w:val="20"/>
+              </w:rPr>
               <w:t xml:space="preserve"> (Presidential Permits)</w:t>
             </w:r>
           </w:p>
@@ -2955,23 +5084,81 @@
     </w:tbl>
     <w:p>
       <w:pPr>
-        <w:spacing w:before="200"/>
+        <w:spacing w:before="240"/>
+        <w:rPr>
+          <w:rFonts w:ascii="Verdana" w:hAnsi="Verdana"/>
+          <w:b/>
+          <w:sz w:val="28"/>
+          <w:szCs w:val="28"/>
+        </w:rPr>
+      </w:pPr>
+    </w:p>
+    <w:p>
+      <w:pPr>
+        <w:rPr>
+          <w:rFonts w:ascii="Verdana" w:hAnsi="Verdana"/>
+          <w:b/>
+          <w:sz w:val="28"/>
+          <w:szCs w:val="28"/>
+        </w:rPr>
+      </w:pPr>
+    </w:p>
+    <w:p>
+      <w:pPr>
+        <w:rPr>
+          <w:rFonts w:ascii="Verdana" w:hAnsi="Verdana"/>
+          <w:b/>
+          <w:sz w:val="28"/>
+          <w:szCs w:val="28"/>
+        </w:rPr>
       </w:pPr>
       <w:r>
         <w:rPr>
+          <w:rFonts w:ascii="Verdana" w:hAnsi="Verdana"/>
           <w:b/>
-          <w:sz w:val="32"/>
+          <w:sz w:val="28"/>
+          <w:szCs w:val="28"/>
         </w:rPr>
-        <w:t>3. Trade Statistics Comparison</w:t>
+        <w:br w:type="page"/>
       </w:r>
     </w:p>
     <w:p>
+      <w:pPr>
+        <w:spacing w:before="240"/>
+        <w:rPr>
+          <w:rFonts w:ascii="Verdana" w:hAnsi="Verdana"/>
+          <w:b/>
+          <w:sz w:val="28"/>
+          <w:szCs w:val="28"/>
+        </w:rPr>
+      </w:pPr>
       <w:r>
         <w:rPr>
+          <w:rFonts w:ascii="Verdana" w:hAnsi="Verdana"/>
           <w:b/>
           <w:sz w:val="28"/>
+          <w:szCs w:val="28"/>
         </w:rPr>
-        <w:t>Overall Texas–Mexico Trade</w:t>
+        <w:lastRenderedPageBreak/>
+        <w:t>3. Trade Statistics</w:t>
+      </w:r>
+    </w:p>
+    <w:p>
+      <w:pPr>
+        <w:rPr>
+          <w:rFonts w:ascii="Verdana" w:hAnsi="Verdana"/>
+          <w:sz w:val="24"/>
+          <w:szCs w:val="24"/>
+        </w:rPr>
+      </w:pPr>
+      <w:r>
+        <w:rPr>
+          <w:rFonts w:ascii="Verdana" w:hAnsi="Verdana"/>
+          <w:b/>
+          <w:sz w:val="24"/>
+          <w:szCs w:val="24"/>
+        </w:rPr>
+        <w:t>Texas–Mexico Trade</w:t>
       </w:r>
     </w:p>
     <w:tbl>
@@ -2993,49 +5180,91 @@
         <w:tc>
           <w:tcPr>
             <w:cnfStyle w:val="001000000000" w:firstRow="0" w:lastRow="0" w:firstColumn="1" w:lastColumn="0" w:oddVBand="0" w:evenVBand="0" w:oddHBand="0" w:evenHBand="0" w:firstRowFirstColumn="0" w:firstRowLastColumn="0" w:lastRowFirstColumn="0" w:lastRowLastColumn="0"/>
-            <w:tcW w:w="2160" w:type="dxa"/>
-          </w:tcPr>
-          <w:p>
-            <w:r>
+            <w:tcW w:w="2157" w:type="dxa"/>
+          </w:tcPr>
+          <w:p>
+            <w:pPr>
+              <w:rPr>
+                <w:rFonts w:ascii="Verdana" w:hAnsi="Verdana"/>
+                <w:sz w:val="20"/>
+                <w:szCs w:val="20"/>
+              </w:rPr>
+            </w:pPr>
+            <w:r>
+              <w:rPr>
+                <w:rFonts w:ascii="Verdana" w:hAnsi="Verdana"/>
+                <w:sz w:val="20"/>
+                <w:szCs w:val="20"/>
+              </w:rPr>
               <w:t>Metric</w:t>
             </w:r>
           </w:p>
         </w:tc>
         <w:tc>
           <w:tcPr>
-            <w:tcW w:w="2160" w:type="dxa"/>
+            <w:tcW w:w="2158" w:type="dxa"/>
           </w:tcPr>
           <w:p>
             <w:pPr>
               <w:cnfStyle w:val="100000000000" w:firstRow="1" w:lastRow="0" w:firstColumn="0" w:lastColumn="0" w:oddVBand="0" w:evenVBand="0" w:oddHBand="0" w:evenHBand="0" w:firstRowFirstColumn="0" w:firstRowLastColumn="0" w:lastRowFirstColumn="0" w:lastRowLastColumn="0"/>
-            </w:pPr>
-            <w:r>
+              <w:rPr>
+                <w:rFonts w:ascii="Verdana" w:hAnsi="Verdana"/>
+                <w:sz w:val="20"/>
+                <w:szCs w:val="20"/>
+              </w:rPr>
+            </w:pPr>
+            <w:r>
+              <w:rPr>
+                <w:rFonts w:ascii="Verdana" w:hAnsi="Verdana"/>
+                <w:sz w:val="20"/>
+                <w:szCs w:val="20"/>
+              </w:rPr>
               <w:t>Connectivity Plan</w:t>
             </w:r>
           </w:p>
         </w:tc>
         <w:tc>
           <w:tcPr>
-            <w:tcW w:w="2160" w:type="dxa"/>
+            <w:tcW w:w="2157" w:type="dxa"/>
           </w:tcPr>
           <w:p>
             <w:pPr>
               <w:cnfStyle w:val="100000000000" w:firstRow="1" w:lastRow="0" w:firstColumn="0" w:lastColumn="0" w:oddVBand="0" w:evenVBand="0" w:oddHBand="0" w:evenHBand="0" w:firstRowFirstColumn="0" w:firstRowLastColumn="0" w:lastRowFirstColumn="0" w:lastRowLastColumn="0"/>
-            </w:pPr>
-            <w:r>
+              <w:rPr>
+                <w:rFonts w:ascii="Verdana" w:hAnsi="Verdana"/>
+                <w:sz w:val="20"/>
+                <w:szCs w:val="20"/>
+              </w:rPr>
+            </w:pPr>
+            <w:r>
+              <w:rPr>
+                <w:rFonts w:ascii="Verdana" w:hAnsi="Verdana"/>
+                <w:sz w:val="20"/>
+                <w:szCs w:val="20"/>
+              </w:rPr>
               <w:t>Border Crossings Guide</w:t>
             </w:r>
           </w:p>
         </w:tc>
         <w:tc>
           <w:tcPr>
-            <w:tcW w:w="2160" w:type="dxa"/>
+            <w:tcW w:w="2158" w:type="dxa"/>
           </w:tcPr>
           <w:p>
             <w:pPr>
               <w:cnfStyle w:val="100000000000" w:firstRow="1" w:lastRow="0" w:firstColumn="0" w:lastColumn="0" w:oddVBand="0" w:evenVBand="0" w:oddHBand="0" w:evenHBand="0" w:firstRowFirstColumn="0" w:firstRowLastColumn="0" w:lastRowFirstColumn="0" w:lastRowLastColumn="0"/>
-            </w:pPr>
-            <w:r>
+              <w:rPr>
+                <w:rFonts w:ascii="Verdana" w:hAnsi="Verdana"/>
+                <w:sz w:val="20"/>
+                <w:szCs w:val="20"/>
+              </w:rPr>
+            </w:pPr>
+            <w:r>
+              <w:rPr>
+                <w:rFonts w:ascii="Verdana" w:hAnsi="Verdana"/>
+                <w:sz w:val="20"/>
+                <w:szCs w:val="20"/>
+              </w:rPr>
               <w:t>Explanation</w:t>
             </w:r>
           </w:p>
@@ -3048,49 +5277,91 @@
         <w:tc>
           <w:tcPr>
             <w:cnfStyle w:val="001000000000" w:firstRow="0" w:lastRow="0" w:firstColumn="1" w:lastColumn="0" w:oddVBand="0" w:evenVBand="0" w:oddHBand="0" w:evenHBand="0" w:firstRowFirstColumn="0" w:firstRowLastColumn="0" w:lastRowFirstColumn="0" w:lastRowLastColumn="0"/>
-            <w:tcW w:w="2160" w:type="dxa"/>
-          </w:tcPr>
-          <w:p>
-            <w:r>
+            <w:tcW w:w="2157" w:type="dxa"/>
+          </w:tcPr>
+          <w:p>
+            <w:pPr>
+              <w:rPr>
+                <w:rFonts w:ascii="Verdana" w:hAnsi="Verdana"/>
+                <w:sz w:val="20"/>
+                <w:szCs w:val="20"/>
+              </w:rPr>
+            </w:pPr>
+            <w:r>
+              <w:rPr>
+                <w:rFonts w:ascii="Verdana" w:hAnsi="Verdana"/>
+                <w:sz w:val="20"/>
+                <w:szCs w:val="20"/>
+              </w:rPr>
               <w:t>Data Year</w:t>
             </w:r>
           </w:p>
         </w:tc>
         <w:tc>
           <w:tcPr>
-            <w:tcW w:w="2160" w:type="dxa"/>
+            <w:tcW w:w="2158" w:type="dxa"/>
           </w:tcPr>
           <w:p>
             <w:pPr>
               <w:cnfStyle w:val="000000100000" w:firstRow="0" w:lastRow="0" w:firstColumn="0" w:lastColumn="0" w:oddVBand="0" w:evenVBand="0" w:oddHBand="1" w:evenHBand="0" w:firstRowFirstColumn="0" w:firstRowLastColumn="0" w:lastRowFirstColumn="0" w:lastRowLastColumn="0"/>
-            </w:pPr>
-            <w:r>
+              <w:rPr>
+                <w:rFonts w:ascii="Verdana" w:hAnsi="Verdana"/>
+                <w:sz w:val="20"/>
+                <w:szCs w:val="20"/>
+              </w:rPr>
+            </w:pPr>
+            <w:r>
+              <w:rPr>
+                <w:rFonts w:ascii="Verdana" w:hAnsi="Verdana"/>
+                <w:sz w:val="20"/>
+                <w:szCs w:val="20"/>
+              </w:rPr>
               <w:t>2023</w:t>
             </w:r>
           </w:p>
         </w:tc>
         <w:tc>
           <w:tcPr>
-            <w:tcW w:w="2160" w:type="dxa"/>
+            <w:tcW w:w="2157" w:type="dxa"/>
           </w:tcPr>
           <w:p>
             <w:pPr>
               <w:cnfStyle w:val="000000100000" w:firstRow="0" w:lastRow="0" w:firstColumn="0" w:lastColumn="0" w:oddVBand="0" w:evenVBand="0" w:oddHBand="1" w:evenHBand="0" w:firstRowFirstColumn="0" w:firstRowLastColumn="0" w:lastRowFirstColumn="0" w:lastRowLastColumn="0"/>
-            </w:pPr>
-            <w:r>
+              <w:rPr>
+                <w:rFonts w:ascii="Verdana" w:hAnsi="Verdana"/>
+                <w:sz w:val="20"/>
+                <w:szCs w:val="20"/>
+              </w:rPr>
+            </w:pPr>
+            <w:r>
+              <w:rPr>
+                <w:rFonts w:ascii="Verdana" w:hAnsi="Verdana"/>
+                <w:sz w:val="20"/>
+                <w:szCs w:val="20"/>
+              </w:rPr>
               <w:t>2024</w:t>
             </w:r>
           </w:p>
         </w:tc>
         <w:tc>
           <w:tcPr>
-            <w:tcW w:w="2160" w:type="dxa"/>
+            <w:tcW w:w="2158" w:type="dxa"/>
           </w:tcPr>
           <w:p>
             <w:pPr>
               <w:cnfStyle w:val="000000100000" w:firstRow="0" w:lastRow="0" w:firstColumn="0" w:lastColumn="0" w:oddVBand="0" w:evenVBand="0" w:oddHBand="1" w:evenHBand="0" w:firstRowFirstColumn="0" w:firstRowLastColumn="0" w:lastRowFirstColumn="0" w:lastRowLastColumn="0"/>
-            </w:pPr>
-            <w:r>
+              <w:rPr>
+                <w:rFonts w:ascii="Verdana" w:hAnsi="Verdana"/>
+                <w:sz w:val="20"/>
+                <w:szCs w:val="20"/>
+              </w:rPr>
+            </w:pPr>
+            <w:r>
+              <w:rPr>
+                <w:rFonts w:ascii="Verdana" w:hAnsi="Verdana"/>
+                <w:sz w:val="20"/>
+                <w:szCs w:val="20"/>
+              </w:rPr>
               <w:t>Different reporting periods</w:t>
             </w:r>
           </w:p>
@@ -3100,50 +5371,92 @@
         <w:tc>
           <w:tcPr>
             <w:cnfStyle w:val="001000000000" w:firstRow="0" w:lastRow="0" w:firstColumn="1" w:lastColumn="0" w:oddVBand="0" w:evenVBand="0" w:oddHBand="0" w:evenHBand="0" w:firstRowFirstColumn="0" w:firstRowLastColumn="0" w:lastRowFirstColumn="0" w:lastRowLastColumn="0"/>
-            <w:tcW w:w="2160" w:type="dxa"/>
-          </w:tcPr>
-          <w:p>
-            <w:r>
+            <w:tcW w:w="2157" w:type="dxa"/>
+          </w:tcPr>
+          <w:p>
+            <w:pPr>
+              <w:rPr>
+                <w:rFonts w:ascii="Verdana" w:hAnsi="Verdana"/>
+                <w:sz w:val="20"/>
+                <w:szCs w:val="20"/>
+              </w:rPr>
+            </w:pPr>
+            <w:r>
+              <w:rPr>
+                <w:rFonts w:ascii="Verdana" w:hAnsi="Verdana"/>
+                <w:sz w:val="20"/>
+                <w:szCs w:val="20"/>
+              </w:rPr>
               <w:t>Total Trade</w:t>
             </w:r>
           </w:p>
         </w:tc>
         <w:tc>
           <w:tcPr>
-            <w:tcW w:w="2160" w:type="dxa"/>
+            <w:tcW w:w="2158" w:type="dxa"/>
           </w:tcPr>
           <w:p>
             <w:pPr>
               <w:cnfStyle w:val="000000000000" w:firstRow="0" w:lastRow="0" w:firstColumn="0" w:lastColumn="0" w:oddVBand="0" w:evenVBand="0" w:oddHBand="0" w:evenHBand="0" w:firstRowFirstColumn="0" w:firstRowLastColumn="0" w:lastRowFirstColumn="0" w:lastRowLastColumn="0"/>
-            </w:pPr>
-            <w:r>
+              <w:rPr>
+                <w:rFonts w:ascii="Verdana" w:hAnsi="Verdana"/>
+                <w:sz w:val="20"/>
+                <w:szCs w:val="20"/>
+              </w:rPr>
+            </w:pPr>
+            <w:r>
+              <w:rPr>
+                <w:rFonts w:ascii="Verdana" w:hAnsi="Verdana"/>
+                <w:sz w:val="20"/>
+                <w:szCs w:val="20"/>
+              </w:rPr>
               <w:t>$468B ($207B southbound + $261B northbound)</w:t>
             </w:r>
           </w:p>
         </w:tc>
         <w:tc>
           <w:tcPr>
-            <w:tcW w:w="2160" w:type="dxa"/>
+            <w:tcW w:w="2157" w:type="dxa"/>
           </w:tcPr>
           <w:p>
             <w:pPr>
               <w:cnfStyle w:val="000000000000" w:firstRow="0" w:lastRow="0" w:firstColumn="0" w:lastColumn="0" w:oddVBand="0" w:evenVBand="0" w:oddHBand="0" w:evenHBand="0" w:firstRowFirstColumn="0" w:firstRowLastColumn="0" w:lastRowFirstColumn="0" w:lastRowLastColumn="0"/>
-            </w:pPr>
-            <w:r>
+              <w:rPr>
+                <w:rFonts w:ascii="Verdana" w:hAnsi="Verdana"/>
+                <w:sz w:val="20"/>
+                <w:szCs w:val="20"/>
+              </w:rPr>
+            </w:pPr>
+            <w:r>
+              <w:rPr>
+                <w:rFonts w:ascii="Verdana" w:hAnsi="Verdana"/>
+                <w:sz w:val="20"/>
+                <w:szCs w:val="20"/>
+              </w:rPr>
               <w:t>$552.9B</w:t>
             </w:r>
           </w:p>
         </w:tc>
         <w:tc>
           <w:tcPr>
-            <w:tcW w:w="2160" w:type="dxa"/>
+            <w:tcW w:w="2158" w:type="dxa"/>
           </w:tcPr>
           <w:p>
             <w:pPr>
               <w:cnfStyle w:val="000000000000" w:firstRow="0" w:lastRow="0" w:firstColumn="0" w:lastColumn="0" w:oddVBand="0" w:evenVBand="0" w:oddHBand="0" w:evenHBand="0" w:firstRowFirstColumn="0" w:firstRowLastColumn="0" w:lastRowFirstColumn="0" w:lastRowLastColumn="0"/>
-            </w:pPr>
-            <w:r>
-              <w:t>Year difference + methodology</w:t>
+              <w:rPr>
+                <w:rFonts w:ascii="Verdana" w:hAnsi="Verdana"/>
+                <w:sz w:val="20"/>
+                <w:szCs w:val="20"/>
+              </w:rPr>
+            </w:pPr>
+            <w:r>
+              <w:rPr>
+                <w:rFonts w:ascii="Verdana" w:hAnsi="Verdana"/>
+                <w:sz w:val="20"/>
+                <w:szCs w:val="20"/>
+              </w:rPr>
+              <w:t>Different year</w:t>
             </w:r>
           </w:p>
         </w:tc>
@@ -3155,207 +5468,113 @@
         <w:tc>
           <w:tcPr>
             <w:cnfStyle w:val="001000000000" w:firstRow="0" w:lastRow="0" w:firstColumn="1" w:lastColumn="0" w:oddVBand="0" w:evenVBand="0" w:oddHBand="0" w:evenHBand="0" w:firstRowFirstColumn="0" w:firstRowLastColumn="0" w:lastRowFirstColumn="0" w:lastRowLastColumn="0"/>
-            <w:tcW w:w="2160" w:type="dxa"/>
-          </w:tcPr>
-          <w:p>
-            <w:r>
+            <w:tcW w:w="2157" w:type="dxa"/>
+          </w:tcPr>
+          <w:p>
+            <w:pPr>
+              <w:rPr>
+                <w:rFonts w:ascii="Verdana" w:hAnsi="Verdana"/>
+                <w:sz w:val="20"/>
+                <w:szCs w:val="20"/>
+              </w:rPr>
+            </w:pPr>
+            <w:r>
+              <w:rPr>
+                <w:rFonts w:ascii="Verdana" w:hAnsi="Verdana"/>
+                <w:sz w:val="20"/>
+                <w:szCs w:val="20"/>
+              </w:rPr>
               <w:t>Truck Trade</w:t>
             </w:r>
           </w:p>
         </w:tc>
         <w:tc>
           <w:tcPr>
-            <w:tcW w:w="2160" w:type="dxa"/>
+            <w:tcW w:w="2158" w:type="dxa"/>
           </w:tcPr>
           <w:p>
             <w:pPr>
               <w:cnfStyle w:val="000000100000" w:firstRow="0" w:lastRow="0" w:firstColumn="0" w:lastColumn="0" w:oddVBand="0" w:evenVBand="0" w:oddHBand="1" w:evenHBand="0" w:firstRowFirstColumn="0" w:firstRowLastColumn="0" w:lastRowFirstColumn="0" w:lastRowLastColumn="0"/>
-            </w:pPr>
-            <w:r>
+              <w:rPr>
+                <w:rFonts w:ascii="Verdana" w:hAnsi="Verdana"/>
+                <w:sz w:val="20"/>
+                <w:szCs w:val="20"/>
+              </w:rPr>
+            </w:pPr>
+            <w:r>
+              <w:rPr>
+                <w:rFonts w:ascii="Verdana" w:hAnsi="Verdana"/>
+                <w:sz w:val="20"/>
+                <w:szCs w:val="20"/>
+              </w:rPr>
               <w:t>≈80% of total</w:t>
             </w:r>
           </w:p>
         </w:tc>
         <w:tc>
           <w:tcPr>
-            <w:tcW w:w="2160" w:type="dxa"/>
+            <w:tcW w:w="2157" w:type="dxa"/>
           </w:tcPr>
           <w:p>
             <w:pPr>
               <w:cnfStyle w:val="000000100000" w:firstRow="0" w:lastRow="0" w:firstColumn="0" w:lastColumn="0" w:oddVBand="0" w:evenVBand="0" w:oddHBand="1" w:evenHBand="0" w:firstRowFirstColumn="0" w:firstRowLastColumn="0" w:lastRowFirstColumn="0" w:lastRowLastColumn="0"/>
-            </w:pPr>
-            <w:r>
+              <w:rPr>
+                <w:rFonts w:ascii="Verdana" w:hAnsi="Verdana"/>
+                <w:sz w:val="20"/>
+                <w:szCs w:val="20"/>
+              </w:rPr>
+            </w:pPr>
+            <w:r>
+              <w:rPr>
+                <w:rFonts w:ascii="Verdana" w:hAnsi="Verdana"/>
+                <w:sz w:val="20"/>
+                <w:szCs w:val="20"/>
+              </w:rPr>
               <w:t>$454.5B (82% of total)</w:t>
             </w:r>
           </w:p>
         </w:tc>
         <w:tc>
           <w:tcPr>
-            <w:tcW w:w="2160" w:type="dxa"/>
+            <w:tcW w:w="2158" w:type="dxa"/>
           </w:tcPr>
           <w:p>
             <w:pPr>
               <w:cnfStyle w:val="000000100000" w:firstRow="0" w:lastRow="0" w:firstColumn="0" w:lastColumn="0" w:oddVBand="0" w:evenVBand="0" w:oddHBand="1" w:evenHBand="0" w:firstRowFirstColumn="0" w:firstRowLastColumn="0" w:lastRowFirstColumn="0" w:lastRowLastColumn="0"/>
-            </w:pPr>
-            <w:r>
+              <w:rPr>
+                <w:rFonts w:ascii="Verdana" w:hAnsi="Verdana"/>
+                <w:sz w:val="20"/>
+                <w:szCs w:val="20"/>
+              </w:rPr>
+            </w:pPr>
+            <w:r>
+              <w:rPr>
+                <w:rFonts w:ascii="Verdana" w:hAnsi="Verdana"/>
+                <w:sz w:val="20"/>
+                <w:szCs w:val="20"/>
+              </w:rPr>
               <w:t>Consistent proportion</w:t>
-            </w:r>
-          </w:p>
-        </w:tc>
-      </w:tr>
-      <w:tr>
-        <w:tc>
-          <w:tcPr>
-            <w:cnfStyle w:val="001000000000" w:firstRow="0" w:lastRow="0" w:firstColumn="1" w:lastColumn="0" w:oddVBand="0" w:evenVBand="0" w:oddHBand="0" w:evenHBand="0" w:firstRowFirstColumn="0" w:firstRowLastColumn="0" w:lastRowFirstColumn="0" w:lastRowLastColumn="0"/>
-            <w:tcW w:w="2160" w:type="dxa"/>
-          </w:tcPr>
-          <w:p>
-            <w:r>
-              <w:t>Rail Trade</w:t>
-            </w:r>
-          </w:p>
-        </w:tc>
-        <w:tc>
-          <w:tcPr>
-            <w:tcW w:w="2160" w:type="dxa"/>
-          </w:tcPr>
-          <w:p>
-            <w:pPr>
-              <w:cnfStyle w:val="000000000000" w:firstRow="0" w:lastRow="0" w:firstColumn="0" w:lastColumn="0" w:oddVBand="0" w:evenVBand="0" w:oddHBand="0" w:evenHBand="0" w:firstRowFirstColumn="0" w:firstRowLastColumn="0" w:lastRowFirstColumn="0" w:lastRowLastColumn="0"/>
-            </w:pPr>
-            <w:r>
-              <w:t>≈16% of total</w:t>
-            </w:r>
-          </w:p>
-        </w:tc>
-        <w:tc>
-          <w:tcPr>
-            <w:tcW w:w="2160" w:type="dxa"/>
-          </w:tcPr>
-          <w:p>
-            <w:pPr>
-              <w:cnfStyle w:val="000000000000" w:firstRow="0" w:lastRow="0" w:firstColumn="0" w:lastColumn="0" w:oddVBand="0" w:evenVBand="0" w:oddHBand="0" w:evenHBand="0" w:firstRowFirstColumn="0" w:firstRowLastColumn="0" w:lastRowFirstColumn="0" w:lastRowLastColumn="0"/>
-            </w:pPr>
-            <w:r>
-              <w:t>$88.8B (16% of total)</w:t>
-            </w:r>
-          </w:p>
-        </w:tc>
-        <w:tc>
-          <w:tcPr>
-            <w:tcW w:w="2160" w:type="dxa"/>
-          </w:tcPr>
-          <w:p>
-            <w:pPr>
-              <w:cnfStyle w:val="000000000000" w:firstRow="0" w:lastRow="0" w:firstColumn="0" w:lastColumn="0" w:oddVBand="0" w:evenVBand="0" w:oddHBand="0" w:evenHBand="0" w:firstRowFirstColumn="0" w:firstRowLastColumn="0" w:lastRowFirstColumn="0" w:lastRowLastColumn="0"/>
-            </w:pPr>
-            <w:r>
-              <w:t>Exact match</w:t>
-            </w:r>
-          </w:p>
-        </w:tc>
-      </w:tr>
-      <w:tr>
-        <w:trPr>
-          <w:cnfStyle w:val="000000100000" w:firstRow="0" w:lastRow="0" w:firstColumn="0" w:lastColumn="0" w:oddVBand="0" w:evenVBand="0" w:oddHBand="1" w:evenHBand="0" w:firstRowFirstColumn="0" w:firstRowLastColumn="0" w:lastRowFirstColumn="0" w:lastRowLastColumn="0"/>
-        </w:trPr>
-        <w:tc>
-          <w:tcPr>
-            <w:cnfStyle w:val="001000000000" w:firstRow="0" w:lastRow="0" w:firstColumn="1" w:lastColumn="0" w:oddVBand="0" w:evenVBand="0" w:oddHBand="0" w:evenHBand="0" w:firstRowFirstColumn="0" w:firstRowLastColumn="0" w:lastRowFirstColumn="0" w:lastRowLastColumn="0"/>
-            <w:tcW w:w="2160" w:type="dxa"/>
-          </w:tcPr>
-          <w:p>
-            <w:r>
-              <w:t>Other Modes</w:t>
-            </w:r>
-          </w:p>
-        </w:tc>
-        <w:tc>
-          <w:tcPr>
-            <w:tcW w:w="2160" w:type="dxa"/>
-          </w:tcPr>
-          <w:p>
-            <w:pPr>
-              <w:cnfStyle w:val="000000100000" w:firstRow="0" w:lastRow="0" w:firstColumn="0" w:lastColumn="0" w:oddVBand="0" w:evenVBand="0" w:oddHBand="1" w:evenHBand="0" w:firstRowFirstColumn="0" w:firstRowLastColumn="0" w:lastRowFirstColumn="0" w:lastRowLastColumn="0"/>
-            </w:pPr>
-            <w:r>
-              <w:t>≈4%</w:t>
-            </w:r>
-          </w:p>
-        </w:tc>
-        <w:tc>
-          <w:tcPr>
-            <w:tcW w:w="2160" w:type="dxa"/>
-          </w:tcPr>
-          <w:p>
-            <w:pPr>
-              <w:cnfStyle w:val="000000100000" w:firstRow="0" w:lastRow="0" w:firstColumn="0" w:lastColumn="0" w:oddVBand="0" w:evenVBand="0" w:oddHBand="1" w:evenHBand="0" w:firstRowFirstColumn="0" w:firstRowLastColumn="0" w:lastRowFirstColumn="0" w:lastRowLastColumn="0"/>
-            </w:pPr>
-            <w:r>
-              <w:t>$9.6B (2%)</w:t>
-            </w:r>
-          </w:p>
-        </w:tc>
-        <w:tc>
-          <w:tcPr>
-            <w:tcW w:w="2160" w:type="dxa"/>
-          </w:tcPr>
-          <w:p>
-            <w:pPr>
-              <w:cnfStyle w:val="000000100000" w:firstRow="0" w:lastRow="0" w:firstColumn="0" w:lastColumn="0" w:oddVBand="0" w:evenVBand="0" w:oddHBand="1" w:evenHBand="0" w:firstRowFirstColumn="0" w:firstRowLastColumn="0" w:lastRowFirstColumn="0" w:lastRowLastColumn="0"/>
-            </w:pPr>
-            <w:r>
-              <w:t>Pipeline, air, vessel, FTZ</w:t>
             </w:r>
           </w:p>
         </w:tc>
       </w:tr>
     </w:tbl>
     <w:p>
+      <w:pPr>
+        <w:spacing w:before="240"/>
+        <w:rPr>
+          <w:rFonts w:ascii="Verdana" w:hAnsi="Verdana"/>
+          <w:b/>
+          <w:sz w:val="24"/>
+          <w:szCs w:val="24"/>
+        </w:rPr>
+      </w:pPr>
       <w:r>
         <w:rPr>
+          <w:rFonts w:ascii="Verdana" w:hAnsi="Verdana"/>
           <w:b/>
-        </w:rPr>
-        <w:t>Potential reason for discrepancies:</w:t>
-      </w:r>
-    </w:p>
-    <w:p>
-      <w:pPr>
-        <w:pStyle w:val="ListBullet"/>
-      </w:pPr>
-      <w:r>
-        <w:t>The ~$85B difference is primarily due to the one-year gap (2023 vs 2024).</w:t>
-      </w:r>
-    </w:p>
-    <w:p>
-      <w:pPr>
-        <w:pStyle w:val="ListBullet"/>
-      </w:pPr>
-      <w:r>
-        <w:t>Trade grew between 2023 and 2024, consistent with historical trends.</w:t>
-      </w:r>
-    </w:p>
-    <w:p>
-      <w:pPr>
-        <w:pStyle w:val="ListBullet"/>
-      </w:pPr>
-      <w:r>
-        <w:t>Both sources use BTS Transborder Data, ensuring methodological consistency.</w:t>
-      </w:r>
-    </w:p>
-    <w:p>
-      <w:pPr>
-        <w:pStyle w:val="ListBullet"/>
-      </w:pPr>
-      <w:r>
-        <w:t>Connectivity Plan may exclude some modes (pipeline, FTZ) that the Guide includes.</w:t>
-      </w:r>
-    </w:p>
-    <w:p>
-      <w:r>
-        <w:rPr>
-          <w:b/>
-          <w:sz w:val="28"/>
+          <w:sz w:val="24"/>
+          <w:szCs w:val="24"/>
         </w:rPr>
         <w:t xml:space="preserve">Top Commodities </w:t>
       </w:r>
@@ -3367,10 +5586,10 @@
         <w:tblLook w:val="04A0" w:firstRow="1" w:lastRow="0" w:firstColumn="1" w:lastColumn="0" w:noHBand="0" w:noVBand="1"/>
       </w:tblPr>
       <w:tblGrid>
-        <w:gridCol w:w="1165"/>
-        <w:gridCol w:w="2488"/>
-        <w:gridCol w:w="2488"/>
-        <w:gridCol w:w="2489"/>
+        <w:gridCol w:w="895"/>
+        <w:gridCol w:w="2578"/>
+        <w:gridCol w:w="2578"/>
+        <w:gridCol w:w="2579"/>
       </w:tblGrid>
       <w:tr>
         <w:trPr>
@@ -3379,49 +5598,91 @@
         <w:tc>
           <w:tcPr>
             <w:cnfStyle w:val="001000000000" w:firstRow="0" w:lastRow="0" w:firstColumn="1" w:lastColumn="0" w:oddVBand="0" w:evenVBand="0" w:oddHBand="0" w:evenHBand="0" w:firstRowFirstColumn="0" w:firstRowLastColumn="0" w:lastRowFirstColumn="0" w:lastRowLastColumn="0"/>
-            <w:tcW w:w="1165" w:type="dxa"/>
-          </w:tcPr>
-          <w:p>
-            <w:r>
+            <w:tcW w:w="895" w:type="dxa"/>
+          </w:tcPr>
+          <w:p>
+            <w:pPr>
+              <w:rPr>
+                <w:rFonts w:ascii="Verdana" w:hAnsi="Verdana"/>
+                <w:sz w:val="20"/>
+                <w:szCs w:val="20"/>
+              </w:rPr>
+            </w:pPr>
+            <w:r>
+              <w:rPr>
+                <w:rFonts w:ascii="Verdana" w:hAnsi="Verdana"/>
+                <w:sz w:val="20"/>
+                <w:szCs w:val="20"/>
+              </w:rPr>
               <w:t>Rank</w:t>
             </w:r>
           </w:p>
         </w:tc>
         <w:tc>
           <w:tcPr>
-            <w:tcW w:w="2488" w:type="dxa"/>
+            <w:tcW w:w="2578" w:type="dxa"/>
           </w:tcPr>
           <w:p>
             <w:pPr>
               <w:cnfStyle w:val="100000000000" w:firstRow="1" w:lastRow="0" w:firstColumn="0" w:lastColumn="0" w:oddVBand="0" w:evenVBand="0" w:oddHBand="0" w:evenHBand="0" w:firstRowFirstColumn="0" w:firstRowLastColumn="0" w:lastRowFirstColumn="0" w:lastRowLastColumn="0"/>
-            </w:pPr>
-            <w:r>
+              <w:rPr>
+                <w:rFonts w:ascii="Verdana" w:hAnsi="Verdana"/>
+                <w:sz w:val="20"/>
+                <w:szCs w:val="20"/>
+              </w:rPr>
+            </w:pPr>
+            <w:r>
+              <w:rPr>
+                <w:rFonts w:ascii="Verdana" w:hAnsi="Verdana"/>
+                <w:sz w:val="20"/>
+                <w:szCs w:val="20"/>
+              </w:rPr>
               <w:t>Connectivity Plan</w:t>
             </w:r>
           </w:p>
         </w:tc>
         <w:tc>
           <w:tcPr>
-            <w:tcW w:w="2488" w:type="dxa"/>
+            <w:tcW w:w="2578" w:type="dxa"/>
           </w:tcPr>
           <w:p>
             <w:pPr>
               <w:cnfStyle w:val="100000000000" w:firstRow="1" w:lastRow="0" w:firstColumn="0" w:lastColumn="0" w:oddVBand="0" w:evenVBand="0" w:oddHBand="0" w:evenHBand="0" w:firstRowFirstColumn="0" w:firstRowLastColumn="0" w:lastRowFirstColumn="0" w:lastRowLastColumn="0"/>
-            </w:pPr>
-            <w:r>
+              <w:rPr>
+                <w:rFonts w:ascii="Verdana" w:hAnsi="Verdana"/>
+                <w:sz w:val="20"/>
+                <w:szCs w:val="20"/>
+              </w:rPr>
+            </w:pPr>
+            <w:r>
+              <w:rPr>
+                <w:rFonts w:ascii="Verdana" w:hAnsi="Verdana"/>
+                <w:sz w:val="20"/>
+                <w:szCs w:val="20"/>
+              </w:rPr>
               <w:t>Border Crossings Guide</w:t>
             </w:r>
           </w:p>
         </w:tc>
         <w:tc>
           <w:tcPr>
-            <w:tcW w:w="2489" w:type="dxa"/>
+            <w:tcW w:w="2579" w:type="dxa"/>
           </w:tcPr>
           <w:p>
             <w:pPr>
               <w:cnfStyle w:val="100000000000" w:firstRow="1" w:lastRow="0" w:firstColumn="0" w:lastColumn="0" w:oddVBand="0" w:evenVBand="0" w:oddHBand="0" w:evenHBand="0" w:firstRowFirstColumn="0" w:firstRowLastColumn="0" w:lastRowFirstColumn="0" w:lastRowLastColumn="0"/>
-            </w:pPr>
-            <w:r>
+              <w:rPr>
+                <w:rFonts w:ascii="Verdana" w:hAnsi="Verdana"/>
+                <w:sz w:val="20"/>
+                <w:szCs w:val="20"/>
+              </w:rPr>
+            </w:pPr>
+            <w:r>
+              <w:rPr>
+                <w:rFonts w:ascii="Verdana" w:hAnsi="Verdana"/>
+                <w:sz w:val="20"/>
+                <w:szCs w:val="20"/>
+              </w:rPr>
               <w:t>Alignment</w:t>
             </w:r>
           </w:p>
@@ -3434,55 +5695,99 @@
         <w:tc>
           <w:tcPr>
             <w:cnfStyle w:val="001000000000" w:firstRow="0" w:lastRow="0" w:firstColumn="1" w:lastColumn="0" w:oddVBand="0" w:evenVBand="0" w:oddHBand="0" w:evenHBand="0" w:firstRowFirstColumn="0" w:firstRowLastColumn="0" w:lastRowFirstColumn="0" w:lastRowLastColumn="0"/>
-            <w:tcW w:w="1165" w:type="dxa"/>
-          </w:tcPr>
-          <w:p>
-            <w:r>
+            <w:tcW w:w="895" w:type="dxa"/>
+          </w:tcPr>
+          <w:p>
+            <w:pPr>
+              <w:rPr>
+                <w:rFonts w:ascii="Verdana" w:hAnsi="Verdana"/>
+                <w:sz w:val="20"/>
+                <w:szCs w:val="20"/>
+              </w:rPr>
+            </w:pPr>
+            <w:r>
+              <w:rPr>
+                <w:rFonts w:ascii="Verdana" w:hAnsi="Verdana"/>
+                <w:sz w:val="20"/>
+                <w:szCs w:val="20"/>
+              </w:rPr>
               <w:t>1</w:t>
             </w:r>
           </w:p>
         </w:tc>
         <w:tc>
           <w:tcPr>
-            <w:tcW w:w="2488" w:type="dxa"/>
+            <w:tcW w:w="2578" w:type="dxa"/>
           </w:tcPr>
           <w:p>
             <w:pPr>
               <w:cnfStyle w:val="000000100000" w:firstRow="0" w:lastRow="0" w:firstColumn="0" w:lastColumn="0" w:oddVBand="0" w:evenVBand="0" w:oddHBand="1" w:evenHBand="0" w:firstRowFirstColumn="0" w:firstRowLastColumn="0" w:lastRowFirstColumn="0" w:lastRowLastColumn="0"/>
-            </w:pPr>
-            <w:r>
+              <w:rPr>
+                <w:rFonts w:ascii="Verdana" w:hAnsi="Verdana"/>
+                <w:sz w:val="20"/>
+                <w:szCs w:val="20"/>
+              </w:rPr>
+            </w:pPr>
+            <w:r>
+              <w:rPr>
+                <w:rFonts w:ascii="Verdana" w:hAnsi="Verdana"/>
+                <w:sz w:val="20"/>
+                <w:szCs w:val="20"/>
+              </w:rPr>
               <w:t>High Tech / Electrical Products</w:t>
             </w:r>
           </w:p>
         </w:tc>
         <w:tc>
           <w:tcPr>
-            <w:tcW w:w="2488" w:type="dxa"/>
+            <w:tcW w:w="2578" w:type="dxa"/>
           </w:tcPr>
           <w:p>
             <w:pPr>
               <w:cnfStyle w:val="000000100000" w:firstRow="0" w:lastRow="0" w:firstColumn="0" w:lastColumn="0" w:oddVBand="0" w:evenVBand="0" w:oddHBand="1" w:evenHBand="0" w:firstRowFirstColumn="0" w:firstRowLastColumn="0" w:lastRowFirstColumn="0" w:lastRowLastColumn="0"/>
-            </w:pPr>
-            <w:r>
+              <w:rPr>
+                <w:rFonts w:ascii="Verdana" w:hAnsi="Verdana"/>
+                <w:sz w:val="20"/>
+                <w:szCs w:val="20"/>
+              </w:rPr>
+            </w:pPr>
+            <w:r>
+              <w:rPr>
+                <w:rFonts w:ascii="Verdana" w:hAnsi="Verdana"/>
+                <w:sz w:val="20"/>
+                <w:szCs w:val="20"/>
+              </w:rPr>
               <w:t>Machinery/Electrical Equipment</w:t>
             </w:r>
           </w:p>
         </w:tc>
         <w:tc>
           <w:tcPr>
-            <w:tcW w:w="2489" w:type="dxa"/>
+            <w:tcW w:w="2579" w:type="dxa"/>
           </w:tcPr>
           <w:p>
             <w:pPr>
               <w:cnfStyle w:val="000000100000" w:firstRow="0" w:lastRow="0" w:firstColumn="0" w:lastColumn="0" w:oddVBand="0" w:evenVBand="0" w:oddHBand="1" w:evenHBand="0" w:firstRowFirstColumn="0" w:firstRowLastColumn="0" w:lastRowFirstColumn="0" w:lastRowLastColumn="0"/>
+              <w:rPr>
+                <w:rFonts w:ascii="Verdana" w:hAnsi="Verdana"/>
+                <w:sz w:val="20"/>
+                <w:szCs w:val="20"/>
+              </w:rPr>
             </w:pPr>
             <w:r>
               <w:rPr>
                 <w:rFonts w:ascii="Segoe UI Symbol" w:hAnsi="Segoe UI Symbol" w:cs="Segoe UI Symbol"/>
+                <w:sz w:val="20"/>
+                <w:szCs w:val="20"/>
               </w:rPr>
               <w:t>✓</w:t>
             </w:r>
             <w:r>
+              <w:rPr>
+                <w:rFonts w:ascii="Verdana" w:hAnsi="Verdana"/>
+                <w:sz w:val="20"/>
+                <w:szCs w:val="20"/>
+              </w:rPr>
               <w:t xml:space="preserve"> Same</w:t>
             </w:r>
           </w:p>
@@ -3492,55 +5797,99 @@
         <w:tc>
           <w:tcPr>
             <w:cnfStyle w:val="001000000000" w:firstRow="0" w:lastRow="0" w:firstColumn="1" w:lastColumn="0" w:oddVBand="0" w:evenVBand="0" w:oddHBand="0" w:evenHBand="0" w:firstRowFirstColumn="0" w:firstRowLastColumn="0" w:lastRowFirstColumn="0" w:lastRowLastColumn="0"/>
-            <w:tcW w:w="1165" w:type="dxa"/>
-          </w:tcPr>
-          <w:p>
-            <w:r>
+            <w:tcW w:w="895" w:type="dxa"/>
+          </w:tcPr>
+          <w:p>
+            <w:pPr>
+              <w:rPr>
+                <w:rFonts w:ascii="Verdana" w:hAnsi="Verdana"/>
+                <w:sz w:val="20"/>
+                <w:szCs w:val="20"/>
+              </w:rPr>
+            </w:pPr>
+            <w:r>
+              <w:rPr>
+                <w:rFonts w:ascii="Verdana" w:hAnsi="Verdana"/>
+                <w:sz w:val="20"/>
+                <w:szCs w:val="20"/>
+              </w:rPr>
               <w:t>2</w:t>
             </w:r>
           </w:p>
         </w:tc>
         <w:tc>
           <w:tcPr>
-            <w:tcW w:w="2488" w:type="dxa"/>
+            <w:tcW w:w="2578" w:type="dxa"/>
           </w:tcPr>
           <w:p>
             <w:pPr>
               <w:cnfStyle w:val="000000000000" w:firstRow="0" w:lastRow="0" w:firstColumn="0" w:lastColumn="0" w:oddVBand="0" w:evenVBand="0" w:oddHBand="0" w:evenHBand="0" w:firstRowFirstColumn="0" w:firstRowLastColumn="0" w:lastRowFirstColumn="0" w:lastRowLastColumn="0"/>
-            </w:pPr>
-            <w:r>
+              <w:rPr>
+                <w:rFonts w:ascii="Verdana" w:hAnsi="Verdana"/>
+                <w:sz w:val="20"/>
+                <w:szCs w:val="20"/>
+              </w:rPr>
+            </w:pPr>
+            <w:r>
+              <w:rPr>
+                <w:rFonts w:ascii="Verdana" w:hAnsi="Verdana"/>
+                <w:sz w:val="20"/>
+                <w:szCs w:val="20"/>
+              </w:rPr>
               <w:t>Motor Vehicles</w:t>
             </w:r>
           </w:p>
         </w:tc>
         <w:tc>
           <w:tcPr>
-            <w:tcW w:w="2488" w:type="dxa"/>
+            <w:tcW w:w="2578" w:type="dxa"/>
           </w:tcPr>
           <w:p>
             <w:pPr>
               <w:cnfStyle w:val="000000000000" w:firstRow="0" w:lastRow="0" w:firstColumn="0" w:lastColumn="0" w:oddVBand="0" w:evenVBand="0" w:oddHBand="0" w:evenHBand="0" w:firstRowFirstColumn="0" w:firstRowLastColumn="0" w:lastRowFirstColumn="0" w:lastRowLastColumn="0"/>
-            </w:pPr>
-            <w:r>
+              <w:rPr>
+                <w:rFonts w:ascii="Verdana" w:hAnsi="Verdana"/>
+                <w:sz w:val="20"/>
+                <w:szCs w:val="20"/>
+              </w:rPr>
+            </w:pPr>
+            <w:r>
+              <w:rPr>
+                <w:rFonts w:ascii="Verdana" w:hAnsi="Verdana"/>
+                <w:sz w:val="20"/>
+                <w:szCs w:val="20"/>
+              </w:rPr>
               <w:t>Transportation Equipment</w:t>
             </w:r>
           </w:p>
         </w:tc>
         <w:tc>
           <w:tcPr>
-            <w:tcW w:w="2489" w:type="dxa"/>
+            <w:tcW w:w="2579" w:type="dxa"/>
           </w:tcPr>
           <w:p>
             <w:pPr>
               <w:cnfStyle w:val="000000000000" w:firstRow="0" w:lastRow="0" w:firstColumn="0" w:lastColumn="0" w:oddVBand="0" w:evenVBand="0" w:oddHBand="0" w:evenHBand="0" w:firstRowFirstColumn="0" w:firstRowLastColumn="0" w:lastRowFirstColumn="0" w:lastRowLastColumn="0"/>
+              <w:rPr>
+                <w:rFonts w:ascii="Verdana" w:hAnsi="Verdana"/>
+                <w:sz w:val="20"/>
+                <w:szCs w:val="20"/>
+              </w:rPr>
             </w:pPr>
             <w:r>
               <w:rPr>
                 <w:rFonts w:ascii="Segoe UI Symbol" w:hAnsi="Segoe UI Symbol" w:cs="Segoe UI Symbol"/>
+                <w:sz w:val="20"/>
+                <w:szCs w:val="20"/>
               </w:rPr>
               <w:t>✓</w:t>
             </w:r>
             <w:r>
+              <w:rPr>
+                <w:rFonts w:ascii="Verdana" w:hAnsi="Verdana"/>
+                <w:sz w:val="20"/>
+                <w:szCs w:val="20"/>
+              </w:rPr>
               <w:t xml:space="preserve"> Same</w:t>
             </w:r>
           </w:p>
@@ -3553,55 +5902,99 @@
         <w:tc>
           <w:tcPr>
             <w:cnfStyle w:val="001000000000" w:firstRow="0" w:lastRow="0" w:firstColumn="1" w:lastColumn="0" w:oddVBand="0" w:evenVBand="0" w:oddHBand="0" w:evenHBand="0" w:firstRowFirstColumn="0" w:firstRowLastColumn="0" w:lastRowFirstColumn="0" w:lastRowLastColumn="0"/>
-            <w:tcW w:w="1165" w:type="dxa"/>
-          </w:tcPr>
-          <w:p>
-            <w:r>
+            <w:tcW w:w="895" w:type="dxa"/>
+          </w:tcPr>
+          <w:p>
+            <w:pPr>
+              <w:rPr>
+                <w:rFonts w:ascii="Verdana" w:hAnsi="Verdana"/>
+                <w:sz w:val="20"/>
+                <w:szCs w:val="20"/>
+              </w:rPr>
+            </w:pPr>
+            <w:r>
+              <w:rPr>
+                <w:rFonts w:ascii="Verdana" w:hAnsi="Verdana"/>
+                <w:sz w:val="20"/>
+                <w:szCs w:val="20"/>
+              </w:rPr>
               <w:t>3</w:t>
             </w:r>
           </w:p>
         </w:tc>
         <w:tc>
           <w:tcPr>
-            <w:tcW w:w="2488" w:type="dxa"/>
+            <w:tcW w:w="2578" w:type="dxa"/>
           </w:tcPr>
           <w:p>
             <w:pPr>
               <w:cnfStyle w:val="000000100000" w:firstRow="0" w:lastRow="0" w:firstColumn="0" w:lastColumn="0" w:oddVBand="0" w:evenVBand="0" w:oddHBand="1" w:evenHBand="0" w:firstRowFirstColumn="0" w:firstRowLastColumn="0" w:lastRowFirstColumn="0" w:lastRowLastColumn="0"/>
-            </w:pPr>
-            <w:r>
+              <w:rPr>
+                <w:rFonts w:ascii="Verdana" w:hAnsi="Verdana"/>
+                <w:sz w:val="20"/>
+                <w:szCs w:val="20"/>
+              </w:rPr>
+            </w:pPr>
+            <w:r>
+              <w:rPr>
+                <w:rFonts w:ascii="Verdana" w:hAnsi="Verdana"/>
+                <w:sz w:val="20"/>
+                <w:szCs w:val="20"/>
+              </w:rPr>
               <w:t>Machinery (Industrial)</w:t>
             </w:r>
           </w:p>
         </w:tc>
         <w:tc>
           <w:tcPr>
-            <w:tcW w:w="2488" w:type="dxa"/>
+            <w:tcW w:w="2578" w:type="dxa"/>
           </w:tcPr>
           <w:p>
             <w:pPr>
               <w:cnfStyle w:val="000000100000" w:firstRow="0" w:lastRow="0" w:firstColumn="0" w:lastColumn="0" w:oddVBand="0" w:evenVBand="0" w:oddHBand="1" w:evenHBand="0" w:firstRowFirstColumn="0" w:firstRowLastColumn="0" w:lastRowFirstColumn="0" w:lastRowLastColumn="0"/>
-            </w:pPr>
-            <w:r>
+              <w:rPr>
+                <w:rFonts w:ascii="Verdana" w:hAnsi="Verdana"/>
+                <w:sz w:val="20"/>
+                <w:szCs w:val="20"/>
+              </w:rPr>
+            </w:pPr>
+            <w:r>
+              <w:rPr>
+                <w:rFonts w:ascii="Verdana" w:hAnsi="Verdana"/>
+                <w:sz w:val="20"/>
+                <w:szCs w:val="20"/>
+              </w:rPr>
               <w:t>Metals</w:t>
             </w:r>
           </w:p>
         </w:tc>
         <w:tc>
           <w:tcPr>
-            <w:tcW w:w="2489" w:type="dxa"/>
+            <w:tcW w:w="2579" w:type="dxa"/>
           </w:tcPr>
           <w:p>
             <w:pPr>
               <w:cnfStyle w:val="000000100000" w:firstRow="0" w:lastRow="0" w:firstColumn="0" w:lastColumn="0" w:oddVBand="0" w:evenVBand="0" w:oddHBand="1" w:evenHBand="0" w:firstRowFirstColumn="0" w:firstRowLastColumn="0" w:lastRowFirstColumn="0" w:lastRowLastColumn="0"/>
+              <w:rPr>
+                <w:rFonts w:ascii="Verdana" w:hAnsi="Verdana"/>
+                <w:sz w:val="20"/>
+                <w:szCs w:val="20"/>
+              </w:rPr>
             </w:pPr>
             <w:r>
               <w:rPr>
                 <w:rFonts w:ascii="Segoe UI Symbol" w:hAnsi="Segoe UI Symbol" w:cs="Segoe UI Symbol"/>
+                <w:sz w:val="20"/>
+                <w:szCs w:val="20"/>
               </w:rPr>
               <w:t>✓</w:t>
             </w:r>
             <w:r>
+              <w:rPr>
+                <w:rFonts w:ascii="Verdana" w:hAnsi="Verdana"/>
+                <w:sz w:val="20"/>
+                <w:szCs w:val="20"/>
+              </w:rPr>
               <w:t xml:space="preserve"> Top 3</w:t>
             </w:r>
           </w:p>
@@ -3611,55 +6004,99 @@
         <w:tc>
           <w:tcPr>
             <w:cnfStyle w:val="001000000000" w:firstRow="0" w:lastRow="0" w:firstColumn="1" w:lastColumn="0" w:oddVBand="0" w:evenVBand="0" w:oddHBand="0" w:evenHBand="0" w:firstRowFirstColumn="0" w:firstRowLastColumn="0" w:lastRowFirstColumn="0" w:lastRowLastColumn="0"/>
-            <w:tcW w:w="1165" w:type="dxa"/>
-          </w:tcPr>
-          <w:p>
-            <w:r>
+            <w:tcW w:w="895" w:type="dxa"/>
+          </w:tcPr>
+          <w:p>
+            <w:pPr>
+              <w:rPr>
+                <w:rFonts w:ascii="Verdana" w:hAnsi="Verdana"/>
+                <w:sz w:val="20"/>
+                <w:szCs w:val="20"/>
+              </w:rPr>
+            </w:pPr>
+            <w:r>
+              <w:rPr>
+                <w:rFonts w:ascii="Verdana" w:hAnsi="Verdana"/>
+                <w:sz w:val="20"/>
+                <w:szCs w:val="20"/>
+              </w:rPr>
               <w:t>4</w:t>
             </w:r>
           </w:p>
         </w:tc>
         <w:tc>
           <w:tcPr>
-            <w:tcW w:w="2488" w:type="dxa"/>
+            <w:tcW w:w="2578" w:type="dxa"/>
           </w:tcPr>
           <w:p>
             <w:pPr>
               <w:cnfStyle w:val="000000000000" w:firstRow="0" w:lastRow="0" w:firstColumn="0" w:lastColumn="0" w:oddVBand="0" w:evenVBand="0" w:oddHBand="0" w:evenHBand="0" w:firstRowFirstColumn="0" w:firstRowLastColumn="0" w:lastRowFirstColumn="0" w:lastRowLastColumn="0"/>
-            </w:pPr>
-            <w:r>
+              <w:rPr>
+                <w:rFonts w:ascii="Verdana" w:hAnsi="Verdana"/>
+                <w:sz w:val="20"/>
+                <w:szCs w:val="20"/>
+              </w:rPr>
+            </w:pPr>
+            <w:r>
+              <w:rPr>
+                <w:rFonts w:ascii="Verdana" w:hAnsi="Verdana"/>
+                <w:sz w:val="20"/>
+                <w:szCs w:val="20"/>
+              </w:rPr>
               <w:t>Chemicals</w:t>
             </w:r>
           </w:p>
         </w:tc>
         <w:tc>
           <w:tcPr>
-            <w:tcW w:w="2488" w:type="dxa"/>
+            <w:tcW w:w="2578" w:type="dxa"/>
           </w:tcPr>
           <w:p>
             <w:pPr>
               <w:cnfStyle w:val="000000000000" w:firstRow="0" w:lastRow="0" w:firstColumn="0" w:lastColumn="0" w:oddVBand="0" w:evenVBand="0" w:oddHBand="0" w:evenHBand="0" w:firstRowFirstColumn="0" w:firstRowLastColumn="0" w:lastRowFirstColumn="0" w:lastRowLastColumn="0"/>
-            </w:pPr>
-            <w:r>
+              <w:rPr>
+                <w:rFonts w:ascii="Verdana" w:hAnsi="Verdana"/>
+                <w:sz w:val="20"/>
+                <w:szCs w:val="20"/>
+              </w:rPr>
+            </w:pPr>
+            <w:r>
+              <w:rPr>
+                <w:rFonts w:ascii="Verdana" w:hAnsi="Verdana"/>
+                <w:sz w:val="20"/>
+                <w:szCs w:val="20"/>
+              </w:rPr>
               <w:t>Plastics/Rubbers</w:t>
             </w:r>
           </w:p>
         </w:tc>
         <w:tc>
           <w:tcPr>
-            <w:tcW w:w="2489" w:type="dxa"/>
+            <w:tcW w:w="2579" w:type="dxa"/>
           </w:tcPr>
           <w:p>
             <w:pPr>
               <w:cnfStyle w:val="000000000000" w:firstRow="0" w:lastRow="0" w:firstColumn="0" w:lastColumn="0" w:oddVBand="0" w:evenVBand="0" w:oddHBand="0" w:evenHBand="0" w:firstRowFirstColumn="0" w:firstRowLastColumn="0" w:lastRowFirstColumn="0" w:lastRowLastColumn="0"/>
+              <w:rPr>
+                <w:rFonts w:ascii="Verdana" w:hAnsi="Verdana"/>
+                <w:sz w:val="20"/>
+                <w:szCs w:val="20"/>
+              </w:rPr>
             </w:pPr>
             <w:r>
               <w:rPr>
                 <w:rFonts w:ascii="Segoe UI Symbol" w:hAnsi="Segoe UI Symbol" w:cs="Segoe UI Symbol"/>
+                <w:sz w:val="20"/>
+                <w:szCs w:val="20"/>
               </w:rPr>
               <w:t>✓</w:t>
             </w:r>
             <w:r>
+              <w:rPr>
+                <w:rFonts w:ascii="Verdana" w:hAnsi="Verdana"/>
+                <w:sz w:val="20"/>
+                <w:szCs w:val="20"/>
+              </w:rPr>
               <w:t xml:space="preserve"> Top 5</w:t>
             </w:r>
           </w:p>
@@ -3672,55 +6109,99 @@
         <w:tc>
           <w:tcPr>
             <w:cnfStyle w:val="001000000000" w:firstRow="0" w:lastRow="0" w:firstColumn="1" w:lastColumn="0" w:oddVBand="0" w:evenVBand="0" w:oddHBand="0" w:evenHBand="0" w:firstRowFirstColumn="0" w:firstRowLastColumn="0" w:lastRowFirstColumn="0" w:lastRowLastColumn="0"/>
-            <w:tcW w:w="1165" w:type="dxa"/>
-          </w:tcPr>
-          <w:p>
-            <w:r>
+            <w:tcW w:w="895" w:type="dxa"/>
+          </w:tcPr>
+          <w:p>
+            <w:pPr>
+              <w:rPr>
+                <w:rFonts w:ascii="Verdana" w:hAnsi="Verdana"/>
+                <w:sz w:val="20"/>
+                <w:szCs w:val="20"/>
+              </w:rPr>
+            </w:pPr>
+            <w:r>
+              <w:rPr>
+                <w:rFonts w:ascii="Verdana" w:hAnsi="Verdana"/>
+                <w:sz w:val="20"/>
+                <w:szCs w:val="20"/>
+              </w:rPr>
               <w:t>5</w:t>
             </w:r>
           </w:p>
         </w:tc>
         <w:tc>
           <w:tcPr>
-            <w:tcW w:w="2488" w:type="dxa"/>
+            <w:tcW w:w="2578" w:type="dxa"/>
           </w:tcPr>
           <w:p>
             <w:pPr>
               <w:cnfStyle w:val="000000100000" w:firstRow="0" w:lastRow="0" w:firstColumn="0" w:lastColumn="0" w:oddVBand="0" w:evenVBand="0" w:oddHBand="1" w:evenHBand="0" w:firstRowFirstColumn="0" w:firstRowLastColumn="0" w:lastRowFirstColumn="0" w:lastRowLastColumn="0"/>
-            </w:pPr>
-            <w:r>
+              <w:rPr>
+                <w:rFonts w:ascii="Verdana" w:hAnsi="Verdana"/>
+                <w:sz w:val="20"/>
+                <w:szCs w:val="20"/>
+              </w:rPr>
+            </w:pPr>
+            <w:r>
+              <w:rPr>
+                <w:rFonts w:ascii="Verdana" w:hAnsi="Verdana"/>
+                <w:sz w:val="20"/>
+                <w:szCs w:val="20"/>
+              </w:rPr>
               <w:t>Metal Products</w:t>
             </w:r>
           </w:p>
         </w:tc>
         <w:tc>
           <w:tcPr>
-            <w:tcW w:w="2488" w:type="dxa"/>
+            <w:tcW w:w="2578" w:type="dxa"/>
           </w:tcPr>
           <w:p>
             <w:pPr>
               <w:cnfStyle w:val="000000100000" w:firstRow="0" w:lastRow="0" w:firstColumn="0" w:lastColumn="0" w:oddVBand="0" w:evenVBand="0" w:oddHBand="1" w:evenHBand="0" w:firstRowFirstColumn="0" w:firstRowLastColumn="0" w:lastRowFirstColumn="0" w:lastRowLastColumn="0"/>
-            </w:pPr>
-            <w:r>
+              <w:rPr>
+                <w:rFonts w:ascii="Verdana" w:hAnsi="Verdana"/>
+                <w:sz w:val="20"/>
+                <w:szCs w:val="20"/>
+              </w:rPr>
+            </w:pPr>
+            <w:r>
+              <w:rPr>
+                <w:rFonts w:ascii="Verdana" w:hAnsi="Verdana"/>
+                <w:sz w:val="20"/>
+                <w:szCs w:val="20"/>
+              </w:rPr>
               <w:t>Mineral Products</w:t>
             </w:r>
           </w:p>
         </w:tc>
         <w:tc>
           <w:tcPr>
-            <w:tcW w:w="2489" w:type="dxa"/>
+            <w:tcW w:w="2579" w:type="dxa"/>
           </w:tcPr>
           <w:p>
             <w:pPr>
               <w:cnfStyle w:val="000000100000" w:firstRow="0" w:lastRow="0" w:firstColumn="0" w:lastColumn="0" w:oddVBand="0" w:evenVBand="0" w:oddHBand="1" w:evenHBand="0" w:firstRowFirstColumn="0" w:firstRowLastColumn="0" w:lastRowFirstColumn="0" w:lastRowLastColumn="0"/>
+              <w:rPr>
+                <w:rFonts w:ascii="Verdana" w:hAnsi="Verdana"/>
+                <w:sz w:val="20"/>
+                <w:szCs w:val="20"/>
+              </w:rPr>
             </w:pPr>
             <w:r>
               <w:rPr>
                 <w:rFonts w:ascii="Segoe UI Symbol" w:hAnsi="Segoe UI Symbol" w:cs="Segoe UI Symbol"/>
+                <w:sz w:val="20"/>
+                <w:szCs w:val="20"/>
               </w:rPr>
               <w:t>✓</w:t>
             </w:r>
             <w:r>
+              <w:rPr>
+                <w:rFonts w:ascii="Verdana" w:hAnsi="Verdana"/>
+                <w:sz w:val="20"/>
+                <w:szCs w:val="20"/>
+              </w:rPr>
               <w:t xml:space="preserve"> Top 5</w:t>
             </w:r>
           </w:p>
@@ -3729,43 +6210,40 @@
     </w:tbl>
     <w:p>
       <w:pPr>
-        <w:spacing w:before="200"/>
+        <w:spacing w:before="240"/>
         <w:rPr>
+          <w:rFonts w:ascii="Verdana" w:hAnsi="Verdana"/>
           <w:b/>
-          <w:sz w:val="32"/>
-        </w:rPr>
-      </w:pPr>
-    </w:p>
-    <w:p>
-      <w:pPr>
-        <w:rPr>
-          <w:b/>
-          <w:sz w:val="32"/>
+          <w:sz w:val="28"/>
+          <w:szCs w:val="28"/>
         </w:rPr>
       </w:pPr>
       <w:r>
         <w:rPr>
+          <w:rFonts w:ascii="Verdana" w:hAnsi="Verdana"/>
           <w:b/>
-          <w:sz w:val="32"/>
+          <w:sz w:val="28"/>
+          <w:szCs w:val="28"/>
         </w:rPr>
-        <w:br w:type="page"/>
+        <w:t xml:space="preserve">4. </w:t>
       </w:r>
-    </w:p>
-    <w:p>
-      <w:pPr>
-        <w:spacing w:before="200"/>
-        <w:rPr>
-          <w:b/>
-          <w:sz w:val="32"/>
-        </w:rPr>
-      </w:pPr>
       <w:r>
         <w:rPr>
+          <w:rFonts w:ascii="Verdana" w:hAnsi="Verdana"/>
           <w:b/>
-          <w:sz w:val="32"/>
+          <w:sz w:val="28"/>
+          <w:szCs w:val="28"/>
         </w:rPr>
-        <w:lastRenderedPageBreak/>
-        <w:t>4. Infrastructure Inventory Comparison</w:t>
+        <w:t xml:space="preserve">Border </w:t>
+      </w:r>
+      <w:r>
+        <w:rPr>
+          <w:rFonts w:ascii="Verdana" w:hAnsi="Verdana"/>
+          <w:b/>
+          <w:sz w:val="28"/>
+          <w:szCs w:val="28"/>
+        </w:rPr>
+        <w:t>Infrastructure</w:t>
       </w:r>
     </w:p>
     <w:tbl>
@@ -3786,36 +6264,68 @@
         <w:tc>
           <w:tcPr>
             <w:cnfStyle w:val="001000000000" w:firstRow="0" w:lastRow="0" w:firstColumn="1" w:lastColumn="0" w:oddVBand="0" w:evenVBand="0" w:oddHBand="0" w:evenHBand="0" w:firstRowFirstColumn="0" w:firstRowLastColumn="0" w:lastRowFirstColumn="0" w:lastRowLastColumn="0"/>
-            <w:tcW w:w="2880" w:type="dxa"/>
-          </w:tcPr>
-          <w:p>
-            <w:r>
-              <w:t>Category</w:t>
-            </w:r>
-          </w:p>
-        </w:tc>
-        <w:tc>
-          <w:tcPr>
-            <w:tcW w:w="2880" w:type="dxa"/>
+            <w:tcW w:w="2876" w:type="dxa"/>
+          </w:tcPr>
+          <w:p>
+            <w:pPr>
+              <w:rPr>
+                <w:rFonts w:ascii="Verdana" w:hAnsi="Verdana"/>
+                <w:sz w:val="20"/>
+                <w:szCs w:val="20"/>
+              </w:rPr>
+            </w:pPr>
+            <w:r>
+              <w:rPr>
+                <w:rFonts w:ascii="Verdana" w:hAnsi="Verdana"/>
+                <w:sz w:val="20"/>
+                <w:szCs w:val="20"/>
+              </w:rPr>
+              <w:t>Infrastructure</w:t>
+            </w:r>
+          </w:p>
+        </w:tc>
+        <w:tc>
+          <w:tcPr>
+            <w:tcW w:w="2877" w:type="dxa"/>
           </w:tcPr>
           <w:p>
             <w:pPr>
               <w:cnfStyle w:val="100000000000" w:firstRow="1" w:lastRow="0" w:firstColumn="0" w:lastColumn="0" w:oddVBand="0" w:evenVBand="0" w:oddHBand="0" w:evenHBand="0" w:firstRowFirstColumn="0" w:firstRowLastColumn="0" w:lastRowFirstColumn="0" w:lastRowLastColumn="0"/>
-            </w:pPr>
-            <w:r>
+              <w:rPr>
+                <w:rFonts w:ascii="Verdana" w:hAnsi="Verdana"/>
+                <w:sz w:val="20"/>
+                <w:szCs w:val="20"/>
+              </w:rPr>
+            </w:pPr>
+            <w:r>
+              <w:rPr>
+                <w:rFonts w:ascii="Verdana" w:hAnsi="Verdana"/>
+                <w:sz w:val="20"/>
+                <w:szCs w:val="20"/>
+              </w:rPr>
               <w:t>Connectivity Plan</w:t>
             </w:r>
           </w:p>
         </w:tc>
         <w:tc>
           <w:tcPr>
-            <w:tcW w:w="2880" w:type="dxa"/>
+            <w:tcW w:w="2877" w:type="dxa"/>
           </w:tcPr>
           <w:p>
             <w:pPr>
               <w:cnfStyle w:val="100000000000" w:firstRow="1" w:lastRow="0" w:firstColumn="0" w:lastColumn="0" w:oddVBand="0" w:evenVBand="0" w:oddHBand="0" w:evenHBand="0" w:firstRowFirstColumn="0" w:firstRowLastColumn="0" w:lastRowFirstColumn="0" w:lastRowLastColumn="0"/>
-            </w:pPr>
-            <w:r>
+              <w:rPr>
+                <w:rFonts w:ascii="Verdana" w:hAnsi="Verdana"/>
+                <w:sz w:val="20"/>
+                <w:szCs w:val="20"/>
+              </w:rPr>
+            </w:pPr>
+            <w:r>
+              <w:rPr>
+                <w:rFonts w:ascii="Verdana" w:hAnsi="Verdana"/>
+                <w:sz w:val="20"/>
+                <w:szCs w:val="20"/>
+              </w:rPr>
               <w:t>Border Crossings Guide</w:t>
             </w:r>
           </w:p>
@@ -3828,36 +6338,68 @@
         <w:tc>
           <w:tcPr>
             <w:cnfStyle w:val="001000000000" w:firstRow="0" w:lastRow="0" w:firstColumn="1" w:lastColumn="0" w:oddVBand="0" w:evenVBand="0" w:oddHBand="0" w:evenHBand="0" w:firstRowFirstColumn="0" w:firstRowLastColumn="0" w:lastRowFirstColumn="0" w:lastRowLastColumn="0"/>
-            <w:tcW w:w="2880" w:type="dxa"/>
-          </w:tcPr>
-          <w:p>
-            <w:r>
+            <w:tcW w:w="2876" w:type="dxa"/>
+          </w:tcPr>
+          <w:p>
+            <w:pPr>
+              <w:rPr>
+                <w:rFonts w:ascii="Verdana" w:hAnsi="Verdana"/>
+                <w:sz w:val="20"/>
+                <w:szCs w:val="20"/>
+              </w:rPr>
+            </w:pPr>
+            <w:r>
+              <w:rPr>
+                <w:rFonts w:ascii="Verdana" w:hAnsi="Verdana"/>
+                <w:sz w:val="20"/>
+                <w:szCs w:val="20"/>
+              </w:rPr>
               <w:t>Border Crossings</w:t>
             </w:r>
           </w:p>
         </w:tc>
         <w:tc>
           <w:tcPr>
-            <w:tcW w:w="2880" w:type="dxa"/>
+            <w:tcW w:w="2877" w:type="dxa"/>
           </w:tcPr>
           <w:p>
             <w:pPr>
               <w:cnfStyle w:val="000000100000" w:firstRow="0" w:lastRow="0" w:firstColumn="0" w:lastColumn="0" w:oddVBand="0" w:evenVBand="0" w:oddHBand="1" w:evenHBand="0" w:firstRowFirstColumn="0" w:firstRowLastColumn="0" w:lastRowFirstColumn="0" w:lastRowLastColumn="0"/>
-            </w:pPr>
-            <w:r>
+              <w:rPr>
+                <w:rFonts w:ascii="Verdana" w:hAnsi="Verdana"/>
+                <w:sz w:val="20"/>
+                <w:szCs w:val="20"/>
+              </w:rPr>
+            </w:pPr>
+            <w:r>
+              <w:rPr>
+                <w:rFonts w:ascii="Verdana" w:hAnsi="Verdana"/>
+                <w:sz w:val="20"/>
+                <w:szCs w:val="20"/>
+              </w:rPr>
               <w:t>28 total</w:t>
             </w:r>
           </w:p>
         </w:tc>
         <w:tc>
           <w:tcPr>
-            <w:tcW w:w="2880" w:type="dxa"/>
+            <w:tcW w:w="2877" w:type="dxa"/>
           </w:tcPr>
           <w:p>
             <w:pPr>
               <w:cnfStyle w:val="000000100000" w:firstRow="0" w:lastRow="0" w:firstColumn="0" w:lastColumn="0" w:oddVBand="0" w:evenVBand="0" w:oddHBand="1" w:evenHBand="0" w:firstRowFirstColumn="0" w:firstRowLastColumn="0" w:lastRowFirstColumn="0" w:lastRowLastColumn="0"/>
-            </w:pPr>
-            <w:r>
+              <w:rPr>
+                <w:rFonts w:ascii="Verdana" w:hAnsi="Verdana"/>
+                <w:sz w:val="20"/>
+                <w:szCs w:val="20"/>
+              </w:rPr>
+            </w:pPr>
+            <w:r>
+              <w:rPr>
+                <w:rFonts w:ascii="Verdana" w:hAnsi="Verdana"/>
+                <w:sz w:val="20"/>
+                <w:szCs w:val="20"/>
+              </w:rPr>
               <w:t>34 operational</w:t>
             </w:r>
           </w:p>
@@ -3867,36 +6409,76 @@
         <w:tc>
           <w:tcPr>
             <w:cnfStyle w:val="001000000000" w:firstRow="0" w:lastRow="0" w:firstColumn="1" w:lastColumn="0" w:oddVBand="0" w:evenVBand="0" w:oddHBand="0" w:evenHBand="0" w:firstRowFirstColumn="0" w:firstRowLastColumn="0" w:lastRowFirstColumn="0" w:lastRowLastColumn="0"/>
-            <w:tcW w:w="2880" w:type="dxa"/>
-          </w:tcPr>
-          <w:p>
-            <w:r>
-              <w:t>Truck-Capable</w:t>
-            </w:r>
-          </w:p>
-        </w:tc>
-        <w:tc>
-          <w:tcPr>
-            <w:tcW w:w="2880" w:type="dxa"/>
+            <w:tcW w:w="2876" w:type="dxa"/>
+          </w:tcPr>
+          <w:p>
+            <w:pPr>
+              <w:rPr>
+                <w:rFonts w:ascii="Verdana" w:hAnsi="Verdana"/>
+                <w:sz w:val="20"/>
+                <w:szCs w:val="20"/>
+              </w:rPr>
+            </w:pPr>
+            <w:r>
+              <w:rPr>
+                <w:rFonts w:ascii="Verdana" w:hAnsi="Verdana"/>
+                <w:sz w:val="20"/>
+                <w:szCs w:val="20"/>
+              </w:rPr>
+              <w:t>Truck</w:t>
+            </w:r>
+            <w:r>
+              <w:rPr>
+                <w:rFonts w:ascii="Verdana" w:hAnsi="Verdana"/>
+                <w:sz w:val="20"/>
+                <w:szCs w:val="20"/>
+              </w:rPr>
+              <w:t xml:space="preserve"> Bridges</w:t>
+            </w:r>
+          </w:p>
+        </w:tc>
+        <w:tc>
+          <w:tcPr>
+            <w:tcW w:w="2877" w:type="dxa"/>
           </w:tcPr>
           <w:p>
             <w:pPr>
               <w:cnfStyle w:val="000000000000" w:firstRow="0" w:lastRow="0" w:firstColumn="0" w:lastColumn="0" w:oddVBand="0" w:evenVBand="0" w:oddHBand="0" w:evenHBand="0" w:firstRowFirstColumn="0" w:firstRowLastColumn="0" w:lastRowFirstColumn="0" w:lastRowLastColumn="0"/>
-            </w:pPr>
-            <w:r>
+              <w:rPr>
+                <w:rFonts w:ascii="Verdana" w:hAnsi="Verdana"/>
+                <w:sz w:val="20"/>
+                <w:szCs w:val="20"/>
+              </w:rPr>
+            </w:pPr>
+            <w:r>
+              <w:rPr>
+                <w:rFonts w:ascii="Verdana" w:hAnsi="Verdana"/>
+                <w:sz w:val="20"/>
+                <w:szCs w:val="20"/>
+              </w:rPr>
               <w:t>18</w:t>
             </w:r>
           </w:p>
         </w:tc>
         <w:tc>
           <w:tcPr>
-            <w:tcW w:w="2880" w:type="dxa"/>
+            <w:tcW w:w="2877" w:type="dxa"/>
           </w:tcPr>
           <w:p>
             <w:pPr>
               <w:cnfStyle w:val="000000000000" w:firstRow="0" w:lastRow="0" w:firstColumn="0" w:lastColumn="0" w:oddVBand="0" w:evenVBand="0" w:oddHBand="0" w:evenHBand="0" w:firstRowFirstColumn="0" w:firstRowLastColumn="0" w:lastRowFirstColumn="0" w:lastRowLastColumn="0"/>
-            </w:pPr>
-            <w:r>
+              <w:rPr>
+                <w:rFonts w:ascii="Verdana" w:hAnsi="Verdana"/>
+                <w:sz w:val="20"/>
+                <w:szCs w:val="20"/>
+              </w:rPr>
+            </w:pPr>
+            <w:r>
+              <w:rPr>
+                <w:rFonts w:ascii="Verdana" w:hAnsi="Verdana"/>
+                <w:sz w:val="20"/>
+                <w:szCs w:val="20"/>
+              </w:rPr>
               <w:t>14 (4+4+6)</w:t>
             </w:r>
           </w:p>
@@ -3909,36 +6491,68 @@
         <w:tc>
           <w:tcPr>
             <w:cnfStyle w:val="001000000000" w:firstRow="0" w:lastRow="0" w:firstColumn="1" w:lastColumn="0" w:oddVBand="0" w:evenVBand="0" w:oddHBand="0" w:evenHBand="0" w:firstRowFirstColumn="0" w:firstRowLastColumn="0" w:lastRowFirstColumn="0" w:lastRowLastColumn="0"/>
-            <w:tcW w:w="2880" w:type="dxa"/>
-          </w:tcPr>
-          <w:p>
-            <w:r>
+            <w:tcW w:w="2876" w:type="dxa"/>
+          </w:tcPr>
+          <w:p>
+            <w:pPr>
+              <w:rPr>
+                <w:rFonts w:ascii="Verdana" w:hAnsi="Verdana"/>
+                <w:sz w:val="20"/>
+                <w:szCs w:val="20"/>
+              </w:rPr>
+            </w:pPr>
+            <w:r>
+              <w:rPr>
+                <w:rFonts w:ascii="Verdana" w:hAnsi="Verdana"/>
+                <w:sz w:val="20"/>
+                <w:szCs w:val="20"/>
+              </w:rPr>
               <w:t>Rail Bridges</w:t>
             </w:r>
           </w:p>
         </w:tc>
         <w:tc>
           <w:tcPr>
-            <w:tcW w:w="2880" w:type="dxa"/>
+            <w:tcW w:w="2877" w:type="dxa"/>
           </w:tcPr>
           <w:p>
             <w:pPr>
               <w:cnfStyle w:val="000000100000" w:firstRow="0" w:lastRow="0" w:firstColumn="0" w:lastColumn="0" w:oddVBand="0" w:evenVBand="0" w:oddHBand="1" w:evenHBand="0" w:firstRowFirstColumn="0" w:firstRowLastColumn="0" w:lastRowFirstColumn="0" w:lastRowLastColumn="0"/>
-            </w:pPr>
-            <w:r>
+              <w:rPr>
+                <w:rFonts w:ascii="Verdana" w:hAnsi="Verdana"/>
+                <w:sz w:val="20"/>
+                <w:szCs w:val="20"/>
+              </w:rPr>
+            </w:pPr>
+            <w:r>
+              <w:rPr>
+                <w:rFonts w:ascii="Verdana" w:hAnsi="Verdana"/>
+                <w:sz w:val="20"/>
+                <w:szCs w:val="20"/>
+              </w:rPr>
               <w:t>4 operational</w:t>
             </w:r>
           </w:p>
         </w:tc>
         <w:tc>
           <w:tcPr>
-            <w:tcW w:w="2880" w:type="dxa"/>
+            <w:tcW w:w="2877" w:type="dxa"/>
           </w:tcPr>
           <w:p>
             <w:pPr>
               <w:cnfStyle w:val="000000100000" w:firstRow="0" w:lastRow="0" w:firstColumn="0" w:lastColumn="0" w:oddVBand="0" w:evenVBand="0" w:oddHBand="1" w:evenHBand="0" w:firstRowFirstColumn="0" w:firstRowLastColumn="0" w:lastRowFirstColumn="0" w:lastRowLastColumn="0"/>
-            </w:pPr>
-            <w:r>
+              <w:rPr>
+                <w:rFonts w:ascii="Verdana" w:hAnsi="Verdana"/>
+                <w:sz w:val="20"/>
+                <w:szCs w:val="20"/>
+              </w:rPr>
+            </w:pPr>
+            <w:r>
+              <w:rPr>
+                <w:rFonts w:ascii="Verdana" w:hAnsi="Verdana"/>
+                <w:sz w:val="20"/>
+                <w:szCs w:val="20"/>
+              </w:rPr>
               <w:t>5 operational</w:t>
             </w:r>
           </w:p>
@@ -3948,36 +6562,68 @@
         <w:tc>
           <w:tcPr>
             <w:cnfStyle w:val="001000000000" w:firstRow="0" w:lastRow="0" w:firstColumn="1" w:lastColumn="0" w:oddVBand="0" w:evenVBand="0" w:oddHBand="0" w:evenHBand="0" w:firstRowFirstColumn="0" w:firstRowLastColumn="0" w:lastRowFirstColumn="0" w:lastRowLastColumn="0"/>
-            <w:tcW w:w="2880" w:type="dxa"/>
-          </w:tcPr>
-          <w:p>
-            <w:r>
+            <w:tcW w:w="2876" w:type="dxa"/>
+          </w:tcPr>
+          <w:p>
+            <w:pPr>
+              <w:rPr>
+                <w:rFonts w:ascii="Verdana" w:hAnsi="Verdana"/>
+                <w:sz w:val="20"/>
+                <w:szCs w:val="20"/>
+              </w:rPr>
+            </w:pPr>
+            <w:r>
+              <w:rPr>
+                <w:rFonts w:ascii="Verdana" w:hAnsi="Verdana"/>
+                <w:sz w:val="20"/>
+                <w:szCs w:val="20"/>
+              </w:rPr>
               <w:t>Ports of Entry</w:t>
             </w:r>
           </w:p>
         </w:tc>
         <w:tc>
           <w:tcPr>
-            <w:tcW w:w="2880" w:type="dxa"/>
+            <w:tcW w:w="2877" w:type="dxa"/>
           </w:tcPr>
           <w:p>
             <w:pPr>
               <w:cnfStyle w:val="000000000000" w:firstRow="0" w:lastRow="0" w:firstColumn="0" w:lastColumn="0" w:oddVBand="0" w:evenVBand="0" w:oddHBand="0" w:evenHBand="0" w:firstRowFirstColumn="0" w:firstRowLastColumn="0" w:lastRowFirstColumn="0" w:lastRowLastColumn="0"/>
-            </w:pPr>
-            <w:r>
+              <w:rPr>
+                <w:rFonts w:ascii="Verdana" w:hAnsi="Verdana"/>
+                <w:sz w:val="20"/>
+                <w:szCs w:val="20"/>
+              </w:rPr>
+            </w:pPr>
+            <w:r>
+              <w:rPr>
+                <w:rFonts w:ascii="Verdana" w:hAnsi="Verdana"/>
+                <w:sz w:val="20"/>
+                <w:szCs w:val="20"/>
+              </w:rPr>
               <w:t>Not specified</w:t>
             </w:r>
           </w:p>
         </w:tc>
         <w:tc>
           <w:tcPr>
-            <w:tcW w:w="2880" w:type="dxa"/>
+            <w:tcW w:w="2877" w:type="dxa"/>
           </w:tcPr>
           <w:p>
             <w:pPr>
               <w:cnfStyle w:val="000000000000" w:firstRow="0" w:lastRow="0" w:firstColumn="0" w:lastColumn="0" w:oddVBand="0" w:evenVBand="0" w:oddHBand="0" w:evenHBand="0" w:firstRowFirstColumn="0" w:firstRowLastColumn="0" w:lastRowFirstColumn="0" w:lastRowLastColumn="0"/>
-            </w:pPr>
-            <w:r>
+              <w:rPr>
+                <w:rFonts w:ascii="Verdana" w:hAnsi="Verdana"/>
+                <w:sz w:val="20"/>
+                <w:szCs w:val="20"/>
+              </w:rPr>
+            </w:pPr>
+            <w:r>
+              <w:rPr>
+                <w:rFonts w:ascii="Verdana" w:hAnsi="Verdana"/>
+                <w:sz w:val="20"/>
+                <w:szCs w:val="20"/>
+              </w:rPr>
               <w:t>12</w:t>
             </w:r>
           </w:p>
@@ -3990,27 +6636,54 @@
         <w:tc>
           <w:tcPr>
             <w:cnfStyle w:val="001000000000" w:firstRow="0" w:lastRow="0" w:firstColumn="1" w:lastColumn="0" w:oddVBand="0" w:evenVBand="0" w:oddHBand="0" w:evenHBand="0" w:firstRowFirstColumn="0" w:firstRowLastColumn="0" w:lastRowFirstColumn="0" w:lastRowLastColumn="0"/>
-            <w:tcW w:w="2880" w:type="dxa"/>
-          </w:tcPr>
-          <w:p>
-            <w:r>
+            <w:tcW w:w="2876" w:type="dxa"/>
+          </w:tcPr>
+          <w:p>
+            <w:pPr>
+              <w:rPr>
+                <w:rFonts w:ascii="Verdana" w:hAnsi="Verdana"/>
+                <w:sz w:val="20"/>
+                <w:szCs w:val="20"/>
+              </w:rPr>
+            </w:pPr>
+            <w:r>
+              <w:rPr>
+                <w:rFonts w:ascii="Verdana" w:hAnsi="Verdana"/>
+                <w:sz w:val="20"/>
+                <w:szCs w:val="20"/>
+              </w:rPr>
               <w:t>Airports</w:t>
             </w:r>
           </w:p>
         </w:tc>
         <w:tc>
           <w:tcPr>
-            <w:tcW w:w="2880" w:type="dxa"/>
+            <w:tcW w:w="2877" w:type="dxa"/>
           </w:tcPr>
           <w:p>
             <w:pPr>
               <w:cnfStyle w:val="000000100000" w:firstRow="0" w:lastRow="0" w:firstColumn="0" w:lastColumn="0" w:oddVBand="0" w:evenVBand="0" w:oddHBand="1" w:evenHBand="0" w:firstRowFirstColumn="0" w:firstRowLastColumn="0" w:lastRowFirstColumn="0" w:lastRowLastColumn="0"/>
-            </w:pPr>
-            <w:r>
+              <w:rPr>
+                <w:rFonts w:ascii="Verdana" w:hAnsi="Verdana"/>
+                <w:sz w:val="20"/>
+                <w:szCs w:val="20"/>
+              </w:rPr>
+            </w:pPr>
+            <w:r>
+              <w:rPr>
+                <w:rFonts w:ascii="Verdana" w:hAnsi="Verdana"/>
+                <w:sz w:val="20"/>
+                <w:szCs w:val="20"/>
+              </w:rPr>
               <w:t xml:space="preserve">8 </w:t>
             </w:r>
             <w:proofErr w:type="gramStart"/>
             <w:r>
+              <w:rPr>
+                <w:rFonts w:ascii="Verdana" w:hAnsi="Verdana"/>
+                <w:sz w:val="20"/>
+                <w:szCs w:val="20"/>
+              </w:rPr>
               <w:t>commercial</w:t>
             </w:r>
             <w:proofErr w:type="gramEnd"/>
@@ -4018,14 +6691,32 @@
         </w:tc>
         <w:tc>
           <w:tcPr>
-            <w:tcW w:w="2880" w:type="dxa"/>
+            <w:tcW w:w="2877" w:type="dxa"/>
           </w:tcPr>
           <w:p>
             <w:pPr>
               <w:cnfStyle w:val="000000100000" w:firstRow="0" w:lastRow="0" w:firstColumn="0" w:lastColumn="0" w:oddVBand="0" w:evenVBand="0" w:oddHBand="1" w:evenHBand="0" w:firstRowFirstColumn="0" w:firstRowLastColumn="0" w:lastRowFirstColumn="0" w:lastRowLastColumn="0"/>
-            </w:pPr>
-            <w:r>
+              <w:rPr>
+                <w:rFonts w:ascii="Verdana" w:hAnsi="Verdana"/>
+                <w:sz w:val="20"/>
+                <w:szCs w:val="20"/>
+              </w:rPr>
+            </w:pPr>
+            <w:r>
+              <w:rPr>
+                <w:rFonts w:ascii="Verdana" w:hAnsi="Verdana"/>
+                <w:sz w:val="20"/>
+                <w:szCs w:val="20"/>
+              </w:rPr>
               <w:t>Lists airports included in POEs</w:t>
+            </w:r>
+            <w:r>
+              <w:rPr>
+                <w:rFonts w:ascii="Verdana" w:hAnsi="Verdana"/>
+                <w:sz w:val="20"/>
+                <w:szCs w:val="20"/>
+              </w:rPr>
+              <w:t xml:space="preserve"> with international bridges/border crossings</w:t>
             </w:r>
           </w:p>
         </w:tc>
@@ -4034,36 +6725,68 @@
         <w:tc>
           <w:tcPr>
             <w:cnfStyle w:val="001000000000" w:firstRow="0" w:lastRow="0" w:firstColumn="1" w:lastColumn="0" w:oddVBand="0" w:evenVBand="0" w:oddHBand="0" w:evenHBand="0" w:firstRowFirstColumn="0" w:firstRowLastColumn="0" w:lastRowFirstColumn="0" w:lastRowLastColumn="0"/>
-            <w:tcW w:w="2880" w:type="dxa"/>
-          </w:tcPr>
-          <w:p>
-            <w:r>
+            <w:tcW w:w="2876" w:type="dxa"/>
+          </w:tcPr>
+          <w:p>
+            <w:pPr>
+              <w:rPr>
+                <w:rFonts w:ascii="Verdana" w:hAnsi="Verdana"/>
+                <w:sz w:val="20"/>
+                <w:szCs w:val="20"/>
+              </w:rPr>
+            </w:pPr>
+            <w:r>
+              <w:rPr>
+                <w:rFonts w:ascii="Verdana" w:hAnsi="Verdana"/>
+                <w:sz w:val="20"/>
+                <w:szCs w:val="20"/>
+              </w:rPr>
               <w:t>Deep Draft Ports</w:t>
             </w:r>
           </w:p>
         </w:tc>
         <w:tc>
           <w:tcPr>
-            <w:tcW w:w="2880" w:type="dxa"/>
+            <w:tcW w:w="2877" w:type="dxa"/>
           </w:tcPr>
           <w:p>
             <w:pPr>
               <w:cnfStyle w:val="000000000000" w:firstRow="0" w:lastRow="0" w:firstColumn="0" w:lastColumn="0" w:oddVBand="0" w:evenVBand="0" w:oddHBand="0" w:evenHBand="0" w:firstRowFirstColumn="0" w:firstRowLastColumn="0" w:lastRowFirstColumn="0" w:lastRowLastColumn="0"/>
-            </w:pPr>
-            <w:r>
+              <w:rPr>
+                <w:rFonts w:ascii="Verdana" w:hAnsi="Verdana"/>
+                <w:sz w:val="20"/>
+                <w:szCs w:val="20"/>
+              </w:rPr>
+            </w:pPr>
+            <w:r>
+              <w:rPr>
+                <w:rFonts w:ascii="Verdana" w:hAnsi="Verdana"/>
+                <w:sz w:val="20"/>
+                <w:szCs w:val="20"/>
+              </w:rPr>
               <w:t>2</w:t>
             </w:r>
           </w:p>
         </w:tc>
         <w:tc>
           <w:tcPr>
-            <w:tcW w:w="2880" w:type="dxa"/>
+            <w:tcW w:w="2877" w:type="dxa"/>
           </w:tcPr>
           <w:p>
             <w:pPr>
               <w:cnfStyle w:val="000000000000" w:firstRow="0" w:lastRow="0" w:firstColumn="0" w:lastColumn="0" w:oddVBand="0" w:evenVBand="0" w:oddHBand="0" w:evenHBand="0" w:firstRowFirstColumn="0" w:firstRowLastColumn="0" w:lastRowFirstColumn="0" w:lastRowLastColumn="0"/>
-            </w:pPr>
-            <w:r>
+              <w:rPr>
+                <w:rFonts w:ascii="Verdana" w:hAnsi="Verdana"/>
+                <w:sz w:val="20"/>
+                <w:szCs w:val="20"/>
+              </w:rPr>
+            </w:pPr>
+            <w:r>
+              <w:rPr>
+                <w:rFonts w:ascii="Verdana" w:hAnsi="Verdana"/>
+                <w:sz w:val="20"/>
+                <w:szCs w:val="20"/>
+              </w:rPr>
               <w:t>1 (Brownsville)</w:t>
             </w:r>
           </w:p>
@@ -4076,37 +6799,69 @@
         <w:tc>
           <w:tcPr>
             <w:cnfStyle w:val="001000000000" w:firstRow="0" w:lastRow="0" w:firstColumn="1" w:lastColumn="0" w:oddVBand="0" w:evenVBand="0" w:oddHBand="0" w:evenHBand="0" w:firstRowFirstColumn="0" w:firstRowLastColumn="0" w:lastRowFirstColumn="0" w:lastRowLastColumn="0"/>
-            <w:tcW w:w="2880" w:type="dxa"/>
-          </w:tcPr>
-          <w:p>
-            <w:r>
+            <w:tcW w:w="2876" w:type="dxa"/>
+          </w:tcPr>
+          <w:p>
+            <w:pPr>
+              <w:rPr>
+                <w:rFonts w:ascii="Verdana" w:hAnsi="Verdana"/>
+                <w:sz w:val="20"/>
+                <w:szCs w:val="20"/>
+              </w:rPr>
+            </w:pPr>
+            <w:r>
+              <w:rPr>
+                <w:rFonts w:ascii="Verdana" w:hAnsi="Verdana"/>
+                <w:sz w:val="20"/>
+                <w:szCs w:val="20"/>
+              </w:rPr>
               <w:t>Shallow Draft Ports</w:t>
             </w:r>
           </w:p>
         </w:tc>
         <w:tc>
           <w:tcPr>
-            <w:tcW w:w="2880" w:type="dxa"/>
+            <w:tcW w:w="2877" w:type="dxa"/>
           </w:tcPr>
           <w:p>
             <w:pPr>
               <w:cnfStyle w:val="000000100000" w:firstRow="0" w:lastRow="0" w:firstColumn="0" w:lastColumn="0" w:oddVBand="0" w:evenVBand="0" w:oddHBand="1" w:evenHBand="0" w:firstRowFirstColumn="0" w:firstRowLastColumn="0" w:lastRowFirstColumn="0" w:lastRowLastColumn="0"/>
-            </w:pPr>
-            <w:r>
+              <w:rPr>
+                <w:rFonts w:ascii="Verdana" w:hAnsi="Verdana"/>
+                <w:sz w:val="20"/>
+                <w:szCs w:val="20"/>
+              </w:rPr>
+            </w:pPr>
+            <w:r>
+              <w:rPr>
+                <w:rFonts w:ascii="Verdana" w:hAnsi="Verdana"/>
+                <w:sz w:val="20"/>
+                <w:szCs w:val="20"/>
+              </w:rPr>
               <w:t>3</w:t>
             </w:r>
           </w:p>
         </w:tc>
         <w:tc>
           <w:tcPr>
-            <w:tcW w:w="2880" w:type="dxa"/>
+            <w:tcW w:w="2877" w:type="dxa"/>
           </w:tcPr>
           <w:p>
             <w:pPr>
               <w:cnfStyle w:val="000000100000" w:firstRow="0" w:lastRow="0" w:firstColumn="0" w:lastColumn="0" w:oddVBand="0" w:evenVBand="0" w:oddHBand="1" w:evenHBand="0" w:firstRowFirstColumn="0" w:firstRowLastColumn="0" w:lastRowFirstColumn="0" w:lastRowLastColumn="0"/>
-            </w:pPr>
-            <w:r>
-              <w:t>N/A</w:t>
+              <w:rPr>
+                <w:rFonts w:ascii="Verdana" w:hAnsi="Verdana"/>
+                <w:sz w:val="20"/>
+                <w:szCs w:val="20"/>
+              </w:rPr>
+            </w:pPr>
+            <w:r>
+              <w:rPr>
+                <w:rFonts w:ascii="Segoe UI Symbol" w:hAnsi="Segoe UI Symbol" w:cs="Segoe UI Symbol"/>
+                <w:sz w:val="20"/>
+                <w:szCs w:val="20"/>
+              </w:rPr>
+              <w:t>✗</w:t>
             </w:r>
           </w:p>
         </w:tc>
@@ -4114,27 +6869,72 @@
     </w:tbl>
     <w:p>
       <w:pPr>
-        <w:spacing w:before="200"/>
+        <w:spacing w:before="240"/>
         <w:rPr>
+          <w:rFonts w:ascii="Verdana" w:hAnsi="Verdana"/>
           <w:b/>
-          <w:sz w:val="32"/>
+          <w:sz w:val="28"/>
+          <w:szCs w:val="28"/>
+        </w:rPr>
+      </w:pPr>
+    </w:p>
+    <w:p>
+      <w:pPr>
+        <w:rPr>
+          <w:rFonts w:ascii="Verdana" w:hAnsi="Verdana"/>
+          <w:b/>
+          <w:sz w:val="28"/>
+          <w:szCs w:val="28"/>
+        </w:rPr>
+      </w:pPr>
+    </w:p>
+    <w:p>
+      <w:pPr>
+        <w:rPr>
+          <w:rFonts w:ascii="Verdana" w:hAnsi="Verdana"/>
+          <w:b/>
+          <w:sz w:val="28"/>
+          <w:szCs w:val="28"/>
         </w:rPr>
       </w:pPr>
       <w:r>
         <w:rPr>
+          <w:rFonts w:ascii="Verdana" w:hAnsi="Verdana"/>
           <w:b/>
-          <w:sz w:val="32"/>
+          <w:sz w:val="28"/>
+          <w:szCs w:val="28"/>
         </w:rPr>
-        <w:t>5. Data Source Comparison</w:t>
+        <w:br w:type="page"/>
       </w:r>
     </w:p>
     <w:p>
+      <w:pPr>
+        <w:spacing w:before="240"/>
+        <w:rPr>
+          <w:rFonts w:ascii="Verdana" w:hAnsi="Verdana"/>
+          <w:b/>
+          <w:sz w:val="28"/>
+          <w:szCs w:val="28"/>
+        </w:rPr>
+      </w:pPr>
       <w:r>
         <w:rPr>
+          <w:rFonts w:ascii="Verdana" w:hAnsi="Verdana"/>
           <w:b/>
           <w:sz w:val="28"/>
+          <w:szCs w:val="28"/>
         </w:rPr>
-        <w:t>Primary Data Sources (Both Documents)</w:t>
+        <w:lastRenderedPageBreak/>
+        <w:t>5. Data Source</w:t>
+      </w:r>
+      <w:r>
+        <w:rPr>
+          <w:rFonts w:ascii="Verdana" w:hAnsi="Verdana"/>
+          <w:b/>
+          <w:sz w:val="28"/>
+          <w:szCs w:val="28"/>
+        </w:rPr>
+        <w:t>s</w:t>
       </w:r>
     </w:p>
     <w:tbl>
@@ -4144,62 +6944,105 @@
         <w:tblLook w:val="04A0" w:firstRow="1" w:lastRow="0" w:firstColumn="1" w:lastColumn="0" w:noHBand="0" w:noVBand="1"/>
       </w:tblPr>
       <w:tblGrid>
-        <w:gridCol w:w="2157"/>
-        <w:gridCol w:w="2158"/>
-        <w:gridCol w:w="2157"/>
-        <w:gridCol w:w="2158"/>
+        <w:gridCol w:w="2145"/>
+        <w:gridCol w:w="2161"/>
+        <w:gridCol w:w="2162"/>
+        <w:gridCol w:w="2162"/>
       </w:tblGrid>
       <w:tr>
         <w:trPr>
           <w:cnfStyle w:val="100000000000" w:firstRow="1" w:lastRow="0" w:firstColumn="0" w:lastColumn="0" w:oddVBand="0" w:evenVBand="0" w:oddHBand="0" w:evenHBand="0" w:firstRowFirstColumn="0" w:firstRowLastColumn="0" w:lastRowFirstColumn="0" w:lastRowLastColumn="0"/>
+          <w:tblHeader/>
         </w:trPr>
         <w:tc>
           <w:tcPr>
             <w:cnfStyle w:val="001000000000" w:firstRow="0" w:lastRow="0" w:firstColumn="1" w:lastColumn="0" w:oddVBand="0" w:evenVBand="0" w:oddHBand="0" w:evenHBand="0" w:firstRowFirstColumn="0" w:firstRowLastColumn="0" w:lastRowFirstColumn="0" w:lastRowLastColumn="0"/>
-            <w:tcW w:w="2160" w:type="dxa"/>
-          </w:tcPr>
-          <w:p>
-            <w:r>
-              <w:t>Data Type</w:t>
-            </w:r>
-          </w:p>
-        </w:tc>
-        <w:tc>
-          <w:tcPr>
-            <w:tcW w:w="2160" w:type="dxa"/>
+            <w:tcW w:w="2145" w:type="dxa"/>
+          </w:tcPr>
+          <w:p>
+            <w:pPr>
+              <w:rPr>
+                <w:rFonts w:ascii="Verdana" w:hAnsi="Verdana"/>
+                <w:sz w:val="20"/>
+                <w:szCs w:val="20"/>
+              </w:rPr>
+            </w:pPr>
+            <w:r>
+              <w:rPr>
+                <w:rFonts w:ascii="Verdana" w:hAnsi="Verdana"/>
+                <w:sz w:val="20"/>
+                <w:szCs w:val="20"/>
+              </w:rPr>
+              <w:t>Metric</w:t>
+            </w:r>
+          </w:p>
+        </w:tc>
+        <w:tc>
+          <w:tcPr>
+            <w:tcW w:w="2161" w:type="dxa"/>
           </w:tcPr>
           <w:p>
             <w:pPr>
               <w:cnfStyle w:val="100000000000" w:firstRow="1" w:lastRow="0" w:firstColumn="0" w:lastColumn="0" w:oddVBand="0" w:evenVBand="0" w:oddHBand="0" w:evenHBand="0" w:firstRowFirstColumn="0" w:firstRowLastColumn="0" w:lastRowFirstColumn="0" w:lastRowLastColumn="0"/>
-            </w:pPr>
-            <w:r>
+              <w:rPr>
+                <w:rFonts w:ascii="Verdana" w:hAnsi="Verdana"/>
+                <w:sz w:val="20"/>
+                <w:szCs w:val="20"/>
+              </w:rPr>
+            </w:pPr>
+            <w:r>
+              <w:rPr>
+                <w:rFonts w:ascii="Verdana" w:hAnsi="Verdana"/>
+                <w:sz w:val="20"/>
+                <w:szCs w:val="20"/>
+              </w:rPr>
               <w:t>Source</w:t>
             </w:r>
           </w:p>
         </w:tc>
         <w:tc>
           <w:tcPr>
-            <w:tcW w:w="2160" w:type="dxa"/>
+            <w:tcW w:w="2162" w:type="dxa"/>
           </w:tcPr>
           <w:p>
             <w:pPr>
               <w:cnfStyle w:val="100000000000" w:firstRow="1" w:lastRow="0" w:firstColumn="0" w:lastColumn="0" w:oddVBand="0" w:evenVBand="0" w:oddHBand="0" w:evenHBand="0" w:firstRowFirstColumn="0" w:firstRowLastColumn="0" w:lastRowFirstColumn="0" w:lastRowLastColumn="0"/>
-            </w:pPr>
-            <w:r>
-              <w:t>Connectivity Plan Usage</w:t>
-            </w:r>
-          </w:p>
-        </w:tc>
-        <w:tc>
-          <w:tcPr>
-            <w:tcW w:w="2160" w:type="dxa"/>
+              <w:rPr>
+                <w:rFonts w:ascii="Verdana" w:hAnsi="Verdana"/>
+                <w:sz w:val="20"/>
+                <w:szCs w:val="20"/>
+              </w:rPr>
+            </w:pPr>
+            <w:r>
+              <w:rPr>
+                <w:rFonts w:ascii="Verdana" w:hAnsi="Verdana"/>
+                <w:sz w:val="20"/>
+                <w:szCs w:val="20"/>
+              </w:rPr>
+              <w:t>Connectivity Plan</w:t>
+            </w:r>
+          </w:p>
+        </w:tc>
+        <w:tc>
+          <w:tcPr>
+            <w:tcW w:w="2162" w:type="dxa"/>
           </w:tcPr>
           <w:p>
             <w:pPr>
               <w:cnfStyle w:val="100000000000" w:firstRow="1" w:lastRow="0" w:firstColumn="0" w:lastColumn="0" w:oddVBand="0" w:evenVBand="0" w:oddHBand="0" w:evenHBand="0" w:firstRowFirstColumn="0" w:firstRowLastColumn="0" w:lastRowFirstColumn="0" w:lastRowLastColumn="0"/>
-            </w:pPr>
-            <w:r>
-              <w:t>Border Crossings Guide Usage</w:t>
+              <w:rPr>
+                <w:rFonts w:ascii="Verdana" w:hAnsi="Verdana"/>
+                <w:sz w:val="20"/>
+                <w:szCs w:val="20"/>
+              </w:rPr>
+            </w:pPr>
+            <w:r>
+              <w:rPr>
+                <w:rFonts w:ascii="Verdana" w:hAnsi="Verdana"/>
+                <w:sz w:val="20"/>
+                <w:szCs w:val="20"/>
+              </w:rPr>
+              <w:t>Border Crossings Guide</w:t>
             </w:r>
           </w:p>
         </w:tc>
@@ -4211,61 +7054,107 @@
         <w:tc>
           <w:tcPr>
             <w:cnfStyle w:val="001000000000" w:firstRow="0" w:lastRow="0" w:firstColumn="1" w:lastColumn="0" w:oddVBand="0" w:evenVBand="0" w:oddHBand="0" w:evenHBand="0" w:firstRowFirstColumn="0" w:firstRowLastColumn="0" w:lastRowFirstColumn="0" w:lastRowLastColumn="0"/>
-            <w:tcW w:w="2160" w:type="dxa"/>
-          </w:tcPr>
-          <w:p>
-            <w:r>
+            <w:tcW w:w="2145" w:type="dxa"/>
+          </w:tcPr>
+          <w:p>
+            <w:pPr>
+              <w:rPr>
+                <w:rFonts w:ascii="Verdana" w:hAnsi="Verdana"/>
+                <w:sz w:val="20"/>
+                <w:szCs w:val="20"/>
+              </w:rPr>
+            </w:pPr>
+            <w:r>
+              <w:rPr>
+                <w:rFonts w:ascii="Verdana" w:hAnsi="Verdana"/>
+                <w:sz w:val="20"/>
+                <w:szCs w:val="20"/>
+              </w:rPr>
               <w:t>Trade Values</w:t>
             </w:r>
           </w:p>
         </w:tc>
         <w:tc>
           <w:tcPr>
-            <w:tcW w:w="2160" w:type="dxa"/>
+            <w:tcW w:w="2161" w:type="dxa"/>
           </w:tcPr>
           <w:p>
             <w:pPr>
               <w:cnfStyle w:val="000000100000" w:firstRow="0" w:lastRow="0" w:firstColumn="0" w:lastColumn="0" w:oddVBand="0" w:evenVBand="0" w:oddHBand="1" w:evenHBand="0" w:firstRowFirstColumn="0" w:firstRowLastColumn="0" w:lastRowFirstColumn="0" w:lastRowLastColumn="0"/>
-            </w:pPr>
-            <w:r>
+              <w:rPr>
+                <w:rFonts w:ascii="Verdana" w:hAnsi="Verdana"/>
+                <w:sz w:val="20"/>
+                <w:szCs w:val="20"/>
+              </w:rPr>
+            </w:pPr>
+            <w:r>
+              <w:rPr>
+                <w:rFonts w:ascii="Verdana" w:hAnsi="Verdana"/>
+                <w:sz w:val="20"/>
+                <w:szCs w:val="20"/>
+              </w:rPr>
               <w:t>Bureau of Transportation Statistics (BTS) – Transborder Data</w:t>
             </w:r>
           </w:p>
         </w:tc>
         <w:tc>
           <w:tcPr>
-            <w:tcW w:w="2160" w:type="dxa"/>
+            <w:tcW w:w="2162" w:type="dxa"/>
           </w:tcPr>
           <w:p>
             <w:pPr>
               <w:cnfStyle w:val="000000100000" w:firstRow="0" w:lastRow="0" w:firstColumn="0" w:lastColumn="0" w:oddVBand="0" w:evenVBand="0" w:oddHBand="1" w:evenHBand="0" w:firstRowFirstColumn="0" w:firstRowLastColumn="0" w:lastRowFirstColumn="0" w:lastRowLastColumn="0"/>
+              <w:rPr>
+                <w:rFonts w:ascii="Verdana" w:hAnsi="Verdana"/>
+                <w:sz w:val="20"/>
+                <w:szCs w:val="20"/>
+              </w:rPr>
             </w:pPr>
             <w:r>
               <w:rPr>
                 <w:rFonts w:ascii="Segoe UI Symbol" w:hAnsi="Segoe UI Symbol" w:cs="Segoe UI Symbol"/>
+                <w:sz w:val="20"/>
+                <w:szCs w:val="20"/>
               </w:rPr>
               <w:t>✓</w:t>
             </w:r>
             <w:r>
+              <w:rPr>
+                <w:rFonts w:ascii="Verdana" w:hAnsi="Verdana"/>
+                <w:sz w:val="20"/>
+                <w:szCs w:val="20"/>
+              </w:rPr>
               <w:t xml:space="preserve"> 2019–2023</w:t>
             </w:r>
           </w:p>
         </w:tc>
         <w:tc>
           <w:tcPr>
-            <w:tcW w:w="2160" w:type="dxa"/>
+            <w:tcW w:w="2162" w:type="dxa"/>
           </w:tcPr>
           <w:p>
             <w:pPr>
               <w:cnfStyle w:val="000000100000" w:firstRow="0" w:lastRow="0" w:firstColumn="0" w:lastColumn="0" w:oddVBand="0" w:evenVBand="0" w:oddHBand="1" w:evenHBand="0" w:firstRowFirstColumn="0" w:firstRowLastColumn="0" w:lastRowFirstColumn="0" w:lastRowLastColumn="0"/>
+              <w:rPr>
+                <w:rFonts w:ascii="Verdana" w:hAnsi="Verdana"/>
+                <w:sz w:val="20"/>
+                <w:szCs w:val="20"/>
+              </w:rPr>
             </w:pPr>
             <w:r>
               <w:rPr>
                 <w:rFonts w:ascii="Segoe UI Symbol" w:hAnsi="Segoe UI Symbol" w:cs="Segoe UI Symbol"/>
+                <w:sz w:val="20"/>
+                <w:szCs w:val="20"/>
               </w:rPr>
               <w:t>✓</w:t>
             </w:r>
             <w:r>
+              <w:rPr>
+                <w:rFonts w:ascii="Verdana" w:hAnsi="Verdana"/>
+                <w:sz w:val="20"/>
+                <w:szCs w:val="20"/>
+              </w:rPr>
               <w:t xml:space="preserve"> 2014–2024</w:t>
             </w:r>
           </w:p>
@@ -4275,55 +7164,99 @@
         <w:tc>
           <w:tcPr>
             <w:cnfStyle w:val="001000000000" w:firstRow="0" w:lastRow="0" w:firstColumn="1" w:lastColumn="0" w:oddVBand="0" w:evenVBand="0" w:oddHBand="0" w:evenHBand="0" w:firstRowFirstColumn="0" w:firstRowLastColumn="0" w:lastRowFirstColumn="0" w:lastRowLastColumn="0"/>
-            <w:tcW w:w="2160" w:type="dxa"/>
-          </w:tcPr>
-          <w:p>
-            <w:r>
-              <w:t>Crossing Volumes</w:t>
-            </w:r>
-          </w:p>
-        </w:tc>
-        <w:tc>
-          <w:tcPr>
-            <w:tcW w:w="2160" w:type="dxa"/>
+            <w:tcW w:w="2145" w:type="dxa"/>
+          </w:tcPr>
+          <w:p>
+            <w:pPr>
+              <w:rPr>
+                <w:rFonts w:ascii="Verdana" w:hAnsi="Verdana"/>
+                <w:sz w:val="20"/>
+                <w:szCs w:val="20"/>
+              </w:rPr>
+            </w:pPr>
+            <w:r>
+              <w:rPr>
+                <w:rFonts w:ascii="Verdana" w:hAnsi="Verdana"/>
+                <w:sz w:val="20"/>
+                <w:szCs w:val="20"/>
+              </w:rPr>
+              <w:t>Northbound Crossings</w:t>
+            </w:r>
+          </w:p>
+        </w:tc>
+        <w:tc>
+          <w:tcPr>
+            <w:tcW w:w="2161" w:type="dxa"/>
           </w:tcPr>
           <w:p>
             <w:pPr>
               <w:cnfStyle w:val="000000000000" w:firstRow="0" w:lastRow="0" w:firstColumn="0" w:lastColumn="0" w:oddVBand="0" w:evenVBand="0" w:oddHBand="0" w:evenHBand="0" w:firstRowFirstColumn="0" w:firstRowLastColumn="0" w:lastRowFirstColumn="0" w:lastRowLastColumn="0"/>
-            </w:pPr>
-            <w:r>
+              <w:rPr>
+                <w:rFonts w:ascii="Verdana" w:hAnsi="Verdana"/>
+                <w:sz w:val="20"/>
+                <w:szCs w:val="20"/>
+              </w:rPr>
+            </w:pPr>
+            <w:r>
+              <w:rPr>
+                <w:rFonts w:ascii="Verdana" w:hAnsi="Verdana"/>
+                <w:sz w:val="20"/>
+                <w:szCs w:val="20"/>
+              </w:rPr>
               <w:t>U.S. Customs &amp; Border Protection (CBP)</w:t>
             </w:r>
           </w:p>
         </w:tc>
         <w:tc>
           <w:tcPr>
-            <w:tcW w:w="2160" w:type="dxa"/>
+            <w:tcW w:w="2162" w:type="dxa"/>
           </w:tcPr>
           <w:p>
             <w:pPr>
               <w:cnfStyle w:val="000000000000" w:firstRow="0" w:lastRow="0" w:firstColumn="0" w:lastColumn="0" w:oddVBand="0" w:evenVBand="0" w:oddHBand="0" w:evenHBand="0" w:firstRowFirstColumn="0" w:firstRowLastColumn="0" w:lastRowFirstColumn="0" w:lastRowLastColumn="0"/>
-            </w:pPr>
-            <w:r>
-              <w:t>Limited</w:t>
-            </w:r>
-          </w:p>
-        </w:tc>
-        <w:tc>
-          <w:tcPr>
-            <w:tcW w:w="2160" w:type="dxa"/>
+              <w:rPr>
+                <w:rFonts w:ascii="Verdana" w:hAnsi="Verdana"/>
+                <w:sz w:val="20"/>
+                <w:szCs w:val="20"/>
+              </w:rPr>
+            </w:pPr>
+            <w:r>
+              <w:rPr>
+                <w:rFonts w:ascii="Segoe UI Symbol" w:hAnsi="Segoe UI Symbol" w:cs="Segoe UI Symbol"/>
+                <w:sz w:val="20"/>
+                <w:szCs w:val="20"/>
+              </w:rPr>
+              <w:t>✗</w:t>
+            </w:r>
+          </w:p>
+        </w:tc>
+        <w:tc>
+          <w:tcPr>
+            <w:tcW w:w="2162" w:type="dxa"/>
           </w:tcPr>
           <w:p>
             <w:pPr>
               <w:cnfStyle w:val="000000000000" w:firstRow="0" w:lastRow="0" w:firstColumn="0" w:lastColumn="0" w:oddVBand="0" w:evenVBand="0" w:oddHBand="0" w:evenHBand="0" w:firstRowFirstColumn="0" w:firstRowLastColumn="0" w:lastRowFirstColumn="0" w:lastRowLastColumn="0"/>
+              <w:rPr>
+                <w:rFonts w:ascii="Verdana" w:hAnsi="Verdana"/>
+                <w:sz w:val="20"/>
+                <w:szCs w:val="20"/>
+              </w:rPr>
             </w:pPr>
             <w:r>
               <w:rPr>
                 <w:rFonts w:ascii="Segoe UI Symbol" w:hAnsi="Segoe UI Symbol" w:cs="Segoe UI Symbol"/>
+                <w:sz w:val="20"/>
+                <w:szCs w:val="20"/>
               </w:rPr>
               <w:t>✓</w:t>
             </w:r>
             <w:r>
+              <w:rPr>
+                <w:rFonts w:ascii="Verdana" w:hAnsi="Verdana"/>
+                <w:sz w:val="20"/>
+                <w:szCs w:val="20"/>
+              </w:rPr>
               <w:t xml:space="preserve"> Comprehensive 2014–2024</w:t>
             </w:r>
           </w:p>
@@ -4336,65 +7269,116 @@
         <w:tc>
           <w:tcPr>
             <w:cnfStyle w:val="001000000000" w:firstRow="0" w:lastRow="0" w:firstColumn="1" w:lastColumn="0" w:oddVBand="0" w:evenVBand="0" w:oddHBand="0" w:evenHBand="0" w:firstRowFirstColumn="0" w:firstRowLastColumn="0" w:lastRowFirstColumn="0" w:lastRowLastColumn="0"/>
-            <w:tcW w:w="2160" w:type="dxa"/>
-          </w:tcPr>
-          <w:p>
-            <w:r>
-              <w:t>Truck Freight Flows / Tonnage</w:t>
-            </w:r>
-          </w:p>
-        </w:tc>
-        <w:tc>
-          <w:tcPr>
-            <w:tcW w:w="2160" w:type="dxa"/>
+            <w:tcW w:w="2145" w:type="dxa"/>
+          </w:tcPr>
+          <w:p>
+            <w:pPr>
+              <w:rPr>
+                <w:rFonts w:ascii="Verdana" w:hAnsi="Verdana"/>
+                <w:sz w:val="20"/>
+                <w:szCs w:val="20"/>
+              </w:rPr>
+            </w:pPr>
+            <w:r>
+              <w:rPr>
+                <w:rFonts w:ascii="Verdana" w:hAnsi="Verdana"/>
+                <w:sz w:val="20"/>
+                <w:szCs w:val="20"/>
+              </w:rPr>
+              <w:t>Truck Freight Flows/Tonnage</w:t>
+            </w:r>
+          </w:p>
+        </w:tc>
+        <w:tc>
+          <w:tcPr>
+            <w:tcW w:w="2161" w:type="dxa"/>
           </w:tcPr>
           <w:p>
             <w:pPr>
               <w:cnfStyle w:val="000000100000" w:firstRow="0" w:lastRow="0" w:firstColumn="0" w:lastColumn="0" w:oddVBand="0" w:evenVBand="0" w:oddHBand="1" w:evenHBand="0" w:firstRowFirstColumn="0" w:firstRowLastColumn="0" w:lastRowFirstColumn="0" w:lastRowLastColumn="0"/>
-            </w:pPr>
-            <w:r>
+              <w:rPr>
+                <w:rFonts w:ascii="Verdana" w:hAnsi="Verdana"/>
+                <w:sz w:val="20"/>
+                <w:szCs w:val="20"/>
+              </w:rPr>
+            </w:pPr>
+            <w:r>
+              <w:rPr>
+                <w:rFonts w:ascii="Verdana" w:hAnsi="Verdana"/>
+                <w:sz w:val="20"/>
+                <w:szCs w:val="20"/>
+              </w:rPr>
               <w:t xml:space="preserve">S&amp;P Global </w:t>
             </w:r>
             <w:proofErr w:type="spellStart"/>
             <w:r>
+              <w:rPr>
+                <w:rFonts w:ascii="Verdana" w:hAnsi="Verdana"/>
+                <w:sz w:val="20"/>
+                <w:szCs w:val="20"/>
+              </w:rPr>
               <w:t>Transearch</w:t>
             </w:r>
             <w:proofErr w:type="spellEnd"/>
             <w:r>
+              <w:rPr>
+                <w:rFonts w:ascii="Verdana" w:hAnsi="Verdana"/>
+                <w:sz w:val="20"/>
+                <w:szCs w:val="20"/>
+              </w:rPr>
               <w:t xml:space="preserve"> Data</w:t>
             </w:r>
           </w:p>
         </w:tc>
         <w:tc>
           <w:tcPr>
-            <w:tcW w:w="2160" w:type="dxa"/>
+            <w:tcW w:w="2162" w:type="dxa"/>
           </w:tcPr>
           <w:p>
             <w:pPr>
               <w:cnfStyle w:val="000000100000" w:firstRow="0" w:lastRow="0" w:firstColumn="0" w:lastColumn="0" w:oddVBand="0" w:evenVBand="0" w:oddHBand="1" w:evenHBand="0" w:firstRowFirstColumn="0" w:firstRowLastColumn="0" w:lastRowFirstColumn="0" w:lastRowLastColumn="0"/>
+              <w:rPr>
+                <w:rFonts w:ascii="Verdana" w:hAnsi="Verdana"/>
+                <w:sz w:val="20"/>
+                <w:szCs w:val="20"/>
+              </w:rPr>
             </w:pPr>
             <w:r>
               <w:rPr>
                 <w:rFonts w:ascii="Segoe UI Symbol" w:hAnsi="Segoe UI Symbol" w:cs="Segoe UI Symbol"/>
+                <w:sz w:val="20"/>
+                <w:szCs w:val="20"/>
               </w:rPr>
               <w:t>✓</w:t>
             </w:r>
             <w:r>
+              <w:rPr>
+                <w:rFonts w:ascii="Verdana" w:hAnsi="Verdana"/>
+                <w:sz w:val="20"/>
+                <w:szCs w:val="20"/>
+              </w:rPr>
               <w:t xml:space="preserve"> 2022, 2050 projections</w:t>
             </w:r>
           </w:p>
         </w:tc>
         <w:tc>
           <w:tcPr>
-            <w:tcW w:w="2160" w:type="dxa"/>
+            <w:tcW w:w="2162" w:type="dxa"/>
           </w:tcPr>
           <w:p>
             <w:pPr>
               <w:cnfStyle w:val="000000100000" w:firstRow="0" w:lastRow="0" w:firstColumn="0" w:lastColumn="0" w:oddVBand="0" w:evenVBand="0" w:oddHBand="1" w:evenHBand="0" w:firstRowFirstColumn="0" w:firstRowLastColumn="0" w:lastRowFirstColumn="0" w:lastRowLastColumn="0"/>
+              <w:rPr>
+                <w:rFonts w:ascii="Verdana" w:hAnsi="Verdana"/>
+                <w:sz w:val="20"/>
+                <w:szCs w:val="20"/>
+              </w:rPr>
             </w:pPr>
             <w:r>
               <w:rPr>
                 <w:rFonts w:ascii="Segoe UI Symbol" w:hAnsi="Segoe UI Symbol" w:cs="Segoe UI Symbol"/>
+                <w:sz w:val="20"/>
+                <w:szCs w:val="20"/>
               </w:rPr>
               <w:t>✗</w:t>
             </w:r>
@@ -4405,57 +7389,114 @@
         <w:tc>
           <w:tcPr>
             <w:cnfStyle w:val="001000000000" w:firstRow="0" w:lastRow="0" w:firstColumn="1" w:lastColumn="0" w:oddVBand="0" w:evenVBand="0" w:oddHBand="0" w:evenHBand="0" w:firstRowFirstColumn="0" w:firstRowLastColumn="0" w:lastRowFirstColumn="0" w:lastRowLastColumn="0"/>
-            <w:tcW w:w="2160" w:type="dxa"/>
-          </w:tcPr>
-          <w:p>
-            <w:r>
+            <w:tcW w:w="2145" w:type="dxa"/>
+          </w:tcPr>
+          <w:p>
+            <w:pPr>
+              <w:rPr>
+                <w:rFonts w:ascii="Verdana" w:hAnsi="Verdana"/>
+                <w:sz w:val="20"/>
+                <w:szCs w:val="20"/>
+              </w:rPr>
+            </w:pPr>
+            <w:r>
+              <w:rPr>
+                <w:rFonts w:ascii="Verdana" w:hAnsi="Verdana"/>
+                <w:sz w:val="20"/>
+                <w:szCs w:val="20"/>
+              </w:rPr>
               <w:t>Population</w:t>
             </w:r>
           </w:p>
         </w:tc>
         <w:tc>
           <w:tcPr>
-            <w:tcW w:w="2160" w:type="dxa"/>
+            <w:tcW w:w="2161" w:type="dxa"/>
           </w:tcPr>
           <w:p>
             <w:pPr>
               <w:cnfStyle w:val="000000000000" w:firstRow="0" w:lastRow="0" w:firstColumn="0" w:lastColumn="0" w:oddVBand="0" w:evenVBand="0" w:oddHBand="0" w:evenHBand="0" w:firstRowFirstColumn="0" w:firstRowLastColumn="0" w:lastRowFirstColumn="0" w:lastRowLastColumn="0"/>
-            </w:pPr>
-            <w:r>
+              <w:rPr>
+                <w:rFonts w:ascii="Verdana" w:hAnsi="Verdana"/>
+                <w:sz w:val="20"/>
+                <w:szCs w:val="20"/>
+              </w:rPr>
+            </w:pPr>
+            <w:r>
+              <w:rPr>
+                <w:rFonts w:ascii="Verdana" w:hAnsi="Verdana"/>
+                <w:sz w:val="20"/>
+                <w:szCs w:val="20"/>
+              </w:rPr>
               <w:t>Texas Demographic Center; INEGI (Mexico)</w:t>
             </w:r>
           </w:p>
         </w:tc>
         <w:tc>
           <w:tcPr>
-            <w:tcW w:w="2160" w:type="dxa"/>
+            <w:tcW w:w="2162" w:type="dxa"/>
           </w:tcPr>
           <w:p>
             <w:pPr>
               <w:cnfStyle w:val="000000000000" w:firstRow="0" w:lastRow="0" w:firstColumn="0" w:lastColumn="0" w:oddVBand="0" w:evenVBand="0" w:oddHBand="0" w:evenHBand="0" w:firstRowFirstColumn="0" w:firstRowLastColumn="0" w:lastRowFirstColumn="0" w:lastRowLastColumn="0"/>
+              <w:rPr>
+                <w:rFonts w:ascii="Verdana" w:hAnsi="Verdana"/>
+                <w:sz w:val="20"/>
+                <w:szCs w:val="20"/>
+              </w:rPr>
             </w:pPr>
             <w:r>
               <w:rPr>
                 <w:rFonts w:ascii="Segoe UI Symbol" w:hAnsi="Segoe UI Symbol" w:cs="Segoe UI Symbol"/>
+                <w:sz w:val="20"/>
+                <w:szCs w:val="20"/>
               </w:rPr>
               <w:t>✓</w:t>
             </w:r>
             <w:r>
-              <w:t xml:space="preserve"> 2020, projections to 2060</w:t>
-            </w:r>
-          </w:p>
-        </w:tc>
-        <w:tc>
-          <w:tcPr>
-            <w:tcW w:w="2160" w:type="dxa"/>
+              <w:rPr>
+                <w:rFonts w:ascii="Verdana" w:hAnsi="Verdana"/>
+                <w:sz w:val="20"/>
+                <w:szCs w:val="20"/>
+              </w:rPr>
+              <w:t xml:space="preserve"> 2020, projections to 20</w:t>
+            </w:r>
+            <w:r>
+              <w:rPr>
+                <w:rFonts w:ascii="Verdana" w:hAnsi="Verdana"/>
+                <w:sz w:val="20"/>
+                <w:szCs w:val="20"/>
+              </w:rPr>
+              <w:t>5</w:t>
+            </w:r>
+            <w:r>
+              <w:rPr>
+                <w:rFonts w:ascii="Verdana" w:hAnsi="Verdana"/>
+                <w:sz w:val="20"/>
+                <w:szCs w:val="20"/>
+              </w:rPr>
+              <w:t>0</w:t>
+            </w:r>
+          </w:p>
+        </w:tc>
+        <w:tc>
+          <w:tcPr>
+            <w:tcW w:w="2162" w:type="dxa"/>
           </w:tcPr>
           <w:p>
             <w:pPr>
               <w:cnfStyle w:val="000000000000" w:firstRow="0" w:lastRow="0" w:firstColumn="0" w:lastColumn="0" w:oddVBand="0" w:evenVBand="0" w:oddHBand="0" w:evenHBand="0" w:firstRowFirstColumn="0" w:firstRowLastColumn="0" w:lastRowFirstColumn="0" w:lastRowLastColumn="0"/>
+              <w:rPr>
+                <w:rFonts w:ascii="Verdana" w:hAnsi="Verdana"/>
+                <w:sz w:val="20"/>
+                <w:szCs w:val="20"/>
+              </w:rPr>
             </w:pPr>
             <w:r>
               <w:rPr>
                 <w:rFonts w:ascii="Segoe UI Symbol" w:hAnsi="Segoe UI Symbol" w:cs="Segoe UI Symbol"/>
+                <w:sz w:val="20"/>
+                <w:szCs w:val="20"/>
               </w:rPr>
               <w:t>✗</w:t>
             </w:r>
@@ -4469,57 +7510,115 @@
         <w:tc>
           <w:tcPr>
             <w:cnfStyle w:val="001000000000" w:firstRow="0" w:lastRow="0" w:firstColumn="1" w:lastColumn="0" w:oddVBand="0" w:evenVBand="0" w:oddHBand="0" w:evenHBand="0" w:firstRowFirstColumn="0" w:firstRowLastColumn="0" w:lastRowFirstColumn="0" w:lastRowLastColumn="0"/>
-            <w:tcW w:w="2160" w:type="dxa"/>
-          </w:tcPr>
-          <w:p>
-            <w:r>
-              <w:t>Employment / GDP</w:t>
-            </w:r>
-          </w:p>
-        </w:tc>
-        <w:tc>
-          <w:tcPr>
-            <w:tcW w:w="2160" w:type="dxa"/>
+            <w:tcW w:w="2145" w:type="dxa"/>
+          </w:tcPr>
+          <w:p>
+            <w:pPr>
+              <w:ind w:right="77"/>
+              <w:rPr>
+                <w:rFonts w:ascii="Verdana" w:hAnsi="Verdana"/>
+                <w:sz w:val="20"/>
+                <w:szCs w:val="20"/>
+              </w:rPr>
+            </w:pPr>
+            <w:r>
+              <w:rPr>
+                <w:rFonts w:ascii="Verdana" w:hAnsi="Verdana"/>
+                <w:sz w:val="20"/>
+                <w:szCs w:val="20"/>
+              </w:rPr>
+              <w:t>Employment/</w:t>
+            </w:r>
+            <w:r>
+              <w:rPr>
+                <w:rFonts w:ascii="Verdana" w:hAnsi="Verdana"/>
+                <w:sz w:val="20"/>
+                <w:szCs w:val="20"/>
+              </w:rPr>
+              <w:t xml:space="preserve"> </w:t>
+            </w:r>
+            <w:r>
+              <w:rPr>
+                <w:rFonts w:ascii="Verdana" w:hAnsi="Verdana"/>
+                <w:sz w:val="20"/>
+                <w:szCs w:val="20"/>
+              </w:rPr>
+              <w:t>GDP</w:t>
+            </w:r>
+          </w:p>
+        </w:tc>
+        <w:tc>
+          <w:tcPr>
+            <w:tcW w:w="2161" w:type="dxa"/>
           </w:tcPr>
           <w:p>
             <w:pPr>
               <w:cnfStyle w:val="000000100000" w:firstRow="0" w:lastRow="0" w:firstColumn="0" w:lastColumn="0" w:oddVBand="0" w:evenVBand="0" w:oddHBand="1" w:evenHBand="0" w:firstRowFirstColumn="0" w:firstRowLastColumn="0" w:lastRowFirstColumn="0" w:lastRowLastColumn="0"/>
-            </w:pPr>
-            <w:r>
+              <w:rPr>
+                <w:rFonts w:ascii="Verdana" w:hAnsi="Verdana"/>
+                <w:sz w:val="20"/>
+                <w:szCs w:val="20"/>
+              </w:rPr>
+            </w:pPr>
+            <w:r>
+              <w:rPr>
+                <w:rFonts w:ascii="Verdana" w:hAnsi="Verdana"/>
+                <w:sz w:val="20"/>
+                <w:szCs w:val="20"/>
+              </w:rPr>
               <w:t>U.S. BEA; INEGI</w:t>
             </w:r>
           </w:p>
         </w:tc>
         <w:tc>
           <w:tcPr>
-            <w:tcW w:w="2160" w:type="dxa"/>
+            <w:tcW w:w="2162" w:type="dxa"/>
           </w:tcPr>
           <w:p>
             <w:pPr>
               <w:cnfStyle w:val="000000100000" w:firstRow="0" w:lastRow="0" w:firstColumn="0" w:lastColumn="0" w:oddVBand="0" w:evenVBand="0" w:oddHBand="1" w:evenHBand="0" w:firstRowFirstColumn="0" w:firstRowLastColumn="0" w:lastRowFirstColumn="0" w:lastRowLastColumn="0"/>
+              <w:rPr>
+                <w:rFonts w:ascii="Verdana" w:hAnsi="Verdana"/>
+                <w:sz w:val="20"/>
+                <w:szCs w:val="20"/>
+              </w:rPr>
             </w:pPr>
             <w:r>
               <w:rPr>
                 <w:rFonts w:ascii="Segoe UI Symbol" w:hAnsi="Segoe UI Symbol" w:cs="Segoe UI Symbol"/>
+                <w:sz w:val="20"/>
+                <w:szCs w:val="20"/>
               </w:rPr>
               <w:t>✓</w:t>
             </w:r>
             <w:r>
+              <w:rPr>
+                <w:rFonts w:ascii="Verdana" w:hAnsi="Verdana"/>
+                <w:sz w:val="20"/>
+                <w:szCs w:val="20"/>
+              </w:rPr>
               <w:t xml:space="preserve"> 2017–2022, projections to 2050</w:t>
             </w:r>
           </w:p>
         </w:tc>
         <w:tc>
           <w:tcPr>
-            <w:tcW w:w="2160" w:type="dxa"/>
+            <w:tcW w:w="2162" w:type="dxa"/>
           </w:tcPr>
           <w:p>
             <w:pPr>
               <w:cnfStyle w:val="000000100000" w:firstRow="0" w:lastRow="0" w:firstColumn="0" w:lastColumn="0" w:oddVBand="0" w:evenVBand="0" w:oddHBand="1" w:evenHBand="0" w:firstRowFirstColumn="0" w:firstRowLastColumn="0" w:lastRowFirstColumn="0" w:lastRowLastColumn="0"/>
+              <w:rPr>
+                <w:rFonts w:ascii="Verdana" w:hAnsi="Verdana"/>
+                <w:sz w:val="20"/>
+                <w:szCs w:val="20"/>
+              </w:rPr>
             </w:pPr>
             <w:r>
               <w:rPr>
                 <w:rFonts w:ascii="Segoe UI Symbol" w:hAnsi="Segoe UI Symbol" w:cs="Segoe UI Symbol"/>
+                <w:sz w:val="20"/>
+                <w:szCs w:val="20"/>
               </w:rPr>
               <w:t>✗</w:t>
             </w:r>
@@ -4527,7 +7626,13 @@
         </w:tc>
       </w:tr>
     </w:tbl>
-    <w:p/>
+    <w:p>
+      <w:pPr>
+        <w:rPr>
+          <w:rFonts w:ascii="Verdana" w:hAnsi="Verdana"/>
+        </w:rPr>
+      </w:pPr>
+    </w:p>
     <w:sectPr>
       <w:pgSz w:w="12240" w:h="15840"/>
       <w:pgMar w:top="1440" w:right="1800" w:bottom="1440" w:left="1800" w:header="720" w:footer="720" w:gutter="0"/>
@@ -4539,7 +7644,7 @@
 </file>
 
 <file path=word/numbering.xml><?xml version="1.0" encoding="utf-8"?>
-<w:numbering xmlns:wpc="http://schemas.microsoft.com/office/word/2010/wordprocessingCanvas" xmlns:cx="http://schemas.microsoft.com/office/drawing/2014/chartex" xmlns:cx1="http://schemas.microsoft.com/office/drawing/2015/9/8/chartex" xmlns:cx2="http://schemas.microsoft.com/office/drawing/2015/10/21/chartex" xmlns:cx3="http://schemas.microsoft.com/office/drawing/2016/5/9/chartex" xmlns:cx4="http://schemas.microsoft.com/office/drawing/2016/5/10/chartex" xmlns:cx5="http://schemas.microsoft.com/office/drawing/2016/5/11/chartex" xmlns:cx6="http://schemas.microsoft.com/office/drawing/2016/5/12/chartex" xmlns:cx7="http://schemas.microsoft.com/office/drawing/2016/5/13/chartex" xmlns:cx8="http://schemas.microsoft.com/office/drawing/2016/5/14/chartex" xmlns:mc="http://schemas.openxmlformats.org/markup-compatibility/2006" xmlns:aink="http://schemas.microsoft.com/office/drawing/2016/ink" xmlns:am3d="http://schemas.microsoft.com/office/drawing/2017/model3d" xmlns:o="urn:schemas-microsoft-com:office:office" xmlns:oel="http://schemas.microsoft.com/office/2019/extlst" xmlns:r="http://schemas.openxmlformats.org/officeDocument/2006/relationships" xmlns:m="http://schemas.openxmlformats.org/officeDocument/2006/math" xmlns:v="urn:schemas-microsoft-com:vml" xmlns:wp14="http://schemas.microsoft.com/office/word/2010/wordprocessingDrawing" xmlns:wp="http://schemas.openxmlformats.org/drawingml/2006/wordprocessingDrawing" xmlns:w10="urn:schemas-microsoft-com:office:word" xmlns:w="http://schemas.openxmlformats.org/wordprocessingml/2006/main" xmlns:w14="http://schemas.microsoft.com/office/word/2010/wordml" xmlns:w15="http://schemas.microsoft.com/office/word/2012/wordml" xmlns:w16cex="http://schemas.microsoft.com/office/word/2018/wordml/cex" xmlns:w16cid="http://schemas.microsoft.com/office/word/2016/wordml/cid" xmlns:w16="http://schemas.microsoft.com/office/word/2018/wordml" xmlns:w16du="http://schemas.microsoft.com/office/word/2023/wordml/word16du" xmlns:w16sdtdh="http://schemas.microsoft.com/office/word/2020/wordml/sdtdatahash" xmlns:w16sdtfl="http://schemas.microsoft.com/office/word/2024/wordml/sdtformatlock" xmlns:w16se="http://schemas.microsoft.com/office/word/2015/wordml/symex" xmlns:wpg="http://schemas.microsoft.com/office/word/2010/wordprocessingGroup" xmlns:wpi="http://schemas.microsoft.com/office/word/2010/wordprocessingInk" xmlns:wne="http://schemas.microsoft.com/office/word/2006/wordml" xmlns:wps="http://schemas.microsoft.com/office/word/2010/wordprocessingShape" mc:Ignorable="w14 w15 w16se w16cid w16 w16cex w16sdtdh w16sdtfl w16du wp14">
+<w:numbering xmlns:wpc="http://schemas.microsoft.com/office/word/2010/wordprocessingCanvas" xmlns:cx="http://schemas.microsoft.com/office/drawing/2014/chartex" xmlns:cx1="http://schemas.microsoft.com/office/drawing/2015/9/8/chartex" xmlns:cx2="http://schemas.microsoft.com/office/drawing/2015/10/21/chartex" xmlns:cx3="http://schemas.microsoft.com/office/drawing/2016/5/9/chartex" xmlns:cx4="http://schemas.microsoft.com/office/drawing/2016/5/10/chartex" xmlns:cx5="http://schemas.microsoft.com/office/drawing/2016/5/11/chartex" xmlns:cx6="http://schemas.microsoft.com/office/drawing/2016/5/12/chartex" xmlns:cx7="http://schemas.microsoft.com/office/drawing/2016/5/13/chartex" xmlns:cx8="http://schemas.microsoft.com/office/drawing/2016/5/14/chartex" xmlns:mc="http://schemas.openxmlformats.org/markup-compatibility/2006" xmlns:aink="http://schemas.microsoft.com/office/drawing/2016/ink" xmlns:am3d="http://schemas.microsoft.com/office/drawing/2017/model3d" xmlns:o="urn:schemas-microsoft-com:office:office" xmlns:r="http://schemas.openxmlformats.org/officeDocument/2006/relationships" xmlns:m="http://schemas.openxmlformats.org/officeDocument/2006/math" xmlns:v="urn:schemas-microsoft-com:vml" xmlns:wp14="http://schemas.microsoft.com/office/word/2010/wordprocessingDrawing" xmlns:wp="http://schemas.openxmlformats.org/drawingml/2006/wordprocessingDrawing" xmlns:w10="urn:schemas-microsoft-com:office:word" xmlns:w="http://schemas.openxmlformats.org/wordprocessingml/2006/main" xmlns:w14="http://schemas.microsoft.com/office/word/2010/wordml" xmlns:w15="http://schemas.microsoft.com/office/word/2012/wordml" xmlns:w16cex="http://schemas.microsoft.com/office/word/2018/wordml/cex" xmlns:w16cid="http://schemas.microsoft.com/office/word/2016/wordml/cid" xmlns:w16="http://schemas.microsoft.com/office/word/2018/wordml" xmlns:w16sdtdh="http://schemas.microsoft.com/office/word/2020/wordml/sdtdatahash" xmlns:w16se="http://schemas.microsoft.com/office/word/2015/wordml/symex" xmlns:wpg="http://schemas.microsoft.com/office/word/2010/wordprocessingGroup" xmlns:wpi="http://schemas.microsoft.com/office/word/2010/wordprocessingInk" xmlns:wne="http://schemas.microsoft.com/office/word/2006/wordml" xmlns:wps="http://schemas.microsoft.com/office/word/2010/wordprocessingShape" mc:Ignorable="w14 w15 w16se w16cid w16 w16cex w16sdtdh wp14">
   <w:abstractNum w:abstractNumId="0" w15:restartNumberingAfterBreak="0">
     <w:nsid w:val="FFFFFF7C"/>
     <w:multiLevelType w:val="singleLevel"/>
@@ -4711,38 +7816,38 @@
       </w:rPr>
     </w:lvl>
   </w:abstractNum>
-  <w:num w:numId="1" w16cid:durableId="1355620724">
+  <w:num w:numId="1">
     <w:abstractNumId w:val="3"/>
   </w:num>
-  <w:num w:numId="2" w16cid:durableId="1942494544">
+  <w:num w:numId="2">
     <w:abstractNumId w:val="5"/>
   </w:num>
-  <w:num w:numId="3" w16cid:durableId="1947931200">
+  <w:num w:numId="3">
     <w:abstractNumId w:val="1"/>
   </w:num>
-  <w:num w:numId="4" w16cid:durableId="1961648750">
+  <w:num w:numId="4">
     <w:abstractNumId w:val="4"/>
   </w:num>
-  <w:num w:numId="5" w16cid:durableId="577131343">
+  <w:num w:numId="5">
     <w:abstractNumId w:val="0"/>
   </w:num>
-  <w:num w:numId="6" w16cid:durableId="631138525">
+  <w:num w:numId="6">
     <w:abstractNumId w:val="6"/>
   </w:num>
-  <w:num w:numId="7" w16cid:durableId="666712995">
+  <w:num w:numId="7">
     <w:abstractNumId w:val="8"/>
   </w:num>
-  <w:num w:numId="8" w16cid:durableId="726681428">
+  <w:num w:numId="8">
     <w:abstractNumId w:val="7"/>
   </w:num>
-  <w:num w:numId="9" w16cid:durableId="966200890">
+  <w:num w:numId="9">
     <w:abstractNumId w:val="2"/>
   </w:num>
 </w:numbering>
 </file>
 
 <file path=word/styles.xml><?xml version="1.0" encoding="utf-8"?>
-<w:styles xmlns:mc="http://schemas.openxmlformats.org/markup-compatibility/2006" xmlns:r="http://schemas.openxmlformats.org/officeDocument/2006/relationships" xmlns:w="http://schemas.openxmlformats.org/wordprocessingml/2006/main" xmlns:w14="http://schemas.microsoft.com/office/word/2010/wordml" xmlns:w15="http://schemas.microsoft.com/office/word/2012/wordml" xmlns:w16cex="http://schemas.microsoft.com/office/word/2018/wordml/cex" xmlns:w16cid="http://schemas.microsoft.com/office/word/2016/wordml/cid" xmlns:w16="http://schemas.microsoft.com/office/word/2018/wordml" xmlns:w16du="http://schemas.microsoft.com/office/word/2023/wordml/word16du" xmlns:w16sdtdh="http://schemas.microsoft.com/office/word/2020/wordml/sdtdatahash" xmlns:w16sdtfl="http://schemas.microsoft.com/office/word/2024/wordml/sdtformatlock" xmlns:w16se="http://schemas.microsoft.com/office/word/2015/wordml/symex" mc:Ignorable="w14 w15 w16se w16cid w16 w16cex w16sdtdh w16sdtfl w16du">
+<w:styles xmlns:mc="http://schemas.openxmlformats.org/markup-compatibility/2006" xmlns:r="http://schemas.openxmlformats.org/officeDocument/2006/relationships" xmlns:w="http://schemas.openxmlformats.org/wordprocessingml/2006/main" xmlns:w14="http://schemas.microsoft.com/office/word/2010/wordml" xmlns:w15="http://schemas.microsoft.com/office/word/2012/wordml" xmlns:w16cex="http://schemas.microsoft.com/office/word/2018/wordml/cex" xmlns:w16cid="http://schemas.microsoft.com/office/word/2016/wordml/cid" xmlns:w16="http://schemas.microsoft.com/office/word/2018/wordml" xmlns:w16sdtdh="http://schemas.microsoft.com/office/word/2020/wordml/sdtdatahash" xmlns:w16se="http://schemas.microsoft.com/office/word/2015/wordml/symex" mc:Ignorable="w14 w15 w16se w16cid w16 w16cex w16sdtdh">
   <w:docDefaults>
     <w:rPrDefault>
       <w:rPr>
@@ -16197,6 +19302,18 @@
       </w:tcPr>
     </w:tblStylePr>
   </w:style>
+  <w:style w:type="character" w:styleId="Hyperlink">
+    <w:name w:val="Hyperlink"/>
+    <w:basedOn w:val="DefaultParagraphFont"/>
+    <w:uiPriority w:val="99"/>
+    <w:semiHidden/>
+    <w:unhideWhenUsed/>
+    <w:rsid w:val="00623215"/>
+    <w:rPr>
+      <w:color w:val="0000FF"/>
+      <w:u w:val="single"/>
+    </w:rPr>
+  </w:style>
 </w:styles>
 </file>
 
@@ -16521,14 +19638,7 @@
 </file>
 
 <file path=customXml/item1.xml><?xml version="1.0" encoding="utf-8"?>
-<p:properties xmlns:p="http://schemas.microsoft.com/office/2006/metadata/properties" xmlns:xsi="http://www.w3.org/2001/XMLSchema-instance" xmlns:pc="http://schemas.microsoft.com/office/infopath/2007/PartnerControls">
-  <documentManagement>
-    <TaxCatchAll xmlns="82049778-1698-4f71-891d-d0468521a2c4" xsi:nil="true"/>
-    <lcf76f155ced4ddcb4097134ff3c332f xmlns="d944a76f-f1c4-4c35-8718-0da1a89f998d">
-      <Terms xmlns="http://schemas.microsoft.com/office/infopath/2007/PartnerControls"/>
-    </lcf76f155ced4ddcb4097134ff3c332f>
-  </documentManagement>
-</p:properties>
+<b:Sources xmlns:b="http://schemas.openxmlformats.org/officeDocument/2006/bibliography" xmlns="http://schemas.openxmlformats.org/officeDocument/2006/bibliography" SelectedStyle="/APA.XSL" StyleName="APA"/>
 </file>
 
 <file path=customXml/item2.xml><?xml version="1.0" encoding="utf-8"?>
@@ -16739,7 +19849,14 @@
 </file>
 
 <file path=customXml/item3.xml><?xml version="1.0" encoding="utf-8"?>
-<b:Sources xmlns:b="http://schemas.openxmlformats.org/officeDocument/2006/bibliography" xmlns="http://schemas.openxmlformats.org/officeDocument/2006/bibliography" SelectedStyle="/APA.XSL" StyleName="APA"/>
+<p:properties xmlns:p="http://schemas.microsoft.com/office/2006/metadata/properties" xmlns:xsi="http://www.w3.org/2001/XMLSchema-instance" xmlns:pc="http://schemas.microsoft.com/office/infopath/2007/PartnerControls">
+  <documentManagement>
+    <TaxCatchAll xmlns="82049778-1698-4f71-891d-d0468521a2c4" xsi:nil="true"/>
+    <lcf76f155ced4ddcb4097134ff3c332f xmlns="d944a76f-f1c4-4c35-8718-0da1a89f998d">
+      <Terms xmlns="http://schemas.microsoft.com/office/infopath/2007/PartnerControls"/>
+    </lcf76f155ced4ddcb4097134ff3c332f>
+  </documentManagement>
+</p:properties>
 </file>
 
 <file path=customXml/item4.xml><?xml version="1.0" encoding="utf-8"?>
@@ -16752,12 +19869,9 @@
 </file>
 
 <file path=customXml/itemProps1.xml><?xml version="1.0" encoding="utf-8"?>
-<ds:datastoreItem xmlns:ds="http://schemas.openxmlformats.org/officeDocument/2006/customXml" ds:itemID="{6F3E60DA-7FBA-427E-8A1F-68B48C57A8FB}">
+<ds:datastoreItem xmlns:ds="http://schemas.openxmlformats.org/officeDocument/2006/customXml" ds:itemID="{EF278816-EC6F-A645-907D-7F25AECB1D4A}">
   <ds:schemaRefs>
-    <ds:schemaRef ds:uri="http://schemas.microsoft.com/office/2006/metadata/properties"/>
-    <ds:schemaRef ds:uri="http://schemas.microsoft.com/office/infopath/2007/PartnerControls"/>
-    <ds:schemaRef ds:uri="82049778-1698-4f71-891d-d0468521a2c4"/>
-    <ds:schemaRef ds:uri="d944a76f-f1c4-4c35-8718-0da1a89f998d"/>
+    <ds:schemaRef ds:uri="http://schemas.openxmlformats.org/officeDocument/2006/bibliography"/>
   </ds:schemaRefs>
 </ds:datastoreItem>
 </file>
@@ -16782,9 +19896,12 @@
 </file>
 
 <file path=customXml/itemProps3.xml><?xml version="1.0" encoding="utf-8"?>
-<ds:datastoreItem xmlns:ds="http://schemas.openxmlformats.org/officeDocument/2006/customXml" ds:itemID="{EF278816-EC6F-A645-907D-7F25AECB1D4A}">
+<ds:datastoreItem xmlns:ds="http://schemas.openxmlformats.org/officeDocument/2006/customXml" ds:itemID="{6F3E60DA-7FBA-427E-8A1F-68B48C57A8FB}">
   <ds:schemaRefs>
-    <ds:schemaRef ds:uri="http://schemas.openxmlformats.org/officeDocument/2006/bibliography"/>
+    <ds:schemaRef ds:uri="http://schemas.microsoft.com/office/2006/metadata/properties"/>
+    <ds:schemaRef ds:uri="http://schemas.microsoft.com/office/infopath/2007/PartnerControls"/>
+    <ds:schemaRef ds:uri="82049778-1698-4f71-891d-d0468521a2c4"/>
+    <ds:schemaRef ds:uri="d944a76f-f1c4-4c35-8718-0da1a89f998d"/>
   </ds:schemaRefs>
 </ds:datastoreItem>
 </file>
